--- a/What Is ReactJs.docx
+++ b/What Is ReactJs.docx
@@ -3346,6 +3346,3361 @@
         <w:t>React Arrow Function Component Export</w:t>
       </w:r>
     </w:p>
+    <w:p>
+      <w:pPr>
+        <w:rPr>
+          <w:rFonts w:ascii="Consolas" w:eastAsia="Times New Roman" w:hAnsi="Consolas" w:cs="Times New Roman"/>
+          <w:sz w:val="21"/>
+          <w:szCs w:val="21"/>
+          <w:lang w:eastAsia="en-IN"/>
+        </w:rPr>
+      </w:pPr>
+    </w:p>
+    <w:p>
+      <w:pPr>
+        <w:rPr>
+          <w:rFonts w:ascii="Consolas" w:eastAsia="Times New Roman" w:hAnsi="Consolas" w:cs="Times New Roman"/>
+          <w:sz w:val="21"/>
+          <w:szCs w:val="21"/>
+          <w:lang w:eastAsia="en-IN"/>
+        </w:rPr>
+      </w:pPr>
+    </w:p>
+    <w:p>
+      <w:pPr>
+        <w:pStyle w:val="ListParagraph"/>
+        <w:numPr>
+          <w:ilvl w:val="0"/>
+          <w:numId w:val="4"/>
+        </w:numPr>
+        <w:jc w:val="center"/>
+        <w:rPr>
+          <w:rFonts w:ascii="Consolas" w:eastAsia="Times New Roman" w:hAnsi="Consolas" w:cs="Times New Roman"/>
+          <w:sz w:val="21"/>
+          <w:szCs w:val="21"/>
+          <w:lang w:eastAsia="en-IN"/>
+        </w:rPr>
+      </w:pPr>
+      <w:proofErr w:type="spellStart"/>
+      <w:r>
+        <w:rPr>
+          <w:rFonts w:ascii="Bodoni MT Black" w:hAnsi="Bodoni MT Black"/>
+          <w:b/>
+          <w:bCs/>
+          <w:sz w:val="60"/>
+          <w:szCs w:val="60"/>
+          <w:lang w:val="en-US"/>
+        </w:rPr>
+        <w:t>HooK</w:t>
+      </w:r>
+      <w:proofErr w:type="spellEnd"/>
+    </w:p>
+    <w:p>
+      <w:pPr>
+        <w:pStyle w:val="ListParagraph"/>
+        <w:numPr>
+          <w:ilvl w:val="0"/>
+          <w:numId w:val="11"/>
+        </w:numPr>
+        <w:rPr>
+          <w:rFonts w:ascii="Consolas" w:eastAsia="Times New Roman" w:hAnsi="Consolas" w:cs="Times New Roman"/>
+          <w:sz w:val="21"/>
+          <w:szCs w:val="21"/>
+          <w:lang w:eastAsia="en-IN"/>
+        </w:rPr>
+      </w:pPr>
+      <w:r>
+        <w:rPr>
+          <w:rFonts w:ascii="Consolas" w:eastAsia="Times New Roman" w:hAnsi="Consolas" w:cs="Times New Roman"/>
+          <w:sz w:val="21"/>
+          <w:szCs w:val="21"/>
+          <w:lang w:eastAsia="en-IN"/>
+        </w:rPr>
+        <w:t>Why Hooks?</w:t>
+      </w:r>
+    </w:p>
+    <w:p>
+      <w:pPr>
+        <w:pStyle w:val="ListParagraph"/>
+        <w:ind w:left="1800"/>
+        <w:rPr>
+          <w:rFonts w:ascii="Consolas" w:eastAsia="Times New Roman" w:hAnsi="Consolas" w:cs="Times New Roman"/>
+          <w:sz w:val="21"/>
+          <w:szCs w:val="21"/>
+          <w:lang w:eastAsia="en-IN"/>
+        </w:rPr>
+      </w:pPr>
+      <w:r>
+        <w:rPr>
+          <w:rFonts w:ascii="Consolas" w:eastAsia="Times New Roman" w:hAnsi="Consolas" w:cs="Times New Roman"/>
+          <w:sz w:val="21"/>
+          <w:szCs w:val="21"/>
+          <w:lang w:eastAsia="en-IN"/>
+        </w:rPr>
+        <w:t>Hooks allow you to:</w:t>
+      </w:r>
+    </w:p>
+    <w:p>
+      <w:pPr>
+        <w:pStyle w:val="ListParagraph"/>
+        <w:numPr>
+          <w:ilvl w:val="0"/>
+          <w:numId w:val="12"/>
+        </w:numPr>
+        <w:rPr>
+          <w:rFonts w:ascii="Consolas" w:eastAsia="Times New Roman" w:hAnsi="Consolas" w:cs="Times New Roman"/>
+          <w:sz w:val="21"/>
+          <w:szCs w:val="21"/>
+          <w:lang w:eastAsia="en-IN"/>
+        </w:rPr>
+      </w:pPr>
+      <w:r>
+        <w:rPr>
+          <w:rFonts w:ascii="Consolas" w:eastAsia="Times New Roman" w:hAnsi="Consolas" w:cs="Times New Roman"/>
+          <w:sz w:val="21"/>
+          <w:szCs w:val="21"/>
+          <w:lang w:eastAsia="en-IN"/>
+        </w:rPr>
+        <w:t xml:space="preserve">Store and update data (state) </w:t>
+      </w:r>
+    </w:p>
+    <w:p>
+      <w:pPr>
+        <w:pStyle w:val="ListParagraph"/>
+        <w:numPr>
+          <w:ilvl w:val="0"/>
+          <w:numId w:val="12"/>
+        </w:numPr>
+        <w:rPr>
+          <w:rFonts w:ascii="Consolas" w:eastAsia="Times New Roman" w:hAnsi="Consolas" w:cs="Times New Roman"/>
+          <w:sz w:val="21"/>
+          <w:szCs w:val="21"/>
+          <w:lang w:eastAsia="en-IN"/>
+        </w:rPr>
+      </w:pPr>
+      <w:r>
+        <w:rPr>
+          <w:rFonts w:ascii="Consolas" w:eastAsia="Times New Roman" w:hAnsi="Consolas" w:cs="Times New Roman"/>
+          <w:sz w:val="21"/>
+          <w:szCs w:val="21"/>
+          <w:lang w:eastAsia="en-IN"/>
+        </w:rPr>
+        <w:t xml:space="preserve">Run code when a component loads or updates </w:t>
+      </w:r>
+    </w:p>
+    <w:p>
+      <w:pPr>
+        <w:pStyle w:val="ListParagraph"/>
+        <w:numPr>
+          <w:ilvl w:val="0"/>
+          <w:numId w:val="12"/>
+        </w:numPr>
+        <w:rPr>
+          <w:rFonts w:ascii="Consolas" w:eastAsia="Times New Roman" w:hAnsi="Consolas" w:cs="Times New Roman"/>
+          <w:sz w:val="21"/>
+          <w:szCs w:val="21"/>
+          <w:lang w:eastAsia="en-IN"/>
+        </w:rPr>
+      </w:pPr>
+      <w:r>
+        <w:rPr>
+          <w:rFonts w:ascii="Consolas" w:eastAsia="Times New Roman" w:hAnsi="Consolas" w:cs="Times New Roman"/>
+          <w:sz w:val="21"/>
+          <w:szCs w:val="21"/>
+          <w:lang w:eastAsia="en-IN"/>
+        </w:rPr>
+        <w:t xml:space="preserve">Share logic between components </w:t>
+      </w:r>
+    </w:p>
+    <w:p>
+      <w:pPr>
+        <w:pStyle w:val="ListParagraph"/>
+        <w:numPr>
+          <w:ilvl w:val="0"/>
+          <w:numId w:val="12"/>
+        </w:numPr>
+        <w:rPr>
+          <w:rFonts w:ascii="Consolas" w:eastAsia="Times New Roman" w:hAnsi="Consolas" w:cs="Times New Roman"/>
+          <w:sz w:val="21"/>
+          <w:szCs w:val="21"/>
+          <w:lang w:eastAsia="en-IN"/>
+        </w:rPr>
+      </w:pPr>
+      <w:r>
+        <w:rPr>
+          <w:rFonts w:ascii="Consolas" w:eastAsia="Times New Roman" w:hAnsi="Consolas" w:cs="Times New Roman"/>
+          <w:sz w:val="21"/>
+          <w:szCs w:val="21"/>
+          <w:lang w:eastAsia="en-IN"/>
+        </w:rPr>
+        <w:t xml:space="preserve">Access React context </w:t>
+      </w:r>
+    </w:p>
+    <w:p>
+      <w:pPr>
+        <w:pStyle w:val="ListParagraph"/>
+        <w:numPr>
+          <w:ilvl w:val="0"/>
+          <w:numId w:val="12"/>
+        </w:numPr>
+        <w:rPr>
+          <w:rFonts w:ascii="Consolas" w:eastAsia="Times New Roman" w:hAnsi="Consolas" w:cs="Times New Roman"/>
+          <w:sz w:val="21"/>
+          <w:szCs w:val="21"/>
+          <w:lang w:eastAsia="en-IN"/>
+        </w:rPr>
+      </w:pPr>
+      <w:r>
+        <w:rPr>
+          <w:rFonts w:ascii="Consolas" w:eastAsia="Times New Roman" w:hAnsi="Consolas" w:cs="Times New Roman"/>
+          <w:sz w:val="21"/>
+          <w:szCs w:val="21"/>
+          <w:lang w:eastAsia="en-IN"/>
+        </w:rPr>
+        <w:t>Improve code readability</w:t>
+      </w:r>
+    </w:p>
+    <w:p>
+      <w:pPr>
+        <w:pStyle w:val="ListParagraph"/>
+        <w:ind w:left="1800"/>
+        <w:rPr>
+          <w:rFonts w:ascii="Consolas" w:eastAsia="Times New Roman" w:hAnsi="Consolas" w:cs="Times New Roman"/>
+          <w:sz w:val="21"/>
+          <w:szCs w:val="21"/>
+          <w:lang w:eastAsia="en-IN"/>
+        </w:rPr>
+      </w:pPr>
+    </w:p>
+    <w:p>
+      <w:pPr>
+        <w:pStyle w:val="ListParagraph"/>
+        <w:ind w:left="1800"/>
+        <w:rPr>
+          <w:rFonts w:ascii="Consolas" w:eastAsia="Times New Roman" w:hAnsi="Consolas" w:cs="Times New Roman"/>
+          <w:b/>
+          <w:bCs/>
+          <w:sz w:val="21"/>
+          <w:szCs w:val="21"/>
+          <w:lang w:eastAsia="en-IN"/>
+        </w:rPr>
+      </w:pPr>
+      <w:r>
+        <w:rPr>
+          <w:rFonts w:ascii="Consolas" w:eastAsia="Times New Roman" w:hAnsi="Consolas" w:cs="Times New Roman"/>
+          <w:b/>
+          <w:bCs/>
+          <w:sz w:val="21"/>
+          <w:szCs w:val="21"/>
+          <w:lang w:eastAsia="en-IN"/>
+        </w:rPr>
+        <w:t xml:space="preserve">1. </w:t>
+      </w:r>
+      <w:proofErr w:type="spellStart"/>
+      <w:r>
+        <w:rPr>
+          <w:rFonts w:ascii="Consolas" w:eastAsia="Times New Roman" w:hAnsi="Consolas" w:cs="Times New Roman"/>
+          <w:b/>
+          <w:bCs/>
+          <w:sz w:val="21"/>
+          <w:szCs w:val="21"/>
+          <w:lang w:eastAsia="en-IN"/>
+        </w:rPr>
+        <w:t>useState</w:t>
+      </w:r>
+      <w:proofErr w:type="spellEnd"/>
+      <w:r>
+        <w:rPr>
+          <w:rFonts w:ascii="Consolas" w:eastAsia="Times New Roman" w:hAnsi="Consolas" w:cs="Times New Roman"/>
+          <w:b/>
+          <w:bCs/>
+          <w:sz w:val="21"/>
+          <w:szCs w:val="21"/>
+          <w:lang w:eastAsia="en-IN"/>
+        </w:rPr>
+        <w:t xml:space="preserve"> Hook</w:t>
+      </w:r>
+    </w:p>
+    <w:p>
+      <w:pPr>
+        <w:pStyle w:val="ListParagraph"/>
+        <w:ind w:left="1800"/>
+        <w:rPr>
+          <w:rFonts w:ascii="Consolas" w:eastAsia="Times New Roman" w:hAnsi="Consolas" w:cs="Times New Roman"/>
+          <w:sz w:val="21"/>
+          <w:szCs w:val="21"/>
+          <w:lang w:eastAsia="en-IN"/>
+        </w:rPr>
+      </w:pPr>
+      <w:r>
+        <w:rPr>
+          <w:rFonts w:ascii="Consolas" w:eastAsia="Times New Roman" w:hAnsi="Consolas" w:cs="Times New Roman"/>
+          <w:sz w:val="21"/>
+          <w:szCs w:val="21"/>
+          <w:lang w:eastAsia="en-IN"/>
+        </w:rPr>
+        <w:t>Used to store and update state in a component.</w:t>
+      </w:r>
+    </w:p>
+    <w:p>
+      <w:pPr>
+        <w:pStyle w:val="ListParagraph"/>
+        <w:ind w:left="1800"/>
+        <w:rPr>
+          <w:rFonts w:ascii="Consolas" w:eastAsia="Times New Roman" w:hAnsi="Consolas" w:cs="Times New Roman"/>
+          <w:b/>
+          <w:bCs/>
+          <w:sz w:val="21"/>
+          <w:szCs w:val="21"/>
+          <w:lang w:eastAsia="en-IN"/>
+        </w:rPr>
+      </w:pPr>
+      <w:r>
+        <w:rPr>
+          <w:rFonts w:ascii="Consolas" w:eastAsia="Times New Roman" w:hAnsi="Consolas" w:cs="Times New Roman"/>
+          <w:b/>
+          <w:bCs/>
+          <w:sz w:val="21"/>
+          <w:szCs w:val="21"/>
+          <w:lang w:eastAsia="en-IN"/>
+        </w:rPr>
+        <w:t>Example</w:t>
+      </w:r>
+    </w:p>
+    <w:p>
+      <w:pPr>
+        <w:pStyle w:val="ListParagraph"/>
+        <w:ind w:left="1800"/>
+        <w:rPr>
+          <w:rFonts w:ascii="Consolas" w:eastAsia="Times New Roman" w:hAnsi="Consolas" w:cs="Times New Roman"/>
+          <w:sz w:val="21"/>
+          <w:szCs w:val="21"/>
+          <w:lang w:eastAsia="en-IN"/>
+        </w:rPr>
+      </w:pPr>
+      <w:r>
+        <w:rPr>
+          <w:rFonts w:ascii="Consolas" w:eastAsia="Times New Roman" w:hAnsi="Consolas" w:cs="Times New Roman"/>
+          <w:sz w:val="21"/>
+          <w:szCs w:val="21"/>
+          <w:lang w:eastAsia="en-IN"/>
+        </w:rPr>
+        <w:t xml:space="preserve">import React, { </w:t>
+      </w:r>
+      <w:proofErr w:type="spellStart"/>
+      <w:r>
+        <w:rPr>
+          <w:rFonts w:ascii="Consolas" w:eastAsia="Times New Roman" w:hAnsi="Consolas" w:cs="Times New Roman"/>
+          <w:sz w:val="21"/>
+          <w:szCs w:val="21"/>
+          <w:lang w:eastAsia="en-IN"/>
+        </w:rPr>
+        <w:t>useState</w:t>
+      </w:r>
+      <w:proofErr w:type="spellEnd"/>
+      <w:r>
+        <w:rPr>
+          <w:rFonts w:ascii="Consolas" w:eastAsia="Times New Roman" w:hAnsi="Consolas" w:cs="Times New Roman"/>
+          <w:sz w:val="21"/>
+          <w:szCs w:val="21"/>
+          <w:lang w:eastAsia="en-IN"/>
+        </w:rPr>
+        <w:t xml:space="preserve"> } from "react";</w:t>
+      </w:r>
+      <w:r>
+        <w:rPr>
+          <w:rFonts w:ascii="Consolas" w:eastAsia="Times New Roman" w:hAnsi="Consolas" w:cs="Times New Roman"/>
+          <w:sz w:val="21"/>
+          <w:szCs w:val="21"/>
+          <w:lang w:eastAsia="en-IN"/>
+        </w:rPr>
+        <w:br/>
+      </w:r>
+      <w:r>
+        <w:rPr>
+          <w:rFonts w:ascii="Consolas" w:eastAsia="Times New Roman" w:hAnsi="Consolas" w:cs="Times New Roman"/>
+          <w:sz w:val="21"/>
+          <w:szCs w:val="21"/>
+          <w:lang w:eastAsia="en-IN"/>
+        </w:rPr>
+        <w:br/>
+        <w:t>function Counter() {</w:t>
+      </w:r>
+      <w:r>
+        <w:rPr>
+          <w:rFonts w:ascii="Consolas" w:eastAsia="Times New Roman" w:hAnsi="Consolas" w:cs="Times New Roman"/>
+          <w:sz w:val="21"/>
+          <w:szCs w:val="21"/>
+          <w:lang w:eastAsia="en-IN"/>
+        </w:rPr>
+        <w:br/>
+        <w:t xml:space="preserve">  </w:t>
+      </w:r>
+      <w:proofErr w:type="spellStart"/>
+      <w:r>
+        <w:rPr>
+          <w:rFonts w:ascii="Consolas" w:eastAsia="Times New Roman" w:hAnsi="Consolas" w:cs="Times New Roman"/>
+          <w:sz w:val="21"/>
+          <w:szCs w:val="21"/>
+          <w:lang w:eastAsia="en-IN"/>
+        </w:rPr>
+        <w:t>const</w:t>
+      </w:r>
+      <w:proofErr w:type="spellEnd"/>
+      <w:r>
+        <w:rPr>
+          <w:rFonts w:ascii="Consolas" w:eastAsia="Times New Roman" w:hAnsi="Consolas" w:cs="Times New Roman"/>
+          <w:sz w:val="21"/>
+          <w:szCs w:val="21"/>
+          <w:lang w:eastAsia="en-IN"/>
+        </w:rPr>
+        <w:t xml:space="preserve"> [count, </w:t>
+      </w:r>
+      <w:proofErr w:type="spellStart"/>
+      <w:r>
+        <w:rPr>
+          <w:rFonts w:ascii="Consolas" w:eastAsia="Times New Roman" w:hAnsi="Consolas" w:cs="Times New Roman"/>
+          <w:sz w:val="21"/>
+          <w:szCs w:val="21"/>
+          <w:lang w:eastAsia="en-IN"/>
+        </w:rPr>
+        <w:t>setCount</w:t>
+      </w:r>
+      <w:proofErr w:type="spellEnd"/>
+      <w:r>
+        <w:rPr>
+          <w:rFonts w:ascii="Consolas" w:eastAsia="Times New Roman" w:hAnsi="Consolas" w:cs="Times New Roman"/>
+          <w:sz w:val="21"/>
+          <w:szCs w:val="21"/>
+          <w:lang w:eastAsia="en-IN"/>
+        </w:rPr>
+        <w:t xml:space="preserve">] = </w:t>
+      </w:r>
+      <w:proofErr w:type="spellStart"/>
+      <w:r>
+        <w:rPr>
+          <w:rFonts w:ascii="Consolas" w:eastAsia="Times New Roman" w:hAnsi="Consolas" w:cs="Times New Roman"/>
+          <w:sz w:val="21"/>
+          <w:szCs w:val="21"/>
+          <w:lang w:eastAsia="en-IN"/>
+        </w:rPr>
+        <w:t>useState</w:t>
+      </w:r>
+      <w:proofErr w:type="spellEnd"/>
+      <w:r>
+        <w:rPr>
+          <w:rFonts w:ascii="Consolas" w:eastAsia="Times New Roman" w:hAnsi="Consolas" w:cs="Times New Roman"/>
+          <w:sz w:val="21"/>
+          <w:szCs w:val="21"/>
+          <w:lang w:eastAsia="en-IN"/>
+        </w:rPr>
+        <w:t>(0);</w:t>
+      </w:r>
+      <w:r>
+        <w:rPr>
+          <w:rFonts w:ascii="Consolas" w:eastAsia="Times New Roman" w:hAnsi="Consolas" w:cs="Times New Roman"/>
+          <w:sz w:val="21"/>
+          <w:szCs w:val="21"/>
+          <w:lang w:eastAsia="en-IN"/>
+        </w:rPr>
+        <w:br/>
+      </w:r>
+      <w:r>
+        <w:rPr>
+          <w:rFonts w:ascii="Consolas" w:eastAsia="Times New Roman" w:hAnsi="Consolas" w:cs="Times New Roman"/>
+          <w:sz w:val="21"/>
+          <w:szCs w:val="21"/>
+          <w:lang w:eastAsia="en-IN"/>
+        </w:rPr>
+        <w:br/>
+        <w:t xml:space="preserve">  return (</w:t>
+      </w:r>
+      <w:r>
+        <w:rPr>
+          <w:rFonts w:ascii="Consolas" w:eastAsia="Times New Roman" w:hAnsi="Consolas" w:cs="Times New Roman"/>
+          <w:sz w:val="21"/>
+          <w:szCs w:val="21"/>
+          <w:lang w:eastAsia="en-IN"/>
+        </w:rPr>
+        <w:br/>
+        <w:t xml:space="preserve">    &lt;div&gt;</w:t>
+      </w:r>
+      <w:r>
+        <w:rPr>
+          <w:rFonts w:ascii="Consolas" w:eastAsia="Times New Roman" w:hAnsi="Consolas" w:cs="Times New Roman"/>
+          <w:sz w:val="21"/>
+          <w:szCs w:val="21"/>
+          <w:lang w:eastAsia="en-IN"/>
+        </w:rPr>
+        <w:br/>
+        <w:t xml:space="preserve">      &lt;h2&gt;Count: {count}&lt;/h2&gt;</w:t>
+      </w:r>
+      <w:r>
+        <w:rPr>
+          <w:rFonts w:ascii="Consolas" w:eastAsia="Times New Roman" w:hAnsi="Consolas" w:cs="Times New Roman"/>
+          <w:sz w:val="21"/>
+          <w:szCs w:val="21"/>
+          <w:lang w:eastAsia="en-IN"/>
+        </w:rPr>
+        <w:br/>
+        <w:t xml:space="preserve">      &lt;button </w:t>
+      </w:r>
+      <w:proofErr w:type="spellStart"/>
+      <w:r>
+        <w:rPr>
+          <w:rFonts w:ascii="Consolas" w:eastAsia="Times New Roman" w:hAnsi="Consolas" w:cs="Times New Roman"/>
+          <w:sz w:val="21"/>
+          <w:szCs w:val="21"/>
+          <w:lang w:eastAsia="en-IN"/>
+        </w:rPr>
+        <w:t>onClick</w:t>
+      </w:r>
+      <w:proofErr w:type="spellEnd"/>
+      <w:r>
+        <w:rPr>
+          <w:rFonts w:ascii="Consolas" w:eastAsia="Times New Roman" w:hAnsi="Consolas" w:cs="Times New Roman"/>
+          <w:sz w:val="21"/>
+          <w:szCs w:val="21"/>
+          <w:lang w:eastAsia="en-IN"/>
+        </w:rPr>
+        <w:t xml:space="preserve">={() =&gt; </w:t>
+      </w:r>
+      <w:proofErr w:type="spellStart"/>
+      <w:r>
+        <w:rPr>
+          <w:rFonts w:ascii="Consolas" w:eastAsia="Times New Roman" w:hAnsi="Consolas" w:cs="Times New Roman"/>
+          <w:sz w:val="21"/>
+          <w:szCs w:val="21"/>
+          <w:lang w:eastAsia="en-IN"/>
+        </w:rPr>
+        <w:t>setCount</w:t>
+      </w:r>
+      <w:proofErr w:type="spellEnd"/>
+      <w:r>
+        <w:rPr>
+          <w:rFonts w:ascii="Consolas" w:eastAsia="Times New Roman" w:hAnsi="Consolas" w:cs="Times New Roman"/>
+          <w:sz w:val="21"/>
+          <w:szCs w:val="21"/>
+          <w:lang w:eastAsia="en-IN"/>
+        </w:rPr>
+        <w:t>(count + 1)}&gt;</w:t>
+      </w:r>
+      <w:r>
+        <w:rPr>
+          <w:rFonts w:ascii="Consolas" w:eastAsia="Times New Roman" w:hAnsi="Consolas" w:cs="Times New Roman"/>
+          <w:sz w:val="21"/>
+          <w:szCs w:val="21"/>
+          <w:lang w:eastAsia="en-IN"/>
+        </w:rPr>
+        <w:br/>
+        <w:t xml:space="preserve">        Increment</w:t>
+      </w:r>
+      <w:r>
+        <w:rPr>
+          <w:rFonts w:ascii="Consolas" w:eastAsia="Times New Roman" w:hAnsi="Consolas" w:cs="Times New Roman"/>
+          <w:sz w:val="21"/>
+          <w:szCs w:val="21"/>
+          <w:lang w:eastAsia="en-IN"/>
+        </w:rPr>
+        <w:br/>
+        <w:t xml:space="preserve">      &lt;/button&gt;</w:t>
+      </w:r>
+      <w:r>
+        <w:rPr>
+          <w:rFonts w:ascii="Consolas" w:eastAsia="Times New Roman" w:hAnsi="Consolas" w:cs="Times New Roman"/>
+          <w:sz w:val="21"/>
+          <w:szCs w:val="21"/>
+          <w:lang w:eastAsia="en-IN"/>
+        </w:rPr>
+        <w:br/>
+        <w:t xml:space="preserve">    &lt;/div&gt;</w:t>
+      </w:r>
+      <w:r>
+        <w:rPr>
+          <w:rFonts w:ascii="Consolas" w:eastAsia="Times New Roman" w:hAnsi="Consolas" w:cs="Times New Roman"/>
+          <w:sz w:val="21"/>
+          <w:szCs w:val="21"/>
+          <w:lang w:eastAsia="en-IN"/>
+        </w:rPr>
+        <w:br/>
+        <w:t xml:space="preserve">  );</w:t>
+      </w:r>
+      <w:r>
+        <w:rPr>
+          <w:rFonts w:ascii="Consolas" w:eastAsia="Times New Roman" w:hAnsi="Consolas" w:cs="Times New Roman"/>
+          <w:sz w:val="21"/>
+          <w:szCs w:val="21"/>
+          <w:lang w:eastAsia="en-IN"/>
+        </w:rPr>
+        <w:br/>
+        <w:t>}</w:t>
+      </w:r>
+      <w:r>
+        <w:rPr>
+          <w:rFonts w:ascii="Consolas" w:eastAsia="Times New Roman" w:hAnsi="Consolas" w:cs="Times New Roman"/>
+          <w:sz w:val="21"/>
+          <w:szCs w:val="21"/>
+          <w:lang w:eastAsia="en-IN"/>
+        </w:rPr>
+        <w:br/>
+      </w:r>
+      <w:r>
+        <w:rPr>
+          <w:rFonts w:ascii="Consolas" w:eastAsia="Times New Roman" w:hAnsi="Consolas" w:cs="Times New Roman"/>
+          <w:sz w:val="21"/>
+          <w:szCs w:val="21"/>
+          <w:lang w:eastAsia="en-IN"/>
+        </w:rPr>
+        <w:br/>
+        <w:t>export default Counter;</w:t>
+      </w:r>
+    </w:p>
+    <w:p>
+      <w:pPr>
+        <w:pStyle w:val="ListParagraph"/>
+        <w:ind w:left="1800"/>
+        <w:rPr>
+          <w:rFonts w:ascii="Consolas" w:eastAsia="Times New Roman" w:hAnsi="Consolas" w:cs="Times New Roman"/>
+          <w:b/>
+          <w:bCs/>
+          <w:sz w:val="21"/>
+          <w:szCs w:val="21"/>
+          <w:lang w:eastAsia="en-IN"/>
+        </w:rPr>
+      </w:pPr>
+      <w:r>
+        <w:rPr>
+          <w:rFonts w:ascii="Consolas" w:eastAsia="Times New Roman" w:hAnsi="Consolas" w:cs="Times New Roman"/>
+          <w:b/>
+          <w:bCs/>
+          <w:sz w:val="21"/>
+          <w:szCs w:val="21"/>
+          <w:lang w:eastAsia="en-IN"/>
+        </w:rPr>
+        <w:t>Explanation</w:t>
+      </w:r>
+    </w:p>
+    <w:p>
+      <w:pPr>
+        <w:pStyle w:val="ListParagraph"/>
+        <w:ind w:left="1800"/>
+        <w:rPr>
+          <w:rFonts w:ascii="Consolas" w:eastAsia="Times New Roman" w:hAnsi="Consolas" w:cs="Times New Roman"/>
+          <w:sz w:val="21"/>
+          <w:szCs w:val="21"/>
+          <w:lang w:eastAsia="en-IN"/>
+        </w:rPr>
+      </w:pPr>
+      <w:proofErr w:type="spellStart"/>
+      <w:r>
+        <w:rPr>
+          <w:rFonts w:ascii="Consolas" w:eastAsia="Times New Roman" w:hAnsi="Consolas" w:cs="Times New Roman"/>
+          <w:sz w:val="21"/>
+          <w:szCs w:val="21"/>
+          <w:lang w:eastAsia="en-IN"/>
+        </w:rPr>
+        <w:t>const</w:t>
+      </w:r>
+      <w:proofErr w:type="spellEnd"/>
+      <w:r>
+        <w:rPr>
+          <w:rFonts w:ascii="Consolas" w:eastAsia="Times New Roman" w:hAnsi="Consolas" w:cs="Times New Roman"/>
+          <w:sz w:val="21"/>
+          <w:szCs w:val="21"/>
+          <w:lang w:eastAsia="en-IN"/>
+        </w:rPr>
+        <w:t xml:space="preserve"> [count, </w:t>
+      </w:r>
+      <w:proofErr w:type="spellStart"/>
+      <w:r>
+        <w:rPr>
+          <w:rFonts w:ascii="Consolas" w:eastAsia="Times New Roman" w:hAnsi="Consolas" w:cs="Times New Roman"/>
+          <w:sz w:val="21"/>
+          <w:szCs w:val="21"/>
+          <w:lang w:eastAsia="en-IN"/>
+        </w:rPr>
+        <w:t>setCount</w:t>
+      </w:r>
+      <w:proofErr w:type="spellEnd"/>
+      <w:r>
+        <w:rPr>
+          <w:rFonts w:ascii="Consolas" w:eastAsia="Times New Roman" w:hAnsi="Consolas" w:cs="Times New Roman"/>
+          <w:sz w:val="21"/>
+          <w:szCs w:val="21"/>
+          <w:lang w:eastAsia="en-IN"/>
+        </w:rPr>
+        <w:t xml:space="preserve">] = </w:t>
+      </w:r>
+      <w:proofErr w:type="spellStart"/>
+      <w:r>
+        <w:rPr>
+          <w:rFonts w:ascii="Consolas" w:eastAsia="Times New Roman" w:hAnsi="Consolas" w:cs="Times New Roman"/>
+          <w:sz w:val="21"/>
+          <w:szCs w:val="21"/>
+          <w:lang w:eastAsia="en-IN"/>
+        </w:rPr>
+        <w:t>useState</w:t>
+      </w:r>
+      <w:proofErr w:type="spellEnd"/>
+      <w:r>
+        <w:rPr>
+          <w:rFonts w:ascii="Consolas" w:eastAsia="Times New Roman" w:hAnsi="Consolas" w:cs="Times New Roman"/>
+          <w:sz w:val="21"/>
+          <w:szCs w:val="21"/>
+          <w:lang w:eastAsia="en-IN"/>
+        </w:rPr>
+        <w:t>(0);</w:t>
+      </w:r>
+    </w:p>
+    <w:p>
+      <w:pPr>
+        <w:pStyle w:val="ListParagraph"/>
+        <w:numPr>
+          <w:ilvl w:val="0"/>
+          <w:numId w:val="13"/>
+        </w:numPr>
+        <w:tabs>
+          <w:tab w:val="clear" w:pos="1440"/>
+          <w:tab w:val="num" w:pos="2070"/>
+        </w:tabs>
+        <w:rPr>
+          <w:rFonts w:ascii="Consolas" w:eastAsia="Times New Roman" w:hAnsi="Consolas" w:cs="Times New Roman"/>
+          <w:sz w:val="21"/>
+          <w:szCs w:val="21"/>
+          <w:lang w:eastAsia="en-IN"/>
+        </w:rPr>
+      </w:pPr>
+      <w:r>
+        <w:rPr>
+          <w:rFonts w:ascii="Consolas" w:eastAsia="Times New Roman" w:hAnsi="Consolas" w:cs="Times New Roman"/>
+          <w:sz w:val="21"/>
+          <w:szCs w:val="21"/>
+          <w:lang w:eastAsia="en-IN"/>
+        </w:rPr>
+        <w:t xml:space="preserve">count = current value </w:t>
+      </w:r>
+    </w:p>
+    <w:p>
+      <w:pPr>
+        <w:pStyle w:val="ListParagraph"/>
+        <w:numPr>
+          <w:ilvl w:val="0"/>
+          <w:numId w:val="13"/>
+        </w:numPr>
+        <w:rPr>
+          <w:rFonts w:ascii="Consolas" w:eastAsia="Times New Roman" w:hAnsi="Consolas" w:cs="Times New Roman"/>
+          <w:sz w:val="21"/>
+          <w:szCs w:val="21"/>
+          <w:lang w:eastAsia="en-IN"/>
+        </w:rPr>
+      </w:pPr>
+      <w:proofErr w:type="spellStart"/>
+      <w:r>
+        <w:rPr>
+          <w:rFonts w:ascii="Consolas" w:eastAsia="Times New Roman" w:hAnsi="Consolas" w:cs="Times New Roman"/>
+          <w:sz w:val="21"/>
+          <w:szCs w:val="21"/>
+          <w:lang w:eastAsia="en-IN"/>
+        </w:rPr>
+        <w:t>setCount</w:t>
+      </w:r>
+      <w:proofErr w:type="spellEnd"/>
+      <w:r>
+        <w:rPr>
+          <w:rFonts w:ascii="Consolas" w:eastAsia="Times New Roman" w:hAnsi="Consolas" w:cs="Times New Roman"/>
+          <w:sz w:val="21"/>
+          <w:szCs w:val="21"/>
+          <w:lang w:eastAsia="en-IN"/>
+        </w:rPr>
+        <w:t xml:space="preserve"> = function to update value </w:t>
+      </w:r>
+    </w:p>
+    <w:p>
+      <w:pPr>
+        <w:pStyle w:val="ListParagraph"/>
+        <w:numPr>
+          <w:ilvl w:val="0"/>
+          <w:numId w:val="13"/>
+        </w:numPr>
+        <w:rPr>
+          <w:rFonts w:ascii="Consolas" w:eastAsia="Times New Roman" w:hAnsi="Consolas" w:cs="Times New Roman"/>
+          <w:sz w:val="21"/>
+          <w:szCs w:val="21"/>
+          <w:lang w:eastAsia="en-IN"/>
+        </w:rPr>
+      </w:pPr>
+      <w:r>
+        <w:rPr>
+          <w:rFonts w:ascii="Consolas" w:eastAsia="Times New Roman" w:hAnsi="Consolas" w:cs="Times New Roman"/>
+          <w:sz w:val="21"/>
+          <w:szCs w:val="21"/>
+          <w:lang w:eastAsia="en-IN"/>
+        </w:rPr>
+        <w:t>0 = initial value</w:t>
+      </w:r>
+    </w:p>
+    <w:p>
+      <w:pPr>
+        <w:ind w:left="1800"/>
+        <w:rPr>
+          <w:rFonts w:ascii="Consolas" w:eastAsia="Times New Roman" w:hAnsi="Consolas" w:cs="Times New Roman"/>
+          <w:b/>
+          <w:bCs/>
+          <w:sz w:val="21"/>
+          <w:szCs w:val="21"/>
+          <w:lang w:eastAsia="en-IN"/>
+        </w:rPr>
+      </w:pPr>
+      <w:r>
+        <w:rPr>
+          <w:rFonts w:ascii="Consolas" w:eastAsia="Times New Roman" w:hAnsi="Consolas" w:cs="Times New Roman"/>
+          <w:b/>
+          <w:bCs/>
+          <w:sz w:val="21"/>
+          <w:szCs w:val="21"/>
+          <w:lang w:eastAsia="en-IN"/>
+        </w:rPr>
+        <w:t xml:space="preserve">2. </w:t>
+      </w:r>
+      <w:proofErr w:type="spellStart"/>
+      <w:r>
+        <w:rPr>
+          <w:rFonts w:ascii="Consolas" w:eastAsia="Times New Roman" w:hAnsi="Consolas" w:cs="Times New Roman"/>
+          <w:b/>
+          <w:bCs/>
+          <w:sz w:val="21"/>
+          <w:szCs w:val="21"/>
+          <w:lang w:eastAsia="en-IN"/>
+        </w:rPr>
+        <w:t>useEffect</w:t>
+      </w:r>
+      <w:proofErr w:type="spellEnd"/>
+      <w:r>
+        <w:rPr>
+          <w:rFonts w:ascii="Consolas" w:eastAsia="Times New Roman" w:hAnsi="Consolas" w:cs="Times New Roman"/>
+          <w:b/>
+          <w:bCs/>
+          <w:sz w:val="21"/>
+          <w:szCs w:val="21"/>
+          <w:lang w:eastAsia="en-IN"/>
+        </w:rPr>
+        <w:t xml:space="preserve"> Hook</w:t>
+      </w:r>
+    </w:p>
+    <w:p>
+      <w:pPr>
+        <w:ind w:left="1440"/>
+        <w:rPr>
+          <w:rFonts w:ascii="Consolas" w:eastAsia="Times New Roman" w:hAnsi="Consolas" w:cs="Times New Roman"/>
+          <w:sz w:val="21"/>
+          <w:szCs w:val="21"/>
+          <w:lang w:eastAsia="en-IN"/>
+        </w:rPr>
+      </w:pPr>
+      <w:r>
+        <w:rPr>
+          <w:rFonts w:ascii="Consolas" w:eastAsia="Times New Roman" w:hAnsi="Consolas" w:cs="Times New Roman"/>
+          <w:sz w:val="21"/>
+          <w:szCs w:val="21"/>
+          <w:lang w:eastAsia="en-IN"/>
+        </w:rPr>
+        <w:t>Used to perform side effects such as:</w:t>
+      </w:r>
+    </w:p>
+    <w:p>
+      <w:pPr>
+        <w:numPr>
+          <w:ilvl w:val="0"/>
+          <w:numId w:val="14"/>
+        </w:numPr>
+        <w:tabs>
+          <w:tab w:val="clear" w:pos="720"/>
+          <w:tab w:val="left" w:pos="1800"/>
+        </w:tabs>
+        <w:ind w:left="1440" w:hanging="270"/>
+        <w:rPr>
+          <w:rFonts w:ascii="Consolas" w:eastAsia="Times New Roman" w:hAnsi="Consolas" w:cs="Times New Roman"/>
+          <w:sz w:val="21"/>
+          <w:szCs w:val="21"/>
+          <w:lang w:eastAsia="en-IN"/>
+        </w:rPr>
+      </w:pPr>
+      <w:r>
+        <w:rPr>
+          <w:rFonts w:ascii="Consolas" w:eastAsia="Times New Roman" w:hAnsi="Consolas" w:cs="Times New Roman"/>
+          <w:sz w:val="21"/>
+          <w:szCs w:val="21"/>
+          <w:lang w:eastAsia="en-IN"/>
+        </w:rPr>
+        <w:t xml:space="preserve">API calls </w:t>
+      </w:r>
+    </w:p>
+    <w:p>
+      <w:pPr>
+        <w:numPr>
+          <w:ilvl w:val="0"/>
+          <w:numId w:val="14"/>
+        </w:numPr>
+        <w:tabs>
+          <w:tab w:val="clear" w:pos="720"/>
+          <w:tab w:val="num" w:pos="1440"/>
+        </w:tabs>
+        <w:ind w:left="2160" w:hanging="990"/>
+        <w:rPr>
+          <w:rFonts w:ascii="Consolas" w:eastAsia="Times New Roman" w:hAnsi="Consolas" w:cs="Times New Roman"/>
+          <w:sz w:val="21"/>
+          <w:szCs w:val="21"/>
+          <w:lang w:eastAsia="en-IN"/>
+        </w:rPr>
+      </w:pPr>
+      <w:r>
+        <w:rPr>
+          <w:rFonts w:ascii="Consolas" w:eastAsia="Times New Roman" w:hAnsi="Consolas" w:cs="Times New Roman"/>
+          <w:sz w:val="21"/>
+          <w:szCs w:val="21"/>
+          <w:lang w:eastAsia="en-IN"/>
+        </w:rPr>
+        <w:t xml:space="preserve">Fetching data </w:t>
+      </w:r>
+    </w:p>
+    <w:p>
+      <w:pPr>
+        <w:numPr>
+          <w:ilvl w:val="0"/>
+          <w:numId w:val="14"/>
+        </w:numPr>
+        <w:tabs>
+          <w:tab w:val="clear" w:pos="720"/>
+          <w:tab w:val="num" w:pos="1440"/>
+        </w:tabs>
+        <w:ind w:left="2160" w:hanging="990"/>
+        <w:rPr>
+          <w:rFonts w:ascii="Consolas" w:eastAsia="Times New Roman" w:hAnsi="Consolas" w:cs="Times New Roman"/>
+          <w:sz w:val="21"/>
+          <w:szCs w:val="21"/>
+          <w:lang w:eastAsia="en-IN"/>
+        </w:rPr>
+      </w:pPr>
+      <w:r>
+        <w:rPr>
+          <w:rFonts w:ascii="Consolas" w:eastAsia="Times New Roman" w:hAnsi="Consolas" w:cs="Times New Roman"/>
+          <w:sz w:val="21"/>
+          <w:szCs w:val="21"/>
+          <w:lang w:eastAsia="en-IN"/>
+        </w:rPr>
+        <w:t xml:space="preserve">Timers </w:t>
+      </w:r>
+    </w:p>
+    <w:p>
+      <w:pPr>
+        <w:numPr>
+          <w:ilvl w:val="0"/>
+          <w:numId w:val="14"/>
+        </w:numPr>
+        <w:tabs>
+          <w:tab w:val="clear" w:pos="720"/>
+          <w:tab w:val="num" w:pos="1440"/>
+        </w:tabs>
+        <w:ind w:left="2160" w:hanging="990"/>
+        <w:rPr>
+          <w:rFonts w:ascii="Consolas" w:eastAsia="Times New Roman" w:hAnsi="Consolas" w:cs="Times New Roman"/>
+          <w:sz w:val="21"/>
+          <w:szCs w:val="21"/>
+          <w:lang w:eastAsia="en-IN"/>
+        </w:rPr>
+      </w:pPr>
+      <w:r>
+        <w:rPr>
+          <w:rFonts w:ascii="Consolas" w:eastAsia="Times New Roman" w:hAnsi="Consolas" w:cs="Times New Roman"/>
+          <w:sz w:val="21"/>
+          <w:szCs w:val="21"/>
+          <w:lang w:eastAsia="en-IN"/>
+        </w:rPr>
+        <w:t xml:space="preserve">Event listeners </w:t>
+      </w:r>
+    </w:p>
+    <w:p>
+      <w:pPr>
+        <w:ind w:left="1440"/>
+        <w:rPr>
+          <w:rFonts w:ascii="Consolas" w:eastAsia="Times New Roman" w:hAnsi="Consolas" w:cs="Times New Roman"/>
+          <w:b/>
+          <w:bCs/>
+          <w:sz w:val="21"/>
+          <w:szCs w:val="21"/>
+          <w:lang w:eastAsia="en-IN"/>
+        </w:rPr>
+      </w:pPr>
+      <w:r>
+        <w:rPr>
+          <w:rFonts w:ascii="Consolas" w:eastAsia="Times New Roman" w:hAnsi="Consolas" w:cs="Times New Roman"/>
+          <w:b/>
+          <w:bCs/>
+          <w:sz w:val="21"/>
+          <w:szCs w:val="21"/>
+          <w:lang w:eastAsia="en-IN"/>
+        </w:rPr>
+        <w:t>Example</w:t>
+      </w:r>
+    </w:p>
+    <w:p>
+      <w:pPr>
+        <w:ind w:left="1440"/>
+        <w:rPr>
+          <w:rFonts w:ascii="Consolas" w:eastAsia="Times New Roman" w:hAnsi="Consolas" w:cs="Times New Roman"/>
+          <w:sz w:val="21"/>
+          <w:szCs w:val="21"/>
+          <w:lang w:eastAsia="en-IN"/>
+        </w:rPr>
+      </w:pPr>
+      <w:r>
+        <w:rPr>
+          <w:rFonts w:ascii="Consolas" w:eastAsia="Times New Roman" w:hAnsi="Consolas" w:cs="Times New Roman"/>
+          <w:sz w:val="21"/>
+          <w:szCs w:val="21"/>
+          <w:lang w:eastAsia="en-IN"/>
+        </w:rPr>
+        <w:t xml:space="preserve">import React, { </w:t>
+      </w:r>
+      <w:proofErr w:type="spellStart"/>
+      <w:r>
+        <w:rPr>
+          <w:rFonts w:ascii="Consolas" w:eastAsia="Times New Roman" w:hAnsi="Consolas" w:cs="Times New Roman"/>
+          <w:sz w:val="21"/>
+          <w:szCs w:val="21"/>
+          <w:lang w:eastAsia="en-IN"/>
+        </w:rPr>
+        <w:t>useEffect</w:t>
+      </w:r>
+      <w:proofErr w:type="spellEnd"/>
+      <w:r>
+        <w:rPr>
+          <w:rFonts w:ascii="Consolas" w:eastAsia="Times New Roman" w:hAnsi="Consolas" w:cs="Times New Roman"/>
+          <w:sz w:val="21"/>
+          <w:szCs w:val="21"/>
+          <w:lang w:eastAsia="en-IN"/>
+        </w:rPr>
+        <w:t xml:space="preserve"> } from "react";</w:t>
+      </w:r>
+      <w:r>
+        <w:rPr>
+          <w:rFonts w:ascii="Consolas" w:eastAsia="Times New Roman" w:hAnsi="Consolas" w:cs="Times New Roman"/>
+          <w:sz w:val="21"/>
+          <w:szCs w:val="21"/>
+          <w:lang w:eastAsia="en-IN"/>
+        </w:rPr>
+        <w:br/>
+      </w:r>
+      <w:r>
+        <w:rPr>
+          <w:rFonts w:ascii="Consolas" w:eastAsia="Times New Roman" w:hAnsi="Consolas" w:cs="Times New Roman"/>
+          <w:sz w:val="21"/>
+          <w:szCs w:val="21"/>
+          <w:lang w:eastAsia="en-IN"/>
+        </w:rPr>
+        <w:br/>
+        <w:t>function App() {</w:t>
+      </w:r>
+      <w:r>
+        <w:rPr>
+          <w:rFonts w:ascii="Consolas" w:eastAsia="Times New Roman" w:hAnsi="Consolas" w:cs="Times New Roman"/>
+          <w:sz w:val="21"/>
+          <w:szCs w:val="21"/>
+          <w:lang w:eastAsia="en-IN"/>
+        </w:rPr>
+        <w:br/>
+        <w:t xml:space="preserve">  </w:t>
+      </w:r>
+      <w:proofErr w:type="spellStart"/>
+      <w:r>
+        <w:rPr>
+          <w:rFonts w:ascii="Consolas" w:eastAsia="Times New Roman" w:hAnsi="Consolas" w:cs="Times New Roman"/>
+          <w:sz w:val="21"/>
+          <w:szCs w:val="21"/>
+          <w:lang w:eastAsia="en-IN"/>
+        </w:rPr>
+        <w:t>useEffect</w:t>
+      </w:r>
+      <w:proofErr w:type="spellEnd"/>
+      <w:r>
+        <w:rPr>
+          <w:rFonts w:ascii="Consolas" w:eastAsia="Times New Roman" w:hAnsi="Consolas" w:cs="Times New Roman"/>
+          <w:sz w:val="21"/>
+          <w:szCs w:val="21"/>
+          <w:lang w:eastAsia="en-IN"/>
+        </w:rPr>
+        <w:t>(() =&gt; {</w:t>
+      </w:r>
+      <w:r>
+        <w:rPr>
+          <w:rFonts w:ascii="Consolas" w:eastAsia="Times New Roman" w:hAnsi="Consolas" w:cs="Times New Roman"/>
+          <w:sz w:val="21"/>
+          <w:szCs w:val="21"/>
+          <w:lang w:eastAsia="en-IN"/>
+        </w:rPr>
+        <w:br/>
+        <w:t xml:space="preserve">    console.log("Component Mounted");</w:t>
+      </w:r>
+      <w:r>
+        <w:rPr>
+          <w:rFonts w:ascii="Consolas" w:eastAsia="Times New Roman" w:hAnsi="Consolas" w:cs="Times New Roman"/>
+          <w:sz w:val="21"/>
+          <w:szCs w:val="21"/>
+          <w:lang w:eastAsia="en-IN"/>
+        </w:rPr>
+        <w:br/>
+        <w:t xml:space="preserve">  }, []);</w:t>
+      </w:r>
+      <w:r>
+        <w:rPr>
+          <w:rFonts w:ascii="Consolas" w:eastAsia="Times New Roman" w:hAnsi="Consolas" w:cs="Times New Roman"/>
+          <w:sz w:val="21"/>
+          <w:szCs w:val="21"/>
+          <w:lang w:eastAsia="en-IN"/>
+        </w:rPr>
+        <w:br/>
+      </w:r>
+      <w:r>
+        <w:rPr>
+          <w:rFonts w:ascii="Consolas" w:eastAsia="Times New Roman" w:hAnsi="Consolas" w:cs="Times New Roman"/>
+          <w:sz w:val="21"/>
+          <w:szCs w:val="21"/>
+          <w:lang w:eastAsia="en-IN"/>
+        </w:rPr>
+        <w:br/>
+        <w:t xml:space="preserve">  return &lt;h1&gt;Hello React&lt;/h1&gt;;</w:t>
+      </w:r>
+      <w:r>
+        <w:rPr>
+          <w:rFonts w:ascii="Consolas" w:eastAsia="Times New Roman" w:hAnsi="Consolas" w:cs="Times New Roman"/>
+          <w:sz w:val="21"/>
+          <w:szCs w:val="21"/>
+          <w:lang w:eastAsia="en-IN"/>
+        </w:rPr>
+        <w:br/>
+        <w:t>}</w:t>
+      </w:r>
+    </w:p>
+    <w:p>
+      <w:pPr>
+        <w:ind w:left="1440"/>
+        <w:rPr>
+          <w:rFonts w:ascii="Consolas" w:eastAsia="Times New Roman" w:hAnsi="Consolas" w:cs="Times New Roman"/>
+          <w:b/>
+          <w:bCs/>
+          <w:sz w:val="21"/>
+          <w:szCs w:val="21"/>
+          <w:lang w:eastAsia="en-IN"/>
+        </w:rPr>
+      </w:pPr>
+      <w:r>
+        <w:rPr>
+          <w:rFonts w:ascii="Consolas" w:eastAsia="Times New Roman" w:hAnsi="Consolas" w:cs="Times New Roman"/>
+          <w:b/>
+          <w:bCs/>
+          <w:sz w:val="21"/>
+          <w:szCs w:val="21"/>
+          <w:lang w:eastAsia="en-IN"/>
+        </w:rPr>
+        <w:t>Explanation</w:t>
+      </w:r>
+    </w:p>
+    <w:p>
+      <w:pPr>
+        <w:ind w:left="1440"/>
+        <w:rPr>
+          <w:rFonts w:ascii="Consolas" w:eastAsia="Times New Roman" w:hAnsi="Consolas" w:cs="Times New Roman"/>
+          <w:sz w:val="21"/>
+          <w:szCs w:val="21"/>
+          <w:lang w:eastAsia="en-IN"/>
+        </w:rPr>
+      </w:pPr>
+      <w:proofErr w:type="spellStart"/>
+      <w:r>
+        <w:rPr>
+          <w:rFonts w:ascii="Consolas" w:eastAsia="Times New Roman" w:hAnsi="Consolas" w:cs="Times New Roman"/>
+          <w:sz w:val="21"/>
+          <w:szCs w:val="21"/>
+          <w:lang w:eastAsia="en-IN"/>
+        </w:rPr>
+        <w:t>useEffect</w:t>
+      </w:r>
+      <w:proofErr w:type="spellEnd"/>
+      <w:r>
+        <w:rPr>
+          <w:rFonts w:ascii="Consolas" w:eastAsia="Times New Roman" w:hAnsi="Consolas" w:cs="Times New Roman"/>
+          <w:sz w:val="21"/>
+          <w:szCs w:val="21"/>
+          <w:lang w:eastAsia="en-IN"/>
+        </w:rPr>
+        <w:t>(() =&gt; {</w:t>
+      </w:r>
+      <w:r>
+        <w:rPr>
+          <w:rFonts w:ascii="Consolas" w:eastAsia="Times New Roman" w:hAnsi="Consolas" w:cs="Times New Roman"/>
+          <w:sz w:val="21"/>
+          <w:szCs w:val="21"/>
+          <w:lang w:eastAsia="en-IN"/>
+        </w:rPr>
+        <w:br/>
+        <w:t xml:space="preserve">  console.log("Component Mounted");</w:t>
+      </w:r>
+      <w:r>
+        <w:rPr>
+          <w:rFonts w:ascii="Consolas" w:eastAsia="Times New Roman" w:hAnsi="Consolas" w:cs="Times New Roman"/>
+          <w:sz w:val="21"/>
+          <w:szCs w:val="21"/>
+          <w:lang w:eastAsia="en-IN"/>
+        </w:rPr>
+        <w:br/>
+        <w:t>}, []);</w:t>
+      </w:r>
+    </w:p>
+    <w:p>
+      <w:pPr>
+        <w:numPr>
+          <w:ilvl w:val="0"/>
+          <w:numId w:val="15"/>
+        </w:numPr>
+        <w:tabs>
+          <w:tab w:val="clear" w:pos="720"/>
+          <w:tab w:val="num" w:pos="1440"/>
+          <w:tab w:val="left" w:pos="1890"/>
+        </w:tabs>
+        <w:ind w:left="1440" w:hanging="270"/>
+        <w:rPr>
+          <w:rFonts w:ascii="Consolas" w:eastAsia="Times New Roman" w:hAnsi="Consolas" w:cs="Times New Roman"/>
+          <w:sz w:val="21"/>
+          <w:szCs w:val="21"/>
+          <w:lang w:eastAsia="en-IN"/>
+        </w:rPr>
+      </w:pPr>
+      <w:r>
+        <w:rPr>
+          <w:rFonts w:ascii="Consolas" w:eastAsia="Times New Roman" w:hAnsi="Consolas" w:cs="Times New Roman"/>
+          <w:sz w:val="21"/>
+          <w:szCs w:val="21"/>
+          <w:lang w:eastAsia="en-IN"/>
+        </w:rPr>
+        <w:t xml:space="preserve">Runs only once when component loads. </w:t>
+      </w:r>
+    </w:p>
+    <w:p>
+      <w:pPr>
+        <w:numPr>
+          <w:ilvl w:val="0"/>
+          <w:numId w:val="15"/>
+        </w:numPr>
+        <w:tabs>
+          <w:tab w:val="clear" w:pos="720"/>
+          <w:tab w:val="num" w:pos="1530"/>
+        </w:tabs>
+        <w:ind w:left="2160" w:hanging="990"/>
+        <w:rPr>
+          <w:rFonts w:ascii="Consolas" w:eastAsia="Times New Roman" w:hAnsi="Consolas" w:cs="Times New Roman"/>
+          <w:sz w:val="21"/>
+          <w:szCs w:val="21"/>
+          <w:lang w:eastAsia="en-IN"/>
+        </w:rPr>
+      </w:pPr>
+      <w:r>
+        <w:rPr>
+          <w:rFonts w:ascii="Consolas" w:eastAsia="Times New Roman" w:hAnsi="Consolas" w:cs="Times New Roman"/>
+          <w:sz w:val="21"/>
+          <w:szCs w:val="21"/>
+          <w:lang w:eastAsia="en-IN"/>
+        </w:rPr>
+        <w:t xml:space="preserve">[] is called the dependency array. </w:t>
+      </w:r>
+    </w:p>
+    <w:p>
+      <w:pPr>
+        <w:rPr>
+          <w:rFonts w:ascii="Consolas" w:eastAsia="Times New Roman" w:hAnsi="Consolas" w:cs="Times New Roman"/>
+          <w:sz w:val="21"/>
+          <w:szCs w:val="21"/>
+          <w:lang w:eastAsia="en-IN"/>
+        </w:rPr>
+      </w:pPr>
+      <w:r>
+        <w:rPr>
+          <w:rFonts w:ascii="Consolas" w:eastAsia="Times New Roman" w:hAnsi="Consolas" w:cs="Times New Roman"/>
+          <w:sz w:val="21"/>
+          <w:szCs w:val="21"/>
+          <w:lang w:eastAsia="en-IN"/>
+        </w:rPr>
+        <w:pict w14:anchorId="709AE272">
+          <v:rect id="_x0000_i1025" style="width:0;height:1.5pt" o:hralign="center" o:hrstd="t" o:hr="t" fillcolor="#a0a0a0" stroked="f"/>
+        </w:pict>
+      </w:r>
+    </w:p>
+    <w:p>
+      <w:pPr>
+        <w:tabs>
+          <w:tab w:val="left" w:pos="1800"/>
+        </w:tabs>
+        <w:ind w:left="1800"/>
+        <w:rPr>
+          <w:rFonts w:ascii="Consolas" w:eastAsia="Times New Roman" w:hAnsi="Consolas" w:cs="Times New Roman"/>
+          <w:b/>
+          <w:bCs/>
+          <w:sz w:val="21"/>
+          <w:szCs w:val="21"/>
+          <w:lang w:eastAsia="en-IN"/>
+        </w:rPr>
+      </w:pPr>
+      <w:r>
+        <w:rPr>
+          <w:rFonts w:ascii="Consolas" w:eastAsia="Times New Roman" w:hAnsi="Consolas" w:cs="Times New Roman"/>
+          <w:b/>
+          <w:bCs/>
+          <w:sz w:val="21"/>
+          <w:szCs w:val="21"/>
+          <w:lang w:eastAsia="en-IN"/>
+        </w:rPr>
+        <w:t xml:space="preserve">3. </w:t>
+      </w:r>
+      <w:proofErr w:type="spellStart"/>
+      <w:r>
+        <w:rPr>
+          <w:rFonts w:ascii="Consolas" w:eastAsia="Times New Roman" w:hAnsi="Consolas" w:cs="Times New Roman"/>
+          <w:b/>
+          <w:bCs/>
+          <w:sz w:val="21"/>
+          <w:szCs w:val="21"/>
+          <w:lang w:eastAsia="en-IN"/>
+        </w:rPr>
+        <w:t>useContext</w:t>
+      </w:r>
+      <w:proofErr w:type="spellEnd"/>
+      <w:r>
+        <w:rPr>
+          <w:rFonts w:ascii="Consolas" w:eastAsia="Times New Roman" w:hAnsi="Consolas" w:cs="Times New Roman"/>
+          <w:b/>
+          <w:bCs/>
+          <w:sz w:val="21"/>
+          <w:szCs w:val="21"/>
+          <w:lang w:eastAsia="en-IN"/>
+        </w:rPr>
+        <w:t xml:space="preserve"> Hook</w:t>
+      </w:r>
+    </w:p>
+    <w:p>
+      <w:pPr>
+        <w:tabs>
+          <w:tab w:val="left" w:pos="1800"/>
+        </w:tabs>
+        <w:ind w:left="1800" w:hanging="90"/>
+        <w:rPr>
+          <w:rFonts w:ascii="Consolas" w:eastAsia="Times New Roman" w:hAnsi="Consolas" w:cs="Times New Roman"/>
+          <w:sz w:val="21"/>
+          <w:szCs w:val="21"/>
+          <w:lang w:eastAsia="en-IN"/>
+        </w:rPr>
+      </w:pPr>
+      <w:r>
+        <w:rPr>
+          <w:rFonts w:ascii="Consolas" w:eastAsia="Times New Roman" w:hAnsi="Consolas" w:cs="Times New Roman"/>
+          <w:sz w:val="21"/>
+          <w:szCs w:val="21"/>
+          <w:lang w:eastAsia="en-IN"/>
+        </w:rPr>
+        <w:t>Used to access data from React Context without passing props manually.</w:t>
+      </w:r>
+    </w:p>
+    <w:p>
+      <w:pPr>
+        <w:tabs>
+          <w:tab w:val="left" w:pos="1800"/>
+        </w:tabs>
+        <w:ind w:left="1800" w:hanging="90"/>
+        <w:rPr>
+          <w:rFonts w:ascii="Consolas" w:eastAsia="Times New Roman" w:hAnsi="Consolas" w:cs="Times New Roman"/>
+          <w:b/>
+          <w:bCs/>
+          <w:sz w:val="21"/>
+          <w:szCs w:val="21"/>
+          <w:lang w:eastAsia="en-IN"/>
+        </w:rPr>
+      </w:pPr>
+      <w:r>
+        <w:rPr>
+          <w:rFonts w:ascii="Consolas" w:eastAsia="Times New Roman" w:hAnsi="Consolas" w:cs="Times New Roman"/>
+          <w:b/>
+          <w:bCs/>
+          <w:sz w:val="21"/>
+          <w:szCs w:val="21"/>
+          <w:lang w:eastAsia="en-IN"/>
+        </w:rPr>
+        <w:t>Example</w:t>
+      </w:r>
+    </w:p>
+    <w:p>
+      <w:pPr>
+        <w:tabs>
+          <w:tab w:val="left" w:pos="1800"/>
+        </w:tabs>
+        <w:ind w:left="1800" w:hanging="90"/>
+        <w:rPr>
+          <w:rFonts w:ascii="Consolas" w:eastAsia="Times New Roman" w:hAnsi="Consolas" w:cs="Times New Roman"/>
+          <w:sz w:val="21"/>
+          <w:szCs w:val="21"/>
+          <w:lang w:eastAsia="en-IN"/>
+        </w:rPr>
+      </w:pPr>
+      <w:proofErr w:type="spellStart"/>
+      <w:r>
+        <w:rPr>
+          <w:rFonts w:ascii="Consolas" w:eastAsia="Times New Roman" w:hAnsi="Consolas" w:cs="Times New Roman"/>
+          <w:sz w:val="21"/>
+          <w:szCs w:val="21"/>
+          <w:lang w:eastAsia="en-IN"/>
+        </w:rPr>
+        <w:t>const</w:t>
+      </w:r>
+      <w:proofErr w:type="spellEnd"/>
+      <w:r>
+        <w:rPr>
+          <w:rFonts w:ascii="Consolas" w:eastAsia="Times New Roman" w:hAnsi="Consolas" w:cs="Times New Roman"/>
+          <w:sz w:val="21"/>
+          <w:szCs w:val="21"/>
+          <w:lang w:eastAsia="en-IN"/>
+        </w:rPr>
+        <w:t xml:space="preserve"> </w:t>
+      </w:r>
+      <w:proofErr w:type="spellStart"/>
+      <w:r>
+        <w:rPr>
+          <w:rFonts w:ascii="Consolas" w:eastAsia="Times New Roman" w:hAnsi="Consolas" w:cs="Times New Roman"/>
+          <w:sz w:val="21"/>
+          <w:szCs w:val="21"/>
+          <w:lang w:eastAsia="en-IN"/>
+        </w:rPr>
+        <w:t>ThemeContext</w:t>
+      </w:r>
+      <w:proofErr w:type="spellEnd"/>
+      <w:r>
+        <w:rPr>
+          <w:rFonts w:ascii="Consolas" w:eastAsia="Times New Roman" w:hAnsi="Consolas" w:cs="Times New Roman"/>
+          <w:sz w:val="21"/>
+          <w:szCs w:val="21"/>
+          <w:lang w:eastAsia="en-IN"/>
+        </w:rPr>
+        <w:t xml:space="preserve"> = </w:t>
+      </w:r>
+      <w:proofErr w:type="spellStart"/>
+      <w:r>
+        <w:rPr>
+          <w:rFonts w:ascii="Consolas" w:eastAsia="Times New Roman" w:hAnsi="Consolas" w:cs="Times New Roman"/>
+          <w:sz w:val="21"/>
+          <w:szCs w:val="21"/>
+          <w:lang w:eastAsia="en-IN"/>
+        </w:rPr>
+        <w:t>React.createContext</w:t>
+      </w:r>
+      <w:proofErr w:type="spellEnd"/>
+      <w:r>
+        <w:rPr>
+          <w:rFonts w:ascii="Consolas" w:eastAsia="Times New Roman" w:hAnsi="Consolas" w:cs="Times New Roman"/>
+          <w:sz w:val="21"/>
+          <w:szCs w:val="21"/>
+          <w:lang w:eastAsia="en-IN"/>
+        </w:rPr>
+        <w:t>();</w:t>
+      </w:r>
+      <w:r>
+        <w:rPr>
+          <w:rFonts w:ascii="Consolas" w:eastAsia="Times New Roman" w:hAnsi="Consolas" w:cs="Times New Roman"/>
+          <w:sz w:val="21"/>
+          <w:szCs w:val="21"/>
+          <w:lang w:eastAsia="en-IN"/>
+        </w:rPr>
+        <w:br/>
+      </w:r>
+      <w:r>
+        <w:rPr>
+          <w:rFonts w:ascii="Consolas" w:eastAsia="Times New Roman" w:hAnsi="Consolas" w:cs="Times New Roman"/>
+          <w:sz w:val="21"/>
+          <w:szCs w:val="21"/>
+          <w:lang w:eastAsia="en-IN"/>
+        </w:rPr>
+        <w:br/>
+        <w:t>function Child() {</w:t>
+      </w:r>
+      <w:r>
+        <w:rPr>
+          <w:rFonts w:ascii="Consolas" w:eastAsia="Times New Roman" w:hAnsi="Consolas" w:cs="Times New Roman"/>
+          <w:sz w:val="21"/>
+          <w:szCs w:val="21"/>
+          <w:lang w:eastAsia="en-IN"/>
+        </w:rPr>
+        <w:br/>
+        <w:t xml:space="preserve">  </w:t>
+      </w:r>
+      <w:proofErr w:type="spellStart"/>
+      <w:r>
+        <w:rPr>
+          <w:rFonts w:ascii="Consolas" w:eastAsia="Times New Roman" w:hAnsi="Consolas" w:cs="Times New Roman"/>
+          <w:sz w:val="21"/>
+          <w:szCs w:val="21"/>
+          <w:lang w:eastAsia="en-IN"/>
+        </w:rPr>
+        <w:t>const</w:t>
+      </w:r>
+      <w:proofErr w:type="spellEnd"/>
+      <w:r>
+        <w:rPr>
+          <w:rFonts w:ascii="Consolas" w:eastAsia="Times New Roman" w:hAnsi="Consolas" w:cs="Times New Roman"/>
+          <w:sz w:val="21"/>
+          <w:szCs w:val="21"/>
+          <w:lang w:eastAsia="en-IN"/>
+        </w:rPr>
+        <w:t xml:space="preserve"> theme = </w:t>
+      </w:r>
+      <w:proofErr w:type="spellStart"/>
+      <w:r>
+        <w:rPr>
+          <w:rFonts w:ascii="Consolas" w:eastAsia="Times New Roman" w:hAnsi="Consolas" w:cs="Times New Roman"/>
+          <w:sz w:val="21"/>
+          <w:szCs w:val="21"/>
+          <w:lang w:eastAsia="en-IN"/>
+        </w:rPr>
+        <w:t>useContext</w:t>
+      </w:r>
+      <w:proofErr w:type="spellEnd"/>
+      <w:r>
+        <w:rPr>
+          <w:rFonts w:ascii="Consolas" w:eastAsia="Times New Roman" w:hAnsi="Consolas" w:cs="Times New Roman"/>
+          <w:sz w:val="21"/>
+          <w:szCs w:val="21"/>
+          <w:lang w:eastAsia="en-IN"/>
+        </w:rPr>
+        <w:t>(</w:t>
+      </w:r>
+      <w:proofErr w:type="spellStart"/>
+      <w:r>
+        <w:rPr>
+          <w:rFonts w:ascii="Consolas" w:eastAsia="Times New Roman" w:hAnsi="Consolas" w:cs="Times New Roman"/>
+          <w:sz w:val="21"/>
+          <w:szCs w:val="21"/>
+          <w:lang w:eastAsia="en-IN"/>
+        </w:rPr>
+        <w:t>ThemeContext</w:t>
+      </w:r>
+      <w:proofErr w:type="spellEnd"/>
+      <w:r>
+        <w:rPr>
+          <w:rFonts w:ascii="Consolas" w:eastAsia="Times New Roman" w:hAnsi="Consolas" w:cs="Times New Roman"/>
+          <w:sz w:val="21"/>
+          <w:szCs w:val="21"/>
+          <w:lang w:eastAsia="en-IN"/>
+        </w:rPr>
+        <w:t>);</w:t>
+      </w:r>
+      <w:r>
+        <w:rPr>
+          <w:rFonts w:ascii="Consolas" w:eastAsia="Times New Roman" w:hAnsi="Consolas" w:cs="Times New Roman"/>
+          <w:sz w:val="21"/>
+          <w:szCs w:val="21"/>
+          <w:lang w:eastAsia="en-IN"/>
+        </w:rPr>
+        <w:br/>
+        <w:t xml:space="preserve">  return &lt;h1&gt;{theme}&lt;/h1&gt;;</w:t>
+      </w:r>
+      <w:r>
+        <w:rPr>
+          <w:rFonts w:ascii="Consolas" w:eastAsia="Times New Roman" w:hAnsi="Consolas" w:cs="Times New Roman"/>
+          <w:sz w:val="21"/>
+          <w:szCs w:val="21"/>
+          <w:lang w:eastAsia="en-IN"/>
+        </w:rPr>
+        <w:br/>
+        <w:t>}</w:t>
+      </w:r>
+    </w:p>
+    <w:p>
+      <w:pPr>
+        <w:rPr>
+          <w:rFonts w:ascii="Consolas" w:eastAsia="Times New Roman" w:hAnsi="Consolas" w:cs="Times New Roman"/>
+          <w:sz w:val="21"/>
+          <w:szCs w:val="21"/>
+          <w:lang w:eastAsia="en-IN"/>
+        </w:rPr>
+      </w:pPr>
+      <w:r>
+        <w:rPr>
+          <w:rFonts w:ascii="Consolas" w:eastAsia="Times New Roman" w:hAnsi="Consolas" w:cs="Times New Roman"/>
+          <w:sz w:val="21"/>
+          <w:szCs w:val="21"/>
+          <w:lang w:eastAsia="en-IN"/>
+        </w:rPr>
+        <w:pict w14:anchorId="00EE20B6">
+          <v:rect id="_x0000_i1026" style="width:0;height:1.5pt" o:hralign="center" o:hrstd="t" o:hr="t" fillcolor="#a0a0a0" stroked="f"/>
+        </w:pict>
+      </w:r>
+    </w:p>
+    <w:p>
+      <w:pPr>
+        <w:ind w:left="1800"/>
+        <w:rPr>
+          <w:rFonts w:ascii="Consolas" w:eastAsia="Times New Roman" w:hAnsi="Consolas" w:cs="Times New Roman"/>
+          <w:b/>
+          <w:bCs/>
+          <w:sz w:val="21"/>
+          <w:szCs w:val="21"/>
+          <w:lang w:eastAsia="en-IN"/>
+        </w:rPr>
+      </w:pPr>
+      <w:r>
+        <w:rPr>
+          <w:rFonts w:ascii="Consolas" w:eastAsia="Times New Roman" w:hAnsi="Consolas" w:cs="Times New Roman"/>
+          <w:b/>
+          <w:bCs/>
+          <w:sz w:val="21"/>
+          <w:szCs w:val="21"/>
+          <w:lang w:eastAsia="en-IN"/>
+        </w:rPr>
+        <w:t xml:space="preserve">4. </w:t>
+      </w:r>
+      <w:proofErr w:type="spellStart"/>
+      <w:r>
+        <w:rPr>
+          <w:rFonts w:ascii="Consolas" w:eastAsia="Times New Roman" w:hAnsi="Consolas" w:cs="Times New Roman"/>
+          <w:b/>
+          <w:bCs/>
+          <w:sz w:val="21"/>
+          <w:szCs w:val="21"/>
+          <w:lang w:eastAsia="en-IN"/>
+        </w:rPr>
+        <w:t>useRef</w:t>
+      </w:r>
+      <w:proofErr w:type="spellEnd"/>
+      <w:r>
+        <w:rPr>
+          <w:rFonts w:ascii="Consolas" w:eastAsia="Times New Roman" w:hAnsi="Consolas" w:cs="Times New Roman"/>
+          <w:b/>
+          <w:bCs/>
+          <w:sz w:val="21"/>
+          <w:szCs w:val="21"/>
+          <w:lang w:eastAsia="en-IN"/>
+        </w:rPr>
+        <w:t xml:space="preserve"> Hook</w:t>
+      </w:r>
+    </w:p>
+    <w:p>
+      <w:pPr>
+        <w:ind w:left="1800"/>
+        <w:rPr>
+          <w:rFonts w:ascii="Consolas" w:eastAsia="Times New Roman" w:hAnsi="Consolas" w:cs="Times New Roman"/>
+          <w:sz w:val="21"/>
+          <w:szCs w:val="21"/>
+          <w:lang w:eastAsia="en-IN"/>
+        </w:rPr>
+      </w:pPr>
+      <w:r>
+        <w:rPr>
+          <w:rFonts w:ascii="Consolas" w:eastAsia="Times New Roman" w:hAnsi="Consolas" w:cs="Times New Roman"/>
+          <w:sz w:val="21"/>
+          <w:szCs w:val="21"/>
+          <w:lang w:eastAsia="en-IN"/>
+        </w:rPr>
+        <w:t>Used to access DOM elements directly or store values without re-rendering.</w:t>
+      </w:r>
+    </w:p>
+    <w:p>
+      <w:pPr>
+        <w:ind w:left="1800"/>
+        <w:rPr>
+          <w:rFonts w:ascii="Consolas" w:eastAsia="Times New Roman" w:hAnsi="Consolas" w:cs="Times New Roman"/>
+          <w:b/>
+          <w:bCs/>
+          <w:sz w:val="21"/>
+          <w:szCs w:val="21"/>
+          <w:lang w:eastAsia="en-IN"/>
+        </w:rPr>
+      </w:pPr>
+      <w:r>
+        <w:rPr>
+          <w:rFonts w:ascii="Consolas" w:eastAsia="Times New Roman" w:hAnsi="Consolas" w:cs="Times New Roman"/>
+          <w:b/>
+          <w:bCs/>
+          <w:sz w:val="21"/>
+          <w:szCs w:val="21"/>
+          <w:lang w:eastAsia="en-IN"/>
+        </w:rPr>
+        <w:t>Example</w:t>
+      </w:r>
+    </w:p>
+    <w:p>
+      <w:pPr>
+        <w:ind w:left="1800"/>
+        <w:rPr>
+          <w:rFonts w:ascii="Consolas" w:eastAsia="Times New Roman" w:hAnsi="Consolas" w:cs="Times New Roman"/>
+          <w:sz w:val="21"/>
+          <w:szCs w:val="21"/>
+          <w:lang w:eastAsia="en-IN"/>
+        </w:rPr>
+      </w:pPr>
+      <w:r>
+        <w:rPr>
+          <w:rFonts w:ascii="Consolas" w:eastAsia="Times New Roman" w:hAnsi="Consolas" w:cs="Times New Roman"/>
+          <w:sz w:val="21"/>
+          <w:szCs w:val="21"/>
+          <w:lang w:eastAsia="en-IN"/>
+        </w:rPr>
+        <w:t xml:space="preserve">import React, { </w:t>
+      </w:r>
+      <w:proofErr w:type="spellStart"/>
+      <w:r>
+        <w:rPr>
+          <w:rFonts w:ascii="Consolas" w:eastAsia="Times New Roman" w:hAnsi="Consolas" w:cs="Times New Roman"/>
+          <w:sz w:val="21"/>
+          <w:szCs w:val="21"/>
+          <w:lang w:eastAsia="en-IN"/>
+        </w:rPr>
+        <w:t>useRef</w:t>
+      </w:r>
+      <w:proofErr w:type="spellEnd"/>
+      <w:r>
+        <w:rPr>
+          <w:rFonts w:ascii="Consolas" w:eastAsia="Times New Roman" w:hAnsi="Consolas" w:cs="Times New Roman"/>
+          <w:sz w:val="21"/>
+          <w:szCs w:val="21"/>
+          <w:lang w:eastAsia="en-IN"/>
+        </w:rPr>
+        <w:t xml:space="preserve"> } from "react";</w:t>
+      </w:r>
+      <w:r>
+        <w:rPr>
+          <w:rFonts w:ascii="Consolas" w:eastAsia="Times New Roman" w:hAnsi="Consolas" w:cs="Times New Roman"/>
+          <w:sz w:val="21"/>
+          <w:szCs w:val="21"/>
+          <w:lang w:eastAsia="en-IN"/>
+        </w:rPr>
+        <w:br/>
+      </w:r>
+      <w:r>
+        <w:rPr>
+          <w:rFonts w:ascii="Consolas" w:eastAsia="Times New Roman" w:hAnsi="Consolas" w:cs="Times New Roman"/>
+          <w:sz w:val="21"/>
+          <w:szCs w:val="21"/>
+          <w:lang w:eastAsia="en-IN"/>
+        </w:rPr>
+        <w:br/>
+        <w:t xml:space="preserve">function </w:t>
+      </w:r>
+      <w:proofErr w:type="spellStart"/>
+      <w:r>
+        <w:rPr>
+          <w:rFonts w:ascii="Consolas" w:eastAsia="Times New Roman" w:hAnsi="Consolas" w:cs="Times New Roman"/>
+          <w:sz w:val="21"/>
+          <w:szCs w:val="21"/>
+          <w:lang w:eastAsia="en-IN"/>
+        </w:rPr>
+        <w:t>InputFocus</w:t>
+      </w:r>
+      <w:proofErr w:type="spellEnd"/>
+      <w:r>
+        <w:rPr>
+          <w:rFonts w:ascii="Consolas" w:eastAsia="Times New Roman" w:hAnsi="Consolas" w:cs="Times New Roman"/>
+          <w:sz w:val="21"/>
+          <w:szCs w:val="21"/>
+          <w:lang w:eastAsia="en-IN"/>
+        </w:rPr>
+        <w:t>() {</w:t>
+      </w:r>
+      <w:r>
+        <w:rPr>
+          <w:rFonts w:ascii="Consolas" w:eastAsia="Times New Roman" w:hAnsi="Consolas" w:cs="Times New Roman"/>
+          <w:sz w:val="21"/>
+          <w:szCs w:val="21"/>
+          <w:lang w:eastAsia="en-IN"/>
+        </w:rPr>
+        <w:br/>
+        <w:t xml:space="preserve">  </w:t>
+      </w:r>
+      <w:proofErr w:type="spellStart"/>
+      <w:r>
+        <w:rPr>
+          <w:rFonts w:ascii="Consolas" w:eastAsia="Times New Roman" w:hAnsi="Consolas" w:cs="Times New Roman"/>
+          <w:sz w:val="21"/>
+          <w:szCs w:val="21"/>
+          <w:lang w:eastAsia="en-IN"/>
+        </w:rPr>
+        <w:t>const</w:t>
+      </w:r>
+      <w:proofErr w:type="spellEnd"/>
+      <w:r>
+        <w:rPr>
+          <w:rFonts w:ascii="Consolas" w:eastAsia="Times New Roman" w:hAnsi="Consolas" w:cs="Times New Roman"/>
+          <w:sz w:val="21"/>
+          <w:szCs w:val="21"/>
+          <w:lang w:eastAsia="en-IN"/>
+        </w:rPr>
+        <w:t xml:space="preserve"> </w:t>
+      </w:r>
+      <w:proofErr w:type="spellStart"/>
+      <w:r>
+        <w:rPr>
+          <w:rFonts w:ascii="Consolas" w:eastAsia="Times New Roman" w:hAnsi="Consolas" w:cs="Times New Roman"/>
+          <w:sz w:val="21"/>
+          <w:szCs w:val="21"/>
+          <w:lang w:eastAsia="en-IN"/>
+        </w:rPr>
+        <w:t>inputRef</w:t>
+      </w:r>
+      <w:proofErr w:type="spellEnd"/>
+      <w:r>
+        <w:rPr>
+          <w:rFonts w:ascii="Consolas" w:eastAsia="Times New Roman" w:hAnsi="Consolas" w:cs="Times New Roman"/>
+          <w:sz w:val="21"/>
+          <w:szCs w:val="21"/>
+          <w:lang w:eastAsia="en-IN"/>
+        </w:rPr>
+        <w:t xml:space="preserve"> = </w:t>
+      </w:r>
+      <w:proofErr w:type="spellStart"/>
+      <w:r>
+        <w:rPr>
+          <w:rFonts w:ascii="Consolas" w:eastAsia="Times New Roman" w:hAnsi="Consolas" w:cs="Times New Roman"/>
+          <w:sz w:val="21"/>
+          <w:szCs w:val="21"/>
+          <w:lang w:eastAsia="en-IN"/>
+        </w:rPr>
+        <w:t>useRef</w:t>
+      </w:r>
+      <w:proofErr w:type="spellEnd"/>
+      <w:r>
+        <w:rPr>
+          <w:rFonts w:ascii="Consolas" w:eastAsia="Times New Roman" w:hAnsi="Consolas" w:cs="Times New Roman"/>
+          <w:sz w:val="21"/>
+          <w:szCs w:val="21"/>
+          <w:lang w:eastAsia="en-IN"/>
+        </w:rPr>
+        <w:t>();</w:t>
+      </w:r>
+      <w:r>
+        <w:rPr>
+          <w:rFonts w:ascii="Consolas" w:eastAsia="Times New Roman" w:hAnsi="Consolas" w:cs="Times New Roman"/>
+          <w:sz w:val="21"/>
+          <w:szCs w:val="21"/>
+          <w:lang w:eastAsia="en-IN"/>
+        </w:rPr>
+        <w:br/>
+      </w:r>
+      <w:r>
+        <w:rPr>
+          <w:rFonts w:ascii="Consolas" w:eastAsia="Times New Roman" w:hAnsi="Consolas" w:cs="Times New Roman"/>
+          <w:sz w:val="21"/>
+          <w:szCs w:val="21"/>
+          <w:lang w:eastAsia="en-IN"/>
+        </w:rPr>
+        <w:br/>
+        <w:t xml:space="preserve">  </w:t>
+      </w:r>
+      <w:proofErr w:type="spellStart"/>
+      <w:r>
+        <w:rPr>
+          <w:rFonts w:ascii="Consolas" w:eastAsia="Times New Roman" w:hAnsi="Consolas" w:cs="Times New Roman"/>
+          <w:sz w:val="21"/>
+          <w:szCs w:val="21"/>
+          <w:lang w:eastAsia="en-IN"/>
+        </w:rPr>
+        <w:t>const</w:t>
+      </w:r>
+      <w:proofErr w:type="spellEnd"/>
+      <w:r>
+        <w:rPr>
+          <w:rFonts w:ascii="Consolas" w:eastAsia="Times New Roman" w:hAnsi="Consolas" w:cs="Times New Roman"/>
+          <w:sz w:val="21"/>
+          <w:szCs w:val="21"/>
+          <w:lang w:eastAsia="en-IN"/>
+        </w:rPr>
+        <w:t xml:space="preserve"> </w:t>
+      </w:r>
+      <w:proofErr w:type="spellStart"/>
+      <w:r>
+        <w:rPr>
+          <w:rFonts w:ascii="Consolas" w:eastAsia="Times New Roman" w:hAnsi="Consolas" w:cs="Times New Roman"/>
+          <w:sz w:val="21"/>
+          <w:szCs w:val="21"/>
+          <w:lang w:eastAsia="en-IN"/>
+        </w:rPr>
+        <w:t>focusInput</w:t>
+      </w:r>
+      <w:proofErr w:type="spellEnd"/>
+      <w:r>
+        <w:rPr>
+          <w:rFonts w:ascii="Consolas" w:eastAsia="Times New Roman" w:hAnsi="Consolas" w:cs="Times New Roman"/>
+          <w:sz w:val="21"/>
+          <w:szCs w:val="21"/>
+          <w:lang w:eastAsia="en-IN"/>
+        </w:rPr>
+        <w:t xml:space="preserve"> = () =&gt; {</w:t>
+      </w:r>
+      <w:r>
+        <w:rPr>
+          <w:rFonts w:ascii="Consolas" w:eastAsia="Times New Roman" w:hAnsi="Consolas" w:cs="Times New Roman"/>
+          <w:sz w:val="21"/>
+          <w:szCs w:val="21"/>
+          <w:lang w:eastAsia="en-IN"/>
+        </w:rPr>
+        <w:br/>
+        <w:t xml:space="preserve">    </w:t>
+      </w:r>
+      <w:proofErr w:type="spellStart"/>
+      <w:r>
+        <w:rPr>
+          <w:rFonts w:ascii="Consolas" w:eastAsia="Times New Roman" w:hAnsi="Consolas" w:cs="Times New Roman"/>
+          <w:sz w:val="21"/>
+          <w:szCs w:val="21"/>
+          <w:lang w:eastAsia="en-IN"/>
+        </w:rPr>
+        <w:t>inputRef.current.focus</w:t>
+      </w:r>
+      <w:proofErr w:type="spellEnd"/>
+      <w:r>
+        <w:rPr>
+          <w:rFonts w:ascii="Consolas" w:eastAsia="Times New Roman" w:hAnsi="Consolas" w:cs="Times New Roman"/>
+          <w:sz w:val="21"/>
+          <w:szCs w:val="21"/>
+          <w:lang w:eastAsia="en-IN"/>
+        </w:rPr>
+        <w:t>();</w:t>
+      </w:r>
+      <w:r>
+        <w:rPr>
+          <w:rFonts w:ascii="Consolas" w:eastAsia="Times New Roman" w:hAnsi="Consolas" w:cs="Times New Roman"/>
+          <w:sz w:val="21"/>
+          <w:szCs w:val="21"/>
+          <w:lang w:eastAsia="en-IN"/>
+        </w:rPr>
+        <w:br/>
+        <w:t xml:space="preserve">  };</w:t>
+      </w:r>
+      <w:r>
+        <w:rPr>
+          <w:rFonts w:ascii="Consolas" w:eastAsia="Times New Roman" w:hAnsi="Consolas" w:cs="Times New Roman"/>
+          <w:sz w:val="21"/>
+          <w:szCs w:val="21"/>
+          <w:lang w:eastAsia="en-IN"/>
+        </w:rPr>
+        <w:br/>
+      </w:r>
+      <w:r>
+        <w:rPr>
+          <w:rFonts w:ascii="Consolas" w:eastAsia="Times New Roman" w:hAnsi="Consolas" w:cs="Times New Roman"/>
+          <w:sz w:val="21"/>
+          <w:szCs w:val="21"/>
+          <w:lang w:eastAsia="en-IN"/>
+        </w:rPr>
+        <w:br/>
+        <w:t xml:space="preserve">  return (</w:t>
+      </w:r>
+      <w:r>
+        <w:rPr>
+          <w:rFonts w:ascii="Consolas" w:eastAsia="Times New Roman" w:hAnsi="Consolas" w:cs="Times New Roman"/>
+          <w:sz w:val="21"/>
+          <w:szCs w:val="21"/>
+          <w:lang w:eastAsia="en-IN"/>
+        </w:rPr>
+        <w:br/>
+        <w:t xml:space="preserve">    &lt;&gt;</w:t>
+      </w:r>
+      <w:r>
+        <w:rPr>
+          <w:rFonts w:ascii="Consolas" w:eastAsia="Times New Roman" w:hAnsi="Consolas" w:cs="Times New Roman"/>
+          <w:sz w:val="21"/>
+          <w:szCs w:val="21"/>
+          <w:lang w:eastAsia="en-IN"/>
+        </w:rPr>
+        <w:br/>
+        <w:t xml:space="preserve">      &lt;input ref={</w:t>
+      </w:r>
+      <w:proofErr w:type="spellStart"/>
+      <w:r>
+        <w:rPr>
+          <w:rFonts w:ascii="Consolas" w:eastAsia="Times New Roman" w:hAnsi="Consolas" w:cs="Times New Roman"/>
+          <w:sz w:val="21"/>
+          <w:szCs w:val="21"/>
+          <w:lang w:eastAsia="en-IN"/>
+        </w:rPr>
+        <w:t>inputRef</w:t>
+      </w:r>
+      <w:proofErr w:type="spellEnd"/>
+      <w:r>
+        <w:rPr>
+          <w:rFonts w:ascii="Consolas" w:eastAsia="Times New Roman" w:hAnsi="Consolas" w:cs="Times New Roman"/>
+          <w:sz w:val="21"/>
+          <w:szCs w:val="21"/>
+          <w:lang w:eastAsia="en-IN"/>
+        </w:rPr>
+        <w:t>} /&gt;</w:t>
+      </w:r>
+      <w:r>
+        <w:rPr>
+          <w:rFonts w:ascii="Consolas" w:eastAsia="Times New Roman" w:hAnsi="Consolas" w:cs="Times New Roman"/>
+          <w:sz w:val="21"/>
+          <w:szCs w:val="21"/>
+          <w:lang w:eastAsia="en-IN"/>
+        </w:rPr>
+        <w:br/>
+        <w:t xml:space="preserve">      &lt;button </w:t>
+      </w:r>
+      <w:proofErr w:type="spellStart"/>
+      <w:r>
+        <w:rPr>
+          <w:rFonts w:ascii="Consolas" w:eastAsia="Times New Roman" w:hAnsi="Consolas" w:cs="Times New Roman"/>
+          <w:sz w:val="21"/>
+          <w:szCs w:val="21"/>
+          <w:lang w:eastAsia="en-IN"/>
+        </w:rPr>
+        <w:t>onClick</w:t>
+      </w:r>
+      <w:proofErr w:type="spellEnd"/>
+      <w:r>
+        <w:rPr>
+          <w:rFonts w:ascii="Consolas" w:eastAsia="Times New Roman" w:hAnsi="Consolas" w:cs="Times New Roman"/>
+          <w:sz w:val="21"/>
+          <w:szCs w:val="21"/>
+          <w:lang w:eastAsia="en-IN"/>
+        </w:rPr>
+        <w:t>={</w:t>
+      </w:r>
+      <w:proofErr w:type="spellStart"/>
+      <w:r>
+        <w:rPr>
+          <w:rFonts w:ascii="Consolas" w:eastAsia="Times New Roman" w:hAnsi="Consolas" w:cs="Times New Roman"/>
+          <w:sz w:val="21"/>
+          <w:szCs w:val="21"/>
+          <w:lang w:eastAsia="en-IN"/>
+        </w:rPr>
+        <w:t>focusInput</w:t>
+      </w:r>
+      <w:proofErr w:type="spellEnd"/>
+      <w:r>
+        <w:rPr>
+          <w:rFonts w:ascii="Consolas" w:eastAsia="Times New Roman" w:hAnsi="Consolas" w:cs="Times New Roman"/>
+          <w:sz w:val="21"/>
+          <w:szCs w:val="21"/>
+          <w:lang w:eastAsia="en-IN"/>
+        </w:rPr>
+        <w:t>}&gt;</w:t>
+      </w:r>
+      <w:r>
+        <w:rPr>
+          <w:rFonts w:ascii="Consolas" w:eastAsia="Times New Roman" w:hAnsi="Consolas" w:cs="Times New Roman"/>
+          <w:sz w:val="21"/>
+          <w:szCs w:val="21"/>
+          <w:lang w:eastAsia="en-IN"/>
+        </w:rPr>
+        <w:br/>
+        <w:t xml:space="preserve">        Focus Input</w:t>
+      </w:r>
+      <w:r>
+        <w:rPr>
+          <w:rFonts w:ascii="Consolas" w:eastAsia="Times New Roman" w:hAnsi="Consolas" w:cs="Times New Roman"/>
+          <w:sz w:val="21"/>
+          <w:szCs w:val="21"/>
+          <w:lang w:eastAsia="en-IN"/>
+        </w:rPr>
+        <w:br/>
+        <w:t xml:space="preserve">      &lt;/button&gt;</w:t>
+      </w:r>
+      <w:r>
+        <w:rPr>
+          <w:rFonts w:ascii="Consolas" w:eastAsia="Times New Roman" w:hAnsi="Consolas" w:cs="Times New Roman"/>
+          <w:sz w:val="21"/>
+          <w:szCs w:val="21"/>
+          <w:lang w:eastAsia="en-IN"/>
+        </w:rPr>
+        <w:br/>
+        <w:t xml:space="preserve">    &lt;/&gt;</w:t>
+      </w:r>
+      <w:r>
+        <w:rPr>
+          <w:rFonts w:ascii="Consolas" w:eastAsia="Times New Roman" w:hAnsi="Consolas" w:cs="Times New Roman"/>
+          <w:sz w:val="21"/>
+          <w:szCs w:val="21"/>
+          <w:lang w:eastAsia="en-IN"/>
+        </w:rPr>
+        <w:br/>
+        <w:t xml:space="preserve">  );</w:t>
+      </w:r>
+      <w:r>
+        <w:rPr>
+          <w:rFonts w:ascii="Consolas" w:eastAsia="Times New Roman" w:hAnsi="Consolas" w:cs="Times New Roman"/>
+          <w:sz w:val="21"/>
+          <w:szCs w:val="21"/>
+          <w:lang w:eastAsia="en-IN"/>
+        </w:rPr>
+        <w:br/>
+        <w:t>}</w:t>
+      </w:r>
+    </w:p>
+    <w:p>
+      <w:pPr>
+        <w:rPr>
+          <w:rFonts w:ascii="Consolas" w:eastAsia="Times New Roman" w:hAnsi="Consolas" w:cs="Times New Roman"/>
+          <w:sz w:val="21"/>
+          <w:szCs w:val="21"/>
+          <w:lang w:eastAsia="en-IN"/>
+        </w:rPr>
+      </w:pPr>
+      <w:r>
+        <w:rPr>
+          <w:rFonts w:ascii="Consolas" w:eastAsia="Times New Roman" w:hAnsi="Consolas" w:cs="Times New Roman"/>
+          <w:sz w:val="21"/>
+          <w:szCs w:val="21"/>
+          <w:lang w:eastAsia="en-IN"/>
+        </w:rPr>
+        <w:pict w14:anchorId="4A698BCE">
+          <v:rect id="_x0000_i1027" style="width:0;height:1.5pt" o:hralign="center" o:hrstd="t" o:hr="t" fillcolor="#a0a0a0" stroked="f"/>
+        </w:pict>
+      </w:r>
+    </w:p>
+    <w:p>
+      <w:pPr>
+        <w:ind w:left="1800"/>
+        <w:rPr>
+          <w:rFonts w:ascii="Consolas" w:eastAsia="Times New Roman" w:hAnsi="Consolas" w:cs="Times New Roman"/>
+          <w:b/>
+          <w:bCs/>
+          <w:sz w:val="21"/>
+          <w:szCs w:val="21"/>
+          <w:lang w:eastAsia="en-IN"/>
+        </w:rPr>
+      </w:pPr>
+      <w:r>
+        <w:rPr>
+          <w:rFonts w:ascii="Consolas" w:eastAsia="Times New Roman" w:hAnsi="Consolas" w:cs="Times New Roman"/>
+          <w:b/>
+          <w:bCs/>
+          <w:sz w:val="21"/>
+          <w:szCs w:val="21"/>
+          <w:lang w:eastAsia="en-IN"/>
+        </w:rPr>
+        <w:t xml:space="preserve">5. </w:t>
+      </w:r>
+      <w:proofErr w:type="spellStart"/>
+      <w:r>
+        <w:rPr>
+          <w:rFonts w:ascii="Consolas" w:eastAsia="Times New Roman" w:hAnsi="Consolas" w:cs="Times New Roman"/>
+          <w:b/>
+          <w:bCs/>
+          <w:sz w:val="21"/>
+          <w:szCs w:val="21"/>
+          <w:lang w:eastAsia="en-IN"/>
+        </w:rPr>
+        <w:t>useMemo</w:t>
+      </w:r>
+      <w:proofErr w:type="spellEnd"/>
+      <w:r>
+        <w:rPr>
+          <w:rFonts w:ascii="Consolas" w:eastAsia="Times New Roman" w:hAnsi="Consolas" w:cs="Times New Roman"/>
+          <w:b/>
+          <w:bCs/>
+          <w:sz w:val="21"/>
+          <w:szCs w:val="21"/>
+          <w:lang w:eastAsia="en-IN"/>
+        </w:rPr>
+        <w:t xml:space="preserve"> Hook</w:t>
+      </w:r>
+    </w:p>
+    <w:p>
+      <w:pPr>
+        <w:ind w:left="1800"/>
+        <w:rPr>
+          <w:rFonts w:ascii="Consolas" w:eastAsia="Times New Roman" w:hAnsi="Consolas" w:cs="Times New Roman"/>
+          <w:sz w:val="21"/>
+          <w:szCs w:val="21"/>
+          <w:lang w:eastAsia="en-IN"/>
+        </w:rPr>
+      </w:pPr>
+      <w:r>
+        <w:rPr>
+          <w:rFonts w:ascii="Consolas" w:eastAsia="Times New Roman" w:hAnsi="Consolas" w:cs="Times New Roman"/>
+          <w:sz w:val="21"/>
+          <w:szCs w:val="21"/>
+          <w:lang w:eastAsia="en-IN"/>
+        </w:rPr>
+        <w:t>Used to optimize performance by caching expensive calculations.</w:t>
+      </w:r>
+    </w:p>
+    <w:p>
+      <w:pPr>
+        <w:ind w:left="1800"/>
+        <w:rPr>
+          <w:rFonts w:ascii="Consolas" w:eastAsia="Times New Roman" w:hAnsi="Consolas" w:cs="Times New Roman"/>
+          <w:b/>
+          <w:bCs/>
+          <w:sz w:val="21"/>
+          <w:szCs w:val="21"/>
+          <w:lang w:eastAsia="en-IN"/>
+        </w:rPr>
+      </w:pPr>
+      <w:r>
+        <w:rPr>
+          <w:rFonts w:ascii="Consolas" w:eastAsia="Times New Roman" w:hAnsi="Consolas" w:cs="Times New Roman"/>
+          <w:b/>
+          <w:bCs/>
+          <w:sz w:val="21"/>
+          <w:szCs w:val="21"/>
+          <w:lang w:eastAsia="en-IN"/>
+        </w:rPr>
+        <w:t>Example</w:t>
+      </w:r>
+    </w:p>
+    <w:p>
+      <w:pPr>
+        <w:ind w:left="1800"/>
+        <w:rPr>
+          <w:rFonts w:ascii="Consolas" w:eastAsia="Times New Roman" w:hAnsi="Consolas" w:cs="Times New Roman"/>
+          <w:sz w:val="21"/>
+          <w:szCs w:val="21"/>
+          <w:lang w:eastAsia="en-IN"/>
+        </w:rPr>
+      </w:pPr>
+      <w:proofErr w:type="spellStart"/>
+      <w:r>
+        <w:rPr>
+          <w:rFonts w:ascii="Consolas" w:eastAsia="Times New Roman" w:hAnsi="Consolas" w:cs="Times New Roman"/>
+          <w:sz w:val="21"/>
+          <w:szCs w:val="21"/>
+          <w:lang w:eastAsia="en-IN"/>
+        </w:rPr>
+        <w:t>const</w:t>
+      </w:r>
+      <w:proofErr w:type="spellEnd"/>
+      <w:r>
+        <w:rPr>
+          <w:rFonts w:ascii="Consolas" w:eastAsia="Times New Roman" w:hAnsi="Consolas" w:cs="Times New Roman"/>
+          <w:sz w:val="21"/>
+          <w:szCs w:val="21"/>
+          <w:lang w:eastAsia="en-IN"/>
+        </w:rPr>
+        <w:t xml:space="preserve"> result = </w:t>
+      </w:r>
+      <w:proofErr w:type="spellStart"/>
+      <w:r>
+        <w:rPr>
+          <w:rFonts w:ascii="Consolas" w:eastAsia="Times New Roman" w:hAnsi="Consolas" w:cs="Times New Roman"/>
+          <w:sz w:val="21"/>
+          <w:szCs w:val="21"/>
+          <w:lang w:eastAsia="en-IN"/>
+        </w:rPr>
+        <w:t>useMemo</w:t>
+      </w:r>
+      <w:proofErr w:type="spellEnd"/>
+      <w:r>
+        <w:rPr>
+          <w:rFonts w:ascii="Consolas" w:eastAsia="Times New Roman" w:hAnsi="Consolas" w:cs="Times New Roman"/>
+          <w:sz w:val="21"/>
+          <w:szCs w:val="21"/>
+          <w:lang w:eastAsia="en-IN"/>
+        </w:rPr>
+        <w:t>(() =&gt; {</w:t>
+      </w:r>
+      <w:r>
+        <w:rPr>
+          <w:rFonts w:ascii="Consolas" w:eastAsia="Times New Roman" w:hAnsi="Consolas" w:cs="Times New Roman"/>
+          <w:sz w:val="21"/>
+          <w:szCs w:val="21"/>
+          <w:lang w:eastAsia="en-IN"/>
+        </w:rPr>
+        <w:br/>
+        <w:t xml:space="preserve">  return </w:t>
+      </w:r>
+      <w:proofErr w:type="spellStart"/>
+      <w:r>
+        <w:rPr>
+          <w:rFonts w:ascii="Consolas" w:eastAsia="Times New Roman" w:hAnsi="Consolas" w:cs="Times New Roman"/>
+          <w:sz w:val="21"/>
+          <w:szCs w:val="21"/>
+          <w:lang w:eastAsia="en-IN"/>
+        </w:rPr>
+        <w:t>expensiveCalculation</w:t>
+      </w:r>
+      <w:proofErr w:type="spellEnd"/>
+      <w:r>
+        <w:rPr>
+          <w:rFonts w:ascii="Consolas" w:eastAsia="Times New Roman" w:hAnsi="Consolas" w:cs="Times New Roman"/>
+          <w:sz w:val="21"/>
+          <w:szCs w:val="21"/>
+          <w:lang w:eastAsia="en-IN"/>
+        </w:rPr>
+        <w:t>(</w:t>
+      </w:r>
+      <w:proofErr w:type="spellStart"/>
+      <w:r>
+        <w:rPr>
+          <w:rFonts w:ascii="Consolas" w:eastAsia="Times New Roman" w:hAnsi="Consolas" w:cs="Times New Roman"/>
+          <w:sz w:val="21"/>
+          <w:szCs w:val="21"/>
+          <w:lang w:eastAsia="en-IN"/>
+        </w:rPr>
+        <w:t>num</w:t>
+      </w:r>
+      <w:proofErr w:type="spellEnd"/>
+      <w:r>
+        <w:rPr>
+          <w:rFonts w:ascii="Consolas" w:eastAsia="Times New Roman" w:hAnsi="Consolas" w:cs="Times New Roman"/>
+          <w:sz w:val="21"/>
+          <w:szCs w:val="21"/>
+          <w:lang w:eastAsia="en-IN"/>
+        </w:rPr>
+        <w:t>);</w:t>
+      </w:r>
+      <w:r>
+        <w:rPr>
+          <w:rFonts w:ascii="Consolas" w:eastAsia="Times New Roman" w:hAnsi="Consolas" w:cs="Times New Roman"/>
+          <w:sz w:val="21"/>
+          <w:szCs w:val="21"/>
+          <w:lang w:eastAsia="en-IN"/>
+        </w:rPr>
+        <w:br/>
+        <w:t>}, [</w:t>
+      </w:r>
+      <w:proofErr w:type="spellStart"/>
+      <w:r>
+        <w:rPr>
+          <w:rFonts w:ascii="Consolas" w:eastAsia="Times New Roman" w:hAnsi="Consolas" w:cs="Times New Roman"/>
+          <w:sz w:val="21"/>
+          <w:szCs w:val="21"/>
+          <w:lang w:eastAsia="en-IN"/>
+        </w:rPr>
+        <w:t>num</w:t>
+      </w:r>
+      <w:proofErr w:type="spellEnd"/>
+      <w:r>
+        <w:rPr>
+          <w:rFonts w:ascii="Consolas" w:eastAsia="Times New Roman" w:hAnsi="Consolas" w:cs="Times New Roman"/>
+          <w:sz w:val="21"/>
+          <w:szCs w:val="21"/>
+          <w:lang w:eastAsia="en-IN"/>
+        </w:rPr>
+        <w:t>]);</w:t>
+      </w:r>
+    </w:p>
+    <w:p>
+      <w:pPr>
+        <w:ind w:left="1800"/>
+        <w:rPr>
+          <w:rFonts w:ascii="Consolas" w:eastAsia="Times New Roman" w:hAnsi="Consolas" w:cs="Times New Roman"/>
+          <w:sz w:val="21"/>
+          <w:szCs w:val="21"/>
+          <w:lang w:eastAsia="en-IN"/>
+        </w:rPr>
+      </w:pPr>
+      <w:r>
+        <w:rPr>
+          <w:rFonts w:ascii="Consolas" w:eastAsia="Times New Roman" w:hAnsi="Consolas" w:cs="Times New Roman"/>
+          <w:sz w:val="21"/>
+          <w:szCs w:val="21"/>
+          <w:lang w:eastAsia="en-IN"/>
+        </w:rPr>
+        <w:t xml:space="preserve">The calculation runs only when </w:t>
+      </w:r>
+      <w:proofErr w:type="spellStart"/>
+      <w:r>
+        <w:rPr>
+          <w:rFonts w:ascii="Consolas" w:eastAsia="Times New Roman" w:hAnsi="Consolas" w:cs="Times New Roman"/>
+          <w:sz w:val="21"/>
+          <w:szCs w:val="21"/>
+          <w:lang w:eastAsia="en-IN"/>
+        </w:rPr>
+        <w:t>num</w:t>
+      </w:r>
+      <w:proofErr w:type="spellEnd"/>
+      <w:r>
+        <w:rPr>
+          <w:rFonts w:ascii="Consolas" w:eastAsia="Times New Roman" w:hAnsi="Consolas" w:cs="Times New Roman"/>
+          <w:sz w:val="21"/>
+          <w:szCs w:val="21"/>
+          <w:lang w:eastAsia="en-IN"/>
+        </w:rPr>
+        <w:t xml:space="preserve"> changes.</w:t>
+      </w:r>
+    </w:p>
+    <w:p>
+      <w:pPr>
+        <w:rPr>
+          <w:rFonts w:ascii="Consolas" w:eastAsia="Times New Roman" w:hAnsi="Consolas" w:cs="Times New Roman"/>
+          <w:sz w:val="21"/>
+          <w:szCs w:val="21"/>
+          <w:lang w:eastAsia="en-IN"/>
+        </w:rPr>
+      </w:pPr>
+      <w:r>
+        <w:rPr>
+          <w:rFonts w:ascii="Consolas" w:eastAsia="Times New Roman" w:hAnsi="Consolas" w:cs="Times New Roman"/>
+          <w:sz w:val="21"/>
+          <w:szCs w:val="21"/>
+          <w:lang w:eastAsia="en-IN"/>
+        </w:rPr>
+        <w:pict w14:anchorId="4E2545B0">
+          <v:rect id="_x0000_i1028" style="width:0;height:1.5pt" o:hralign="center" o:hrstd="t" o:hr="t" fillcolor="#a0a0a0" stroked="f"/>
+        </w:pict>
+      </w:r>
+    </w:p>
+    <w:p>
+      <w:pPr>
+        <w:ind w:left="1800"/>
+        <w:rPr>
+          <w:rFonts w:ascii="Consolas" w:eastAsia="Times New Roman" w:hAnsi="Consolas" w:cs="Times New Roman"/>
+          <w:b/>
+          <w:bCs/>
+          <w:sz w:val="21"/>
+          <w:szCs w:val="21"/>
+          <w:lang w:eastAsia="en-IN"/>
+        </w:rPr>
+      </w:pPr>
+      <w:r>
+        <w:rPr>
+          <w:rFonts w:ascii="Consolas" w:eastAsia="Times New Roman" w:hAnsi="Consolas" w:cs="Times New Roman"/>
+          <w:b/>
+          <w:bCs/>
+          <w:sz w:val="21"/>
+          <w:szCs w:val="21"/>
+          <w:lang w:eastAsia="en-IN"/>
+        </w:rPr>
+        <w:t xml:space="preserve">6. </w:t>
+      </w:r>
+      <w:proofErr w:type="spellStart"/>
+      <w:r>
+        <w:rPr>
+          <w:rFonts w:ascii="Consolas" w:eastAsia="Times New Roman" w:hAnsi="Consolas" w:cs="Times New Roman"/>
+          <w:b/>
+          <w:bCs/>
+          <w:sz w:val="21"/>
+          <w:szCs w:val="21"/>
+          <w:lang w:eastAsia="en-IN"/>
+        </w:rPr>
+        <w:t>useCallback</w:t>
+      </w:r>
+      <w:proofErr w:type="spellEnd"/>
+      <w:r>
+        <w:rPr>
+          <w:rFonts w:ascii="Consolas" w:eastAsia="Times New Roman" w:hAnsi="Consolas" w:cs="Times New Roman"/>
+          <w:b/>
+          <w:bCs/>
+          <w:sz w:val="21"/>
+          <w:szCs w:val="21"/>
+          <w:lang w:eastAsia="en-IN"/>
+        </w:rPr>
+        <w:t xml:space="preserve"> Hook</w:t>
+      </w:r>
+    </w:p>
+    <w:p>
+      <w:pPr>
+        <w:ind w:left="1800"/>
+        <w:rPr>
+          <w:rFonts w:ascii="Consolas" w:eastAsia="Times New Roman" w:hAnsi="Consolas" w:cs="Times New Roman"/>
+          <w:sz w:val="21"/>
+          <w:szCs w:val="21"/>
+          <w:lang w:eastAsia="en-IN"/>
+        </w:rPr>
+      </w:pPr>
+      <w:r>
+        <w:rPr>
+          <w:rFonts w:ascii="Consolas" w:eastAsia="Times New Roman" w:hAnsi="Consolas" w:cs="Times New Roman"/>
+          <w:sz w:val="21"/>
+          <w:szCs w:val="21"/>
+          <w:lang w:eastAsia="en-IN"/>
+        </w:rPr>
+        <w:t xml:space="preserve">Used to </w:t>
+      </w:r>
+      <w:proofErr w:type="spellStart"/>
+      <w:r>
+        <w:rPr>
+          <w:rFonts w:ascii="Consolas" w:eastAsia="Times New Roman" w:hAnsi="Consolas" w:cs="Times New Roman"/>
+          <w:sz w:val="21"/>
+          <w:szCs w:val="21"/>
+          <w:lang w:eastAsia="en-IN"/>
+        </w:rPr>
+        <w:t>memoize</w:t>
+      </w:r>
+      <w:proofErr w:type="spellEnd"/>
+      <w:r>
+        <w:rPr>
+          <w:rFonts w:ascii="Consolas" w:eastAsia="Times New Roman" w:hAnsi="Consolas" w:cs="Times New Roman"/>
+          <w:sz w:val="21"/>
+          <w:szCs w:val="21"/>
+          <w:lang w:eastAsia="en-IN"/>
+        </w:rPr>
+        <w:t xml:space="preserve"> functions and prevent unnecessary re-creation.</w:t>
+      </w:r>
+    </w:p>
+    <w:p>
+      <w:pPr>
+        <w:ind w:left="1800"/>
+        <w:rPr>
+          <w:rFonts w:ascii="Consolas" w:eastAsia="Times New Roman" w:hAnsi="Consolas" w:cs="Times New Roman"/>
+          <w:b/>
+          <w:bCs/>
+          <w:sz w:val="21"/>
+          <w:szCs w:val="21"/>
+          <w:lang w:eastAsia="en-IN"/>
+        </w:rPr>
+      </w:pPr>
+      <w:r>
+        <w:rPr>
+          <w:rFonts w:ascii="Consolas" w:eastAsia="Times New Roman" w:hAnsi="Consolas" w:cs="Times New Roman"/>
+          <w:b/>
+          <w:bCs/>
+          <w:sz w:val="21"/>
+          <w:szCs w:val="21"/>
+          <w:lang w:eastAsia="en-IN"/>
+        </w:rPr>
+        <w:t>Example</w:t>
+      </w:r>
+    </w:p>
+    <w:p>
+      <w:pPr>
+        <w:ind w:left="1800"/>
+        <w:rPr>
+          <w:rFonts w:ascii="Consolas" w:eastAsia="Times New Roman" w:hAnsi="Consolas" w:cs="Times New Roman"/>
+          <w:sz w:val="21"/>
+          <w:szCs w:val="21"/>
+          <w:lang w:eastAsia="en-IN"/>
+        </w:rPr>
+      </w:pPr>
+      <w:proofErr w:type="spellStart"/>
+      <w:r>
+        <w:rPr>
+          <w:rFonts w:ascii="Consolas" w:eastAsia="Times New Roman" w:hAnsi="Consolas" w:cs="Times New Roman"/>
+          <w:sz w:val="21"/>
+          <w:szCs w:val="21"/>
+          <w:lang w:eastAsia="en-IN"/>
+        </w:rPr>
+        <w:t>const</w:t>
+      </w:r>
+      <w:proofErr w:type="spellEnd"/>
+      <w:r>
+        <w:rPr>
+          <w:rFonts w:ascii="Consolas" w:eastAsia="Times New Roman" w:hAnsi="Consolas" w:cs="Times New Roman"/>
+          <w:sz w:val="21"/>
+          <w:szCs w:val="21"/>
+          <w:lang w:eastAsia="en-IN"/>
+        </w:rPr>
+        <w:t xml:space="preserve"> </w:t>
+      </w:r>
+      <w:proofErr w:type="spellStart"/>
+      <w:r>
+        <w:rPr>
+          <w:rFonts w:ascii="Consolas" w:eastAsia="Times New Roman" w:hAnsi="Consolas" w:cs="Times New Roman"/>
+          <w:sz w:val="21"/>
+          <w:szCs w:val="21"/>
+          <w:lang w:eastAsia="en-IN"/>
+        </w:rPr>
+        <w:t>handleClick</w:t>
+      </w:r>
+      <w:proofErr w:type="spellEnd"/>
+      <w:r>
+        <w:rPr>
+          <w:rFonts w:ascii="Consolas" w:eastAsia="Times New Roman" w:hAnsi="Consolas" w:cs="Times New Roman"/>
+          <w:sz w:val="21"/>
+          <w:szCs w:val="21"/>
+          <w:lang w:eastAsia="en-IN"/>
+        </w:rPr>
+        <w:t xml:space="preserve"> = </w:t>
+      </w:r>
+      <w:proofErr w:type="spellStart"/>
+      <w:r>
+        <w:rPr>
+          <w:rFonts w:ascii="Consolas" w:eastAsia="Times New Roman" w:hAnsi="Consolas" w:cs="Times New Roman"/>
+          <w:sz w:val="21"/>
+          <w:szCs w:val="21"/>
+          <w:lang w:eastAsia="en-IN"/>
+        </w:rPr>
+        <w:t>useCallback</w:t>
+      </w:r>
+      <w:proofErr w:type="spellEnd"/>
+      <w:r>
+        <w:rPr>
+          <w:rFonts w:ascii="Consolas" w:eastAsia="Times New Roman" w:hAnsi="Consolas" w:cs="Times New Roman"/>
+          <w:sz w:val="21"/>
+          <w:szCs w:val="21"/>
+          <w:lang w:eastAsia="en-IN"/>
+        </w:rPr>
+        <w:t>(() =&gt; {</w:t>
+      </w:r>
+      <w:r>
+        <w:rPr>
+          <w:rFonts w:ascii="Consolas" w:eastAsia="Times New Roman" w:hAnsi="Consolas" w:cs="Times New Roman"/>
+          <w:sz w:val="21"/>
+          <w:szCs w:val="21"/>
+          <w:lang w:eastAsia="en-IN"/>
+        </w:rPr>
+        <w:br/>
+        <w:t xml:space="preserve">  console.log("Clicked");</w:t>
+      </w:r>
+      <w:r>
+        <w:rPr>
+          <w:rFonts w:ascii="Consolas" w:eastAsia="Times New Roman" w:hAnsi="Consolas" w:cs="Times New Roman"/>
+          <w:sz w:val="21"/>
+          <w:szCs w:val="21"/>
+          <w:lang w:eastAsia="en-IN"/>
+        </w:rPr>
+        <w:br/>
+        <w:t>}, []);</w:t>
+      </w:r>
+    </w:p>
+    <w:p>
+      <w:pPr>
+        <w:rPr>
+          <w:rFonts w:ascii="Consolas" w:eastAsia="Times New Roman" w:hAnsi="Consolas" w:cs="Times New Roman"/>
+          <w:sz w:val="21"/>
+          <w:szCs w:val="21"/>
+          <w:lang w:eastAsia="en-IN"/>
+        </w:rPr>
+      </w:pPr>
+      <w:r>
+        <w:rPr>
+          <w:rFonts w:ascii="Consolas" w:eastAsia="Times New Roman" w:hAnsi="Consolas" w:cs="Times New Roman"/>
+          <w:sz w:val="21"/>
+          <w:szCs w:val="21"/>
+          <w:lang w:eastAsia="en-IN"/>
+        </w:rPr>
+        <w:pict w14:anchorId="06EF4CCE">
+          <v:rect id="_x0000_i1029" style="width:0;height:1.5pt" o:hralign="center" o:hrstd="t" o:hr="t" fillcolor="#a0a0a0" stroked="f"/>
+        </w:pict>
+      </w:r>
+    </w:p>
+    <w:p>
+      <w:pPr>
+        <w:ind w:left="1800"/>
+        <w:rPr>
+          <w:rFonts w:ascii="Consolas" w:eastAsia="Times New Roman" w:hAnsi="Consolas" w:cs="Times New Roman"/>
+          <w:b/>
+          <w:bCs/>
+          <w:sz w:val="21"/>
+          <w:szCs w:val="21"/>
+          <w:lang w:eastAsia="en-IN"/>
+        </w:rPr>
+      </w:pPr>
+      <w:r>
+        <w:rPr>
+          <w:rFonts w:ascii="Consolas" w:eastAsia="Times New Roman" w:hAnsi="Consolas" w:cs="Times New Roman"/>
+          <w:b/>
+          <w:bCs/>
+          <w:sz w:val="21"/>
+          <w:szCs w:val="21"/>
+          <w:lang w:eastAsia="en-IN"/>
+        </w:rPr>
+        <w:t>Rules of Hooks</w:t>
+      </w:r>
+    </w:p>
+    <w:p>
+      <w:pPr>
+        <w:ind w:left="1800"/>
+        <w:rPr>
+          <w:rFonts w:ascii="Consolas" w:eastAsia="Times New Roman" w:hAnsi="Consolas" w:cs="Times New Roman"/>
+          <w:sz w:val="21"/>
+          <w:szCs w:val="21"/>
+          <w:lang w:eastAsia="en-IN"/>
+        </w:rPr>
+      </w:pPr>
+      <w:r>
+        <w:rPr>
+          <w:rFonts w:ascii="Segoe UI Emoji" w:eastAsia="Times New Roman" w:hAnsi="Segoe UI Emoji" w:cs="Segoe UI Emoji"/>
+          <w:sz w:val="21"/>
+          <w:szCs w:val="21"/>
+          <w:lang w:eastAsia="en-IN"/>
+        </w:rPr>
+        <w:t>✅</w:t>
+      </w:r>
+      <w:r>
+        <w:rPr>
+          <w:rFonts w:ascii="Consolas" w:eastAsia="Times New Roman" w:hAnsi="Consolas" w:cs="Times New Roman"/>
+          <w:sz w:val="21"/>
+          <w:szCs w:val="21"/>
+          <w:lang w:eastAsia="en-IN"/>
+        </w:rPr>
+        <w:t xml:space="preserve"> Call Hooks only at the top level of a component.</w:t>
+      </w:r>
+    </w:p>
+    <w:p>
+      <w:pPr>
+        <w:ind w:left="1800"/>
+        <w:rPr>
+          <w:rFonts w:ascii="Consolas" w:eastAsia="Times New Roman" w:hAnsi="Consolas" w:cs="Times New Roman"/>
+          <w:sz w:val="21"/>
+          <w:szCs w:val="21"/>
+          <w:lang w:eastAsia="en-IN"/>
+        </w:rPr>
+      </w:pPr>
+      <w:r>
+        <w:rPr>
+          <w:rFonts w:ascii="Consolas" w:eastAsia="Times New Roman" w:hAnsi="Consolas" w:cs="Times New Roman"/>
+          <w:sz w:val="21"/>
+          <w:szCs w:val="21"/>
+          <w:lang w:eastAsia="en-IN"/>
+        </w:rPr>
+        <w:t>function App() {</w:t>
+      </w:r>
+      <w:r>
+        <w:rPr>
+          <w:rFonts w:ascii="Consolas" w:eastAsia="Times New Roman" w:hAnsi="Consolas" w:cs="Times New Roman"/>
+          <w:sz w:val="21"/>
+          <w:szCs w:val="21"/>
+          <w:lang w:eastAsia="en-IN"/>
+        </w:rPr>
+        <w:br/>
+        <w:t xml:space="preserve">  </w:t>
+      </w:r>
+      <w:proofErr w:type="spellStart"/>
+      <w:r>
+        <w:rPr>
+          <w:rFonts w:ascii="Consolas" w:eastAsia="Times New Roman" w:hAnsi="Consolas" w:cs="Times New Roman"/>
+          <w:sz w:val="21"/>
+          <w:szCs w:val="21"/>
+          <w:lang w:eastAsia="en-IN"/>
+        </w:rPr>
+        <w:t>const</w:t>
+      </w:r>
+      <w:proofErr w:type="spellEnd"/>
+      <w:r>
+        <w:rPr>
+          <w:rFonts w:ascii="Consolas" w:eastAsia="Times New Roman" w:hAnsi="Consolas" w:cs="Times New Roman"/>
+          <w:sz w:val="21"/>
+          <w:szCs w:val="21"/>
+          <w:lang w:eastAsia="en-IN"/>
+        </w:rPr>
+        <w:t xml:space="preserve"> [count, </w:t>
+      </w:r>
+      <w:proofErr w:type="spellStart"/>
+      <w:r>
+        <w:rPr>
+          <w:rFonts w:ascii="Consolas" w:eastAsia="Times New Roman" w:hAnsi="Consolas" w:cs="Times New Roman"/>
+          <w:sz w:val="21"/>
+          <w:szCs w:val="21"/>
+          <w:lang w:eastAsia="en-IN"/>
+        </w:rPr>
+        <w:t>setCount</w:t>
+      </w:r>
+      <w:proofErr w:type="spellEnd"/>
+      <w:r>
+        <w:rPr>
+          <w:rFonts w:ascii="Consolas" w:eastAsia="Times New Roman" w:hAnsi="Consolas" w:cs="Times New Roman"/>
+          <w:sz w:val="21"/>
+          <w:szCs w:val="21"/>
+          <w:lang w:eastAsia="en-IN"/>
+        </w:rPr>
+        <w:t xml:space="preserve">] = </w:t>
+      </w:r>
+      <w:proofErr w:type="spellStart"/>
+      <w:r>
+        <w:rPr>
+          <w:rFonts w:ascii="Consolas" w:eastAsia="Times New Roman" w:hAnsi="Consolas" w:cs="Times New Roman"/>
+          <w:sz w:val="21"/>
+          <w:szCs w:val="21"/>
+          <w:lang w:eastAsia="en-IN"/>
+        </w:rPr>
+        <w:t>useState</w:t>
+      </w:r>
+      <w:proofErr w:type="spellEnd"/>
+      <w:r>
+        <w:rPr>
+          <w:rFonts w:ascii="Consolas" w:eastAsia="Times New Roman" w:hAnsi="Consolas" w:cs="Times New Roman"/>
+          <w:sz w:val="21"/>
+          <w:szCs w:val="21"/>
+          <w:lang w:eastAsia="en-IN"/>
+        </w:rPr>
+        <w:t>(0);</w:t>
+      </w:r>
+      <w:r>
+        <w:rPr>
+          <w:rFonts w:ascii="Consolas" w:eastAsia="Times New Roman" w:hAnsi="Consolas" w:cs="Times New Roman"/>
+          <w:sz w:val="21"/>
+          <w:szCs w:val="21"/>
+          <w:lang w:eastAsia="en-IN"/>
+        </w:rPr>
+        <w:br/>
+        <w:t>}</w:t>
+      </w:r>
+    </w:p>
+    <w:p>
+      <w:pPr>
+        <w:ind w:left="1800"/>
+        <w:rPr>
+          <w:rFonts w:ascii="Consolas" w:eastAsia="Times New Roman" w:hAnsi="Consolas" w:cs="Times New Roman"/>
+          <w:sz w:val="21"/>
+          <w:szCs w:val="21"/>
+          <w:lang w:eastAsia="en-IN"/>
+        </w:rPr>
+      </w:pPr>
+      <w:r>
+        <w:rPr>
+          <w:rFonts w:ascii="Segoe UI Emoji" w:eastAsia="Times New Roman" w:hAnsi="Segoe UI Emoji" w:cs="Segoe UI Emoji"/>
+          <w:sz w:val="21"/>
+          <w:szCs w:val="21"/>
+          <w:lang w:eastAsia="en-IN"/>
+        </w:rPr>
+        <w:t>❌</w:t>
+      </w:r>
+      <w:r>
+        <w:rPr>
+          <w:rFonts w:ascii="Consolas" w:eastAsia="Times New Roman" w:hAnsi="Consolas" w:cs="Times New Roman"/>
+          <w:sz w:val="21"/>
+          <w:szCs w:val="21"/>
+          <w:lang w:eastAsia="en-IN"/>
+        </w:rPr>
+        <w:t xml:space="preserve"> Don't call Hooks inside loops, conditions, or nested functions.</w:t>
+      </w:r>
+    </w:p>
+    <w:p>
+      <w:pPr>
+        <w:ind w:left="1800"/>
+        <w:rPr>
+          <w:rFonts w:ascii="Consolas" w:eastAsia="Times New Roman" w:hAnsi="Consolas" w:cs="Times New Roman"/>
+          <w:sz w:val="21"/>
+          <w:szCs w:val="21"/>
+          <w:lang w:eastAsia="en-IN"/>
+        </w:rPr>
+      </w:pPr>
+      <w:r>
+        <w:rPr>
+          <w:rFonts w:ascii="Consolas" w:eastAsia="Times New Roman" w:hAnsi="Consolas" w:cs="Times New Roman"/>
+          <w:sz w:val="21"/>
+          <w:szCs w:val="21"/>
+          <w:lang w:eastAsia="en-IN"/>
+        </w:rPr>
+        <w:t>if (true) {</w:t>
+      </w:r>
+      <w:r>
+        <w:rPr>
+          <w:rFonts w:ascii="Consolas" w:eastAsia="Times New Roman" w:hAnsi="Consolas" w:cs="Times New Roman"/>
+          <w:sz w:val="21"/>
+          <w:szCs w:val="21"/>
+          <w:lang w:eastAsia="en-IN"/>
+        </w:rPr>
+        <w:br/>
+        <w:t xml:space="preserve">  </w:t>
+      </w:r>
+      <w:proofErr w:type="spellStart"/>
+      <w:r>
+        <w:rPr>
+          <w:rFonts w:ascii="Consolas" w:eastAsia="Times New Roman" w:hAnsi="Consolas" w:cs="Times New Roman"/>
+          <w:sz w:val="21"/>
+          <w:szCs w:val="21"/>
+          <w:lang w:eastAsia="en-IN"/>
+        </w:rPr>
+        <w:t>useState</w:t>
+      </w:r>
+      <w:proofErr w:type="spellEnd"/>
+      <w:r>
+        <w:rPr>
+          <w:rFonts w:ascii="Consolas" w:eastAsia="Times New Roman" w:hAnsi="Consolas" w:cs="Times New Roman"/>
+          <w:sz w:val="21"/>
+          <w:szCs w:val="21"/>
+          <w:lang w:eastAsia="en-IN"/>
+        </w:rPr>
+        <w:t>(0); // Wrong</w:t>
+      </w:r>
+      <w:r>
+        <w:rPr>
+          <w:rFonts w:ascii="Consolas" w:eastAsia="Times New Roman" w:hAnsi="Consolas" w:cs="Times New Roman"/>
+          <w:sz w:val="21"/>
+          <w:szCs w:val="21"/>
+          <w:lang w:eastAsia="en-IN"/>
+        </w:rPr>
+        <w:br/>
+        <w:t>}</w:t>
+      </w:r>
+    </w:p>
+    <w:p>
+      <w:pPr>
+        <w:rPr>
+          <w:rFonts w:ascii="Consolas" w:eastAsia="Times New Roman" w:hAnsi="Consolas" w:cs="Times New Roman"/>
+          <w:sz w:val="21"/>
+          <w:szCs w:val="21"/>
+          <w:lang w:eastAsia="en-IN"/>
+        </w:rPr>
+      </w:pPr>
+      <w:r>
+        <w:rPr>
+          <w:rFonts w:ascii="Consolas" w:eastAsia="Times New Roman" w:hAnsi="Consolas" w:cs="Times New Roman"/>
+          <w:sz w:val="21"/>
+          <w:szCs w:val="21"/>
+          <w:lang w:eastAsia="en-IN"/>
+        </w:rPr>
+        <w:pict w14:anchorId="2562227A">
+          <v:rect id="_x0000_i1030" style="width:0;height:1.5pt" o:hralign="center" o:hrstd="t" o:hr="t" fillcolor="#a0a0a0" stroked="f"/>
+        </w:pict>
+      </w:r>
+    </w:p>
+    <w:p>
+      <w:pPr>
+        <w:rPr>
+          <w:rFonts w:ascii="Consolas" w:eastAsia="Times New Roman" w:hAnsi="Consolas" w:cs="Times New Roman"/>
+          <w:b/>
+          <w:bCs/>
+          <w:sz w:val="21"/>
+          <w:szCs w:val="21"/>
+          <w:lang w:eastAsia="en-IN"/>
+        </w:rPr>
+      </w:pPr>
+      <w:r>
+        <w:rPr>
+          <w:rFonts w:ascii="Consolas" w:eastAsia="Times New Roman" w:hAnsi="Consolas" w:cs="Times New Roman"/>
+          <w:b/>
+          <w:bCs/>
+          <w:sz w:val="21"/>
+          <w:szCs w:val="21"/>
+          <w:lang w:eastAsia="en-IN"/>
+        </w:rPr>
+        <w:t>Real-Life Analogy</w:t>
+      </w:r>
+    </w:p>
+    <w:p>
+      <w:pPr>
+        <w:rPr>
+          <w:rFonts w:ascii="Consolas" w:eastAsia="Times New Roman" w:hAnsi="Consolas" w:cs="Times New Roman"/>
+          <w:sz w:val="21"/>
+          <w:szCs w:val="21"/>
+          <w:lang w:eastAsia="en-IN"/>
+        </w:rPr>
+      </w:pPr>
+      <w:r>
+        <w:rPr>
+          <w:rFonts w:ascii="Consolas" w:eastAsia="Times New Roman" w:hAnsi="Consolas" w:cs="Times New Roman"/>
+          <w:sz w:val="21"/>
+          <w:szCs w:val="21"/>
+          <w:lang w:eastAsia="en-IN"/>
+        </w:rPr>
+        <w:t>Think of a React component as a smartphone:</w:t>
+      </w:r>
+    </w:p>
+    <w:p>
+      <w:pPr>
+        <w:numPr>
+          <w:ilvl w:val="0"/>
+          <w:numId w:val="16"/>
+        </w:numPr>
+        <w:rPr>
+          <w:rFonts w:ascii="Consolas" w:eastAsia="Times New Roman" w:hAnsi="Consolas" w:cs="Times New Roman"/>
+          <w:sz w:val="21"/>
+          <w:szCs w:val="21"/>
+          <w:lang w:eastAsia="en-IN"/>
+        </w:rPr>
+      </w:pPr>
+      <w:proofErr w:type="spellStart"/>
+      <w:r>
+        <w:rPr>
+          <w:rFonts w:ascii="Consolas" w:eastAsia="Times New Roman" w:hAnsi="Consolas" w:cs="Times New Roman"/>
+          <w:sz w:val="21"/>
+          <w:szCs w:val="21"/>
+          <w:lang w:eastAsia="en-IN"/>
+        </w:rPr>
+        <w:t>useState</w:t>
+      </w:r>
+      <w:proofErr w:type="spellEnd"/>
+      <w:r>
+        <w:rPr>
+          <w:rFonts w:ascii="Consolas" w:eastAsia="Times New Roman" w:hAnsi="Consolas" w:cs="Times New Roman"/>
+          <w:sz w:val="21"/>
+          <w:szCs w:val="21"/>
+          <w:lang w:eastAsia="en-IN"/>
+        </w:rPr>
+        <w:t xml:space="preserve"> → Stores data (like contacts or photos) </w:t>
+      </w:r>
+    </w:p>
+    <w:p>
+      <w:pPr>
+        <w:numPr>
+          <w:ilvl w:val="0"/>
+          <w:numId w:val="16"/>
+        </w:numPr>
+        <w:rPr>
+          <w:rFonts w:ascii="Consolas" w:eastAsia="Times New Roman" w:hAnsi="Consolas" w:cs="Times New Roman"/>
+          <w:sz w:val="21"/>
+          <w:szCs w:val="21"/>
+          <w:lang w:eastAsia="en-IN"/>
+        </w:rPr>
+      </w:pPr>
+      <w:proofErr w:type="spellStart"/>
+      <w:r>
+        <w:rPr>
+          <w:rFonts w:ascii="Consolas" w:eastAsia="Times New Roman" w:hAnsi="Consolas" w:cs="Times New Roman"/>
+          <w:sz w:val="21"/>
+          <w:szCs w:val="21"/>
+          <w:lang w:eastAsia="en-IN"/>
+        </w:rPr>
+        <w:t>useEffect</w:t>
+      </w:r>
+      <w:proofErr w:type="spellEnd"/>
+      <w:r>
+        <w:rPr>
+          <w:rFonts w:ascii="Consolas" w:eastAsia="Times New Roman" w:hAnsi="Consolas" w:cs="Times New Roman"/>
+          <w:sz w:val="21"/>
+          <w:szCs w:val="21"/>
+          <w:lang w:eastAsia="en-IN"/>
+        </w:rPr>
+        <w:t xml:space="preserve"> → Performs actions (like syncing data) </w:t>
+      </w:r>
+    </w:p>
+    <w:p>
+      <w:pPr>
+        <w:numPr>
+          <w:ilvl w:val="0"/>
+          <w:numId w:val="16"/>
+        </w:numPr>
+        <w:rPr>
+          <w:rFonts w:ascii="Consolas" w:eastAsia="Times New Roman" w:hAnsi="Consolas" w:cs="Times New Roman"/>
+          <w:sz w:val="21"/>
+          <w:szCs w:val="21"/>
+          <w:lang w:eastAsia="en-IN"/>
+        </w:rPr>
+      </w:pPr>
+      <w:proofErr w:type="spellStart"/>
+      <w:r>
+        <w:rPr>
+          <w:rFonts w:ascii="Consolas" w:eastAsia="Times New Roman" w:hAnsi="Consolas" w:cs="Times New Roman"/>
+          <w:sz w:val="21"/>
+          <w:szCs w:val="21"/>
+          <w:lang w:eastAsia="en-IN"/>
+        </w:rPr>
+        <w:t>useRef</w:t>
+      </w:r>
+      <w:proofErr w:type="spellEnd"/>
+      <w:r>
+        <w:rPr>
+          <w:rFonts w:ascii="Consolas" w:eastAsia="Times New Roman" w:hAnsi="Consolas" w:cs="Times New Roman"/>
+          <w:sz w:val="21"/>
+          <w:szCs w:val="21"/>
+          <w:lang w:eastAsia="en-IN"/>
+        </w:rPr>
+        <w:t xml:space="preserve"> → Direct access to hardware (camera/input) </w:t>
+      </w:r>
+    </w:p>
+    <w:p>
+      <w:pPr>
+        <w:numPr>
+          <w:ilvl w:val="0"/>
+          <w:numId w:val="16"/>
+        </w:numPr>
+        <w:rPr>
+          <w:rFonts w:ascii="Consolas" w:eastAsia="Times New Roman" w:hAnsi="Consolas" w:cs="Times New Roman"/>
+          <w:sz w:val="21"/>
+          <w:szCs w:val="21"/>
+          <w:lang w:eastAsia="en-IN"/>
+        </w:rPr>
+      </w:pPr>
+      <w:proofErr w:type="spellStart"/>
+      <w:r>
+        <w:rPr>
+          <w:rFonts w:ascii="Consolas" w:eastAsia="Times New Roman" w:hAnsi="Consolas" w:cs="Times New Roman"/>
+          <w:sz w:val="21"/>
+          <w:szCs w:val="21"/>
+          <w:lang w:eastAsia="en-IN"/>
+        </w:rPr>
+        <w:t>useContext</w:t>
+      </w:r>
+      <w:proofErr w:type="spellEnd"/>
+      <w:r>
+        <w:rPr>
+          <w:rFonts w:ascii="Consolas" w:eastAsia="Times New Roman" w:hAnsi="Consolas" w:cs="Times New Roman"/>
+          <w:sz w:val="21"/>
+          <w:szCs w:val="21"/>
+          <w:lang w:eastAsia="en-IN"/>
+        </w:rPr>
+        <w:t xml:space="preserve"> → Shared settings (theme/language) </w:t>
+      </w:r>
+    </w:p>
+    <w:p>
+      <w:pPr>
+        <w:numPr>
+          <w:ilvl w:val="0"/>
+          <w:numId w:val="16"/>
+        </w:numPr>
+        <w:rPr>
+          <w:rFonts w:ascii="Consolas" w:eastAsia="Times New Roman" w:hAnsi="Consolas" w:cs="Times New Roman"/>
+          <w:sz w:val="21"/>
+          <w:szCs w:val="21"/>
+          <w:lang w:eastAsia="en-IN"/>
+        </w:rPr>
+      </w:pPr>
+      <w:proofErr w:type="spellStart"/>
+      <w:r>
+        <w:rPr>
+          <w:rFonts w:ascii="Consolas" w:eastAsia="Times New Roman" w:hAnsi="Consolas" w:cs="Times New Roman"/>
+          <w:sz w:val="21"/>
+          <w:szCs w:val="21"/>
+          <w:lang w:eastAsia="en-IN"/>
+        </w:rPr>
+        <w:t>useMemo</w:t>
+      </w:r>
+      <w:proofErr w:type="spellEnd"/>
+      <w:r>
+        <w:rPr>
+          <w:rFonts w:ascii="Consolas" w:eastAsia="Times New Roman" w:hAnsi="Consolas" w:cs="Times New Roman"/>
+          <w:sz w:val="21"/>
+          <w:szCs w:val="21"/>
+          <w:lang w:eastAsia="en-IN"/>
+        </w:rPr>
+        <w:t xml:space="preserve"> → Saves calculations for faster performance </w:t>
+      </w:r>
+    </w:p>
+    <w:p>
+      <w:pPr>
+        <w:numPr>
+          <w:ilvl w:val="0"/>
+          <w:numId w:val="16"/>
+        </w:numPr>
+        <w:rPr>
+          <w:rFonts w:ascii="Consolas" w:eastAsia="Times New Roman" w:hAnsi="Consolas" w:cs="Times New Roman"/>
+          <w:sz w:val="21"/>
+          <w:szCs w:val="21"/>
+          <w:lang w:eastAsia="en-IN"/>
+        </w:rPr>
+      </w:pPr>
+      <w:proofErr w:type="spellStart"/>
+      <w:r>
+        <w:rPr>
+          <w:rFonts w:ascii="Consolas" w:eastAsia="Times New Roman" w:hAnsi="Consolas" w:cs="Times New Roman"/>
+          <w:sz w:val="21"/>
+          <w:szCs w:val="21"/>
+          <w:lang w:eastAsia="en-IN"/>
+        </w:rPr>
+        <w:t>useCallback</w:t>
+      </w:r>
+      <w:proofErr w:type="spellEnd"/>
+      <w:r>
+        <w:rPr>
+          <w:rFonts w:ascii="Consolas" w:eastAsia="Times New Roman" w:hAnsi="Consolas" w:cs="Times New Roman"/>
+          <w:sz w:val="21"/>
+          <w:szCs w:val="21"/>
+          <w:lang w:eastAsia="en-IN"/>
+        </w:rPr>
+        <w:t xml:space="preserve"> → Reuses the same function instead of creating a new one </w:t>
+      </w:r>
+    </w:p>
+    <w:p>
+      <w:pPr>
+        <w:rPr>
+          <w:rFonts w:ascii="Consolas" w:eastAsia="Times New Roman" w:hAnsi="Consolas" w:cs="Times New Roman"/>
+          <w:sz w:val="21"/>
+          <w:szCs w:val="21"/>
+          <w:lang w:eastAsia="en-IN"/>
+        </w:rPr>
+      </w:pPr>
+      <w:r>
+        <w:rPr>
+          <w:rFonts w:ascii="Consolas" w:eastAsia="Times New Roman" w:hAnsi="Consolas" w:cs="Times New Roman"/>
+          <w:sz w:val="21"/>
+          <w:szCs w:val="21"/>
+          <w:lang w:eastAsia="en-IN"/>
+        </w:rPr>
+        <w:pict w14:anchorId="40D1592B">
+          <v:rect id="_x0000_i1031" style="width:0;height:1.5pt" o:hralign="center" o:hrstd="t" o:hr="t" fillcolor="#a0a0a0" stroked="f"/>
+        </w:pict>
+      </w:r>
+    </w:p>
+    <w:p>
+      <w:pPr>
+        <w:rPr>
+          <w:rFonts w:ascii="Consolas" w:eastAsia="Times New Roman" w:hAnsi="Consolas" w:cs="Times New Roman"/>
+          <w:b/>
+          <w:bCs/>
+          <w:sz w:val="21"/>
+          <w:szCs w:val="21"/>
+          <w:lang w:eastAsia="en-IN"/>
+        </w:rPr>
+      </w:pPr>
+      <w:r>
+        <w:rPr>
+          <w:rFonts w:ascii="Consolas" w:eastAsia="Times New Roman" w:hAnsi="Consolas" w:cs="Times New Roman"/>
+          <w:b/>
+          <w:bCs/>
+          <w:sz w:val="21"/>
+          <w:szCs w:val="21"/>
+          <w:lang w:eastAsia="en-IN"/>
+        </w:rPr>
+        <w:t>Most Common Hooks for Beginners</w:t>
+      </w:r>
+    </w:p>
+    <w:p>
+      <w:pPr>
+        <w:numPr>
+          <w:ilvl w:val="0"/>
+          <w:numId w:val="17"/>
+        </w:numPr>
+        <w:rPr>
+          <w:rFonts w:ascii="Consolas" w:eastAsia="Times New Roman" w:hAnsi="Consolas" w:cs="Times New Roman"/>
+          <w:sz w:val="21"/>
+          <w:szCs w:val="21"/>
+          <w:lang w:eastAsia="en-IN"/>
+        </w:rPr>
+      </w:pPr>
+      <w:proofErr w:type="spellStart"/>
+      <w:r>
+        <w:rPr>
+          <w:rFonts w:ascii="Consolas" w:eastAsia="Times New Roman" w:hAnsi="Consolas" w:cs="Times New Roman"/>
+          <w:sz w:val="21"/>
+          <w:szCs w:val="21"/>
+          <w:lang w:eastAsia="en-IN"/>
+        </w:rPr>
+        <w:t>useState</w:t>
+      </w:r>
+      <w:proofErr w:type="spellEnd"/>
+      <w:r>
+        <w:rPr>
+          <w:rFonts w:ascii="Consolas" w:eastAsia="Times New Roman" w:hAnsi="Consolas" w:cs="Times New Roman"/>
+          <w:sz w:val="21"/>
+          <w:szCs w:val="21"/>
+          <w:lang w:eastAsia="en-IN"/>
+        </w:rPr>
+        <w:t xml:space="preserve"> </w:t>
+      </w:r>
+    </w:p>
+    <w:p>
+      <w:pPr>
+        <w:numPr>
+          <w:ilvl w:val="0"/>
+          <w:numId w:val="17"/>
+        </w:numPr>
+        <w:rPr>
+          <w:rFonts w:ascii="Consolas" w:eastAsia="Times New Roman" w:hAnsi="Consolas" w:cs="Times New Roman"/>
+          <w:sz w:val="21"/>
+          <w:szCs w:val="21"/>
+          <w:lang w:eastAsia="en-IN"/>
+        </w:rPr>
+      </w:pPr>
+      <w:proofErr w:type="spellStart"/>
+      <w:r>
+        <w:rPr>
+          <w:rFonts w:ascii="Consolas" w:eastAsia="Times New Roman" w:hAnsi="Consolas" w:cs="Times New Roman"/>
+          <w:sz w:val="21"/>
+          <w:szCs w:val="21"/>
+          <w:lang w:eastAsia="en-IN"/>
+        </w:rPr>
+        <w:t>useEffect</w:t>
+      </w:r>
+      <w:proofErr w:type="spellEnd"/>
+      <w:r>
+        <w:rPr>
+          <w:rFonts w:ascii="Consolas" w:eastAsia="Times New Roman" w:hAnsi="Consolas" w:cs="Times New Roman"/>
+          <w:sz w:val="21"/>
+          <w:szCs w:val="21"/>
+          <w:lang w:eastAsia="en-IN"/>
+        </w:rPr>
+        <w:t xml:space="preserve"> </w:t>
+      </w:r>
+    </w:p>
+    <w:p>
+      <w:pPr>
+        <w:numPr>
+          <w:ilvl w:val="0"/>
+          <w:numId w:val="17"/>
+        </w:numPr>
+        <w:rPr>
+          <w:rFonts w:ascii="Consolas" w:eastAsia="Times New Roman" w:hAnsi="Consolas" w:cs="Times New Roman"/>
+          <w:sz w:val="21"/>
+          <w:szCs w:val="21"/>
+          <w:lang w:eastAsia="en-IN"/>
+        </w:rPr>
+      </w:pPr>
+      <w:proofErr w:type="spellStart"/>
+      <w:r>
+        <w:rPr>
+          <w:rFonts w:ascii="Consolas" w:eastAsia="Times New Roman" w:hAnsi="Consolas" w:cs="Times New Roman"/>
+          <w:sz w:val="21"/>
+          <w:szCs w:val="21"/>
+          <w:lang w:eastAsia="en-IN"/>
+        </w:rPr>
+        <w:t>useContext</w:t>
+      </w:r>
+      <w:proofErr w:type="spellEnd"/>
+      <w:r>
+        <w:rPr>
+          <w:rFonts w:ascii="Consolas" w:eastAsia="Times New Roman" w:hAnsi="Consolas" w:cs="Times New Roman"/>
+          <w:sz w:val="21"/>
+          <w:szCs w:val="21"/>
+          <w:lang w:eastAsia="en-IN"/>
+        </w:rPr>
+        <w:t xml:space="preserve"> </w:t>
+      </w:r>
+    </w:p>
+    <w:p>
+      <w:pPr>
+        <w:numPr>
+          <w:ilvl w:val="0"/>
+          <w:numId w:val="17"/>
+        </w:numPr>
+        <w:rPr>
+          <w:rFonts w:ascii="Consolas" w:eastAsia="Times New Roman" w:hAnsi="Consolas" w:cs="Times New Roman"/>
+          <w:sz w:val="21"/>
+          <w:szCs w:val="21"/>
+          <w:lang w:eastAsia="en-IN"/>
+        </w:rPr>
+      </w:pPr>
+      <w:proofErr w:type="spellStart"/>
+      <w:r>
+        <w:rPr>
+          <w:rFonts w:ascii="Consolas" w:eastAsia="Times New Roman" w:hAnsi="Consolas" w:cs="Times New Roman"/>
+          <w:sz w:val="21"/>
+          <w:szCs w:val="21"/>
+          <w:lang w:eastAsia="en-IN"/>
+        </w:rPr>
+        <w:t>useRef</w:t>
+      </w:r>
+      <w:proofErr w:type="spellEnd"/>
+    </w:p>
+    <w:p>
+      <w:pPr>
+        <w:rPr>
+          <w:rFonts w:ascii="Consolas" w:eastAsia="Times New Roman" w:hAnsi="Consolas" w:cs="Times New Roman"/>
+          <w:sz w:val="21"/>
+          <w:szCs w:val="21"/>
+          <w:lang w:eastAsia="en-IN"/>
+        </w:rPr>
+      </w:pPr>
+    </w:p>
+    <w:p>
+      <w:pPr>
+        <w:pStyle w:val="ListParagraph"/>
+        <w:ind w:left="1800"/>
+        <w:rPr>
+          <w:rFonts w:ascii="Consolas" w:eastAsia="Times New Roman" w:hAnsi="Consolas" w:cs="Times New Roman"/>
+          <w:sz w:val="21"/>
+          <w:szCs w:val="21"/>
+          <w:lang w:eastAsia="en-IN"/>
+        </w:rPr>
+      </w:pPr>
+    </w:p>
+    <w:p>
+      <w:pPr>
+        <w:pStyle w:val="ListParagraph"/>
+        <w:ind w:left="1440"/>
+        <w:rPr>
+          <w:rFonts w:ascii="Consolas" w:eastAsia="Times New Roman" w:hAnsi="Consolas" w:cs="Times New Roman"/>
+          <w:sz w:val="21"/>
+          <w:szCs w:val="21"/>
+          <w:lang w:eastAsia="en-IN"/>
+        </w:rPr>
+      </w:pPr>
+    </w:p>
+    <w:p>
+      <w:pPr>
+        <w:rPr>
+          <w:rFonts w:ascii="Consolas" w:eastAsia="Times New Roman" w:hAnsi="Consolas" w:cs="Times New Roman"/>
+          <w:sz w:val="21"/>
+          <w:szCs w:val="21"/>
+          <w:lang w:eastAsia="en-IN"/>
+        </w:rPr>
+      </w:pPr>
+    </w:p>
+    <w:p>
+      <w:pPr>
+        <w:rPr>
+          <w:rFonts w:ascii="Consolas" w:eastAsia="Times New Roman" w:hAnsi="Consolas" w:cs="Times New Roman"/>
+          <w:sz w:val="21"/>
+          <w:szCs w:val="21"/>
+          <w:lang w:eastAsia="en-IN"/>
+        </w:rPr>
+      </w:pPr>
+    </w:p>
     <w:sectPr>
       <w:pgSz w:w="16838" w:h="23811" w:code="8"/>
       <w:pgMar w:top="600" w:right="357" w:bottom="280" w:left="357" w:header="720" w:footer="720" w:gutter="0"/>
@@ -3359,6 +6714,268 @@
 <file path=word/numbering.xml><?xml version="1.0" encoding="utf-8"?>
 <w:numbering xmlns:wpc="http://schemas.microsoft.com/office/word/2010/wordprocessingCanvas" xmlns:cx="http://schemas.microsoft.com/office/drawing/2014/chartex" xmlns:cx1="http://schemas.microsoft.com/office/drawing/2015/9/8/chartex" xmlns:cx2="http://schemas.microsoft.com/office/drawing/2015/10/21/chartex" xmlns:cx3="http://schemas.microsoft.com/office/drawing/2016/5/9/chartex" xmlns:cx4="http://schemas.microsoft.com/office/drawing/2016/5/10/chartex" xmlns:cx5="http://schemas.microsoft.com/office/drawing/2016/5/11/chartex" xmlns:cx6="http://schemas.microsoft.com/office/drawing/2016/5/12/chartex" xmlns:cx7="http://schemas.microsoft.com/office/drawing/2016/5/13/chartex" xmlns:cx8="http://schemas.microsoft.com/office/drawing/2016/5/14/chartex" xmlns:mc="http://schemas.openxmlformats.org/markup-compatibility/2006" xmlns:aink="http://schemas.microsoft.com/office/drawing/2016/ink" xmlns:am3d="http://schemas.microsoft.com/office/drawing/2017/model3d" xmlns:o="urn:schemas-microsoft-com:office:office" xmlns:oel="http://schemas.microsoft.com/office/2019/extlst" xmlns:r="http://schemas.openxmlformats.org/officeDocument/2006/relationships" xmlns:m="http://schemas.openxmlformats.org/officeDocument/2006/math" xmlns:v="urn:schemas-microsoft-com:vml" xmlns:wp14="http://schemas.microsoft.com/office/word/2010/wordprocessingDrawing" xmlns:wp="http://schemas.openxmlformats.org/drawingml/2006/wordprocessingDrawing" xmlns:w10="urn:schemas-microsoft-com:office:word" xmlns:w="http://schemas.openxmlformats.org/wordprocessingml/2006/main" xmlns:w14="http://schemas.microsoft.com/office/word/2010/wordml" xmlns:w15="http://schemas.microsoft.com/office/word/2012/wordml" xmlns:w16cex="http://schemas.microsoft.com/office/word/2018/wordml/cex" xmlns:w16cid="http://schemas.microsoft.com/office/word/2016/wordml/cid" xmlns:w16="http://schemas.microsoft.com/office/word/2018/wordml" xmlns:w16du="http://schemas.microsoft.com/office/word/2023/wordml/word16du" xmlns:w16sdtdh="http://schemas.microsoft.com/office/word/2020/wordml/sdtdatahash" xmlns:w16sdtfl="http://schemas.microsoft.com/office/word/2024/wordml/sdtformatlock" xmlns:w16se="http://schemas.microsoft.com/office/word/2015/wordml/symex" xmlns:wpg="http://schemas.microsoft.com/office/word/2010/wordprocessingGroup" xmlns:wpi="http://schemas.microsoft.com/office/word/2010/wordprocessingInk" xmlns:wne="http://schemas.microsoft.com/office/word/2006/wordml" xmlns:wps="http://schemas.microsoft.com/office/word/2010/wordprocessingShape" mc:Ignorable="w14 w15 w16se w16cid w16 w16cex w16sdtdh w16sdtfl w16du wp14">
   <w:abstractNum w:abstractNumId="0" w15:restartNumberingAfterBreak="0">
+    <w:nsid w:val="08612208"/>
+    <w:multiLevelType w:val="multilevel"/>
+    <w:tmpl w:val="8BC20AD6"/>
+    <w:lvl w:ilvl="0">
+      <w:start w:val="1"/>
+      <w:numFmt w:val="bullet"/>
+      <w:lvlText w:val=""/>
+      <w:lvlJc w:val="left"/>
+      <w:pPr>
+        <w:tabs>
+          <w:tab w:val="num" w:pos="720"/>
+        </w:tabs>
+        <w:ind w:left="720" w:hanging="360"/>
+      </w:pPr>
+      <w:rPr>
+        <w:rFonts w:ascii="Symbol" w:hAnsi="Symbol" w:hint="default"/>
+        <w:sz w:val="20"/>
+      </w:rPr>
+    </w:lvl>
+    <w:lvl w:ilvl="1" w:tentative="1">
+      <w:start w:val="1"/>
+      <w:numFmt w:val="bullet"/>
+      <w:lvlText w:val="o"/>
+      <w:lvlJc w:val="left"/>
+      <w:pPr>
+        <w:tabs>
+          <w:tab w:val="num" w:pos="1440"/>
+        </w:tabs>
+        <w:ind w:left="1440" w:hanging="360"/>
+      </w:pPr>
+      <w:rPr>
+        <w:rFonts w:ascii="Courier New" w:hAnsi="Courier New" w:hint="default"/>
+        <w:sz w:val="20"/>
+      </w:rPr>
+    </w:lvl>
+    <w:lvl w:ilvl="2" w:tentative="1">
+      <w:start w:val="1"/>
+      <w:numFmt w:val="bullet"/>
+      <w:lvlText w:val=""/>
+      <w:lvlJc w:val="left"/>
+      <w:pPr>
+        <w:tabs>
+          <w:tab w:val="num" w:pos="2160"/>
+        </w:tabs>
+        <w:ind w:left="2160" w:hanging="360"/>
+      </w:pPr>
+      <w:rPr>
+        <w:rFonts w:ascii="Wingdings" w:hAnsi="Wingdings" w:hint="default"/>
+        <w:sz w:val="20"/>
+      </w:rPr>
+    </w:lvl>
+    <w:lvl w:ilvl="3" w:tentative="1">
+      <w:start w:val="1"/>
+      <w:numFmt w:val="bullet"/>
+      <w:lvlText w:val=""/>
+      <w:lvlJc w:val="left"/>
+      <w:pPr>
+        <w:tabs>
+          <w:tab w:val="num" w:pos="2880"/>
+        </w:tabs>
+        <w:ind w:left="2880" w:hanging="360"/>
+      </w:pPr>
+      <w:rPr>
+        <w:rFonts w:ascii="Wingdings" w:hAnsi="Wingdings" w:hint="default"/>
+        <w:sz w:val="20"/>
+      </w:rPr>
+    </w:lvl>
+    <w:lvl w:ilvl="4" w:tentative="1">
+      <w:start w:val="1"/>
+      <w:numFmt w:val="bullet"/>
+      <w:lvlText w:val=""/>
+      <w:lvlJc w:val="left"/>
+      <w:pPr>
+        <w:tabs>
+          <w:tab w:val="num" w:pos="3600"/>
+        </w:tabs>
+        <w:ind w:left="3600" w:hanging="360"/>
+      </w:pPr>
+      <w:rPr>
+        <w:rFonts w:ascii="Wingdings" w:hAnsi="Wingdings" w:hint="default"/>
+        <w:sz w:val="20"/>
+      </w:rPr>
+    </w:lvl>
+    <w:lvl w:ilvl="5" w:tentative="1">
+      <w:start w:val="1"/>
+      <w:numFmt w:val="bullet"/>
+      <w:lvlText w:val=""/>
+      <w:lvlJc w:val="left"/>
+      <w:pPr>
+        <w:tabs>
+          <w:tab w:val="num" w:pos="4320"/>
+        </w:tabs>
+        <w:ind w:left="4320" w:hanging="360"/>
+      </w:pPr>
+      <w:rPr>
+        <w:rFonts w:ascii="Wingdings" w:hAnsi="Wingdings" w:hint="default"/>
+        <w:sz w:val="20"/>
+      </w:rPr>
+    </w:lvl>
+    <w:lvl w:ilvl="6" w:tentative="1">
+      <w:start w:val="1"/>
+      <w:numFmt w:val="bullet"/>
+      <w:lvlText w:val=""/>
+      <w:lvlJc w:val="left"/>
+      <w:pPr>
+        <w:tabs>
+          <w:tab w:val="num" w:pos="5040"/>
+        </w:tabs>
+        <w:ind w:left="5040" w:hanging="360"/>
+      </w:pPr>
+      <w:rPr>
+        <w:rFonts w:ascii="Wingdings" w:hAnsi="Wingdings" w:hint="default"/>
+        <w:sz w:val="20"/>
+      </w:rPr>
+    </w:lvl>
+    <w:lvl w:ilvl="7" w:tentative="1">
+      <w:start w:val="1"/>
+      <w:numFmt w:val="bullet"/>
+      <w:lvlText w:val=""/>
+      <w:lvlJc w:val="left"/>
+      <w:pPr>
+        <w:tabs>
+          <w:tab w:val="num" w:pos="5760"/>
+        </w:tabs>
+        <w:ind w:left="5760" w:hanging="360"/>
+      </w:pPr>
+      <w:rPr>
+        <w:rFonts w:ascii="Wingdings" w:hAnsi="Wingdings" w:hint="default"/>
+        <w:sz w:val="20"/>
+      </w:rPr>
+    </w:lvl>
+    <w:lvl w:ilvl="8" w:tentative="1">
+      <w:start w:val="1"/>
+      <w:numFmt w:val="bullet"/>
+      <w:lvlText w:val=""/>
+      <w:lvlJc w:val="left"/>
+      <w:pPr>
+        <w:tabs>
+          <w:tab w:val="num" w:pos="6480"/>
+        </w:tabs>
+        <w:ind w:left="6480" w:hanging="360"/>
+      </w:pPr>
+      <w:rPr>
+        <w:rFonts w:ascii="Wingdings" w:hAnsi="Wingdings" w:hint="default"/>
+        <w:sz w:val="20"/>
+      </w:rPr>
+    </w:lvl>
+  </w:abstractNum>
+  <w:abstractNum w:abstractNumId="1" w15:restartNumberingAfterBreak="0">
+    <w:nsid w:val="0EE8157A"/>
+    <w:multiLevelType w:val="hybridMultilevel"/>
+    <w:tmpl w:val="A73C2584"/>
+    <w:lvl w:ilvl="0" w:tplc="317CB3EA">
+      <w:start w:val="6"/>
+      <w:numFmt w:val="bullet"/>
+      <w:lvlText w:val=""/>
+      <w:lvlJc w:val="left"/>
+      <w:pPr>
+        <w:ind w:left="1800" w:hanging="360"/>
+      </w:pPr>
+      <w:rPr>
+        <w:rFonts w:ascii="Wingdings" w:eastAsia="Times New Roman" w:hAnsi="Wingdings" w:cs="Times New Roman" w:hint="default"/>
+      </w:rPr>
+    </w:lvl>
+    <w:lvl w:ilvl="1" w:tplc="40090003" w:tentative="1">
+      <w:start w:val="1"/>
+      <w:numFmt w:val="bullet"/>
+      <w:lvlText w:val="o"/>
+      <w:lvlJc w:val="left"/>
+      <w:pPr>
+        <w:ind w:left="2520" w:hanging="360"/>
+      </w:pPr>
+      <w:rPr>
+        <w:rFonts w:ascii="Courier New" w:hAnsi="Courier New" w:cs="Courier New" w:hint="default"/>
+      </w:rPr>
+    </w:lvl>
+    <w:lvl w:ilvl="2" w:tplc="40090005" w:tentative="1">
+      <w:start w:val="1"/>
+      <w:numFmt w:val="bullet"/>
+      <w:lvlText w:val=""/>
+      <w:lvlJc w:val="left"/>
+      <w:pPr>
+        <w:ind w:left="3240" w:hanging="360"/>
+      </w:pPr>
+      <w:rPr>
+        <w:rFonts w:ascii="Wingdings" w:hAnsi="Wingdings" w:hint="default"/>
+      </w:rPr>
+    </w:lvl>
+    <w:lvl w:ilvl="3" w:tplc="40090001" w:tentative="1">
+      <w:start w:val="1"/>
+      <w:numFmt w:val="bullet"/>
+      <w:lvlText w:val=""/>
+      <w:lvlJc w:val="left"/>
+      <w:pPr>
+        <w:ind w:left="3960" w:hanging="360"/>
+      </w:pPr>
+      <w:rPr>
+        <w:rFonts w:ascii="Symbol" w:hAnsi="Symbol" w:hint="default"/>
+      </w:rPr>
+    </w:lvl>
+    <w:lvl w:ilvl="4" w:tplc="40090003" w:tentative="1">
+      <w:start w:val="1"/>
+      <w:numFmt w:val="bullet"/>
+      <w:lvlText w:val="o"/>
+      <w:lvlJc w:val="left"/>
+      <w:pPr>
+        <w:ind w:left="4680" w:hanging="360"/>
+      </w:pPr>
+      <w:rPr>
+        <w:rFonts w:ascii="Courier New" w:hAnsi="Courier New" w:cs="Courier New" w:hint="default"/>
+      </w:rPr>
+    </w:lvl>
+    <w:lvl w:ilvl="5" w:tplc="40090005" w:tentative="1">
+      <w:start w:val="1"/>
+      <w:numFmt w:val="bullet"/>
+      <w:lvlText w:val=""/>
+      <w:lvlJc w:val="left"/>
+      <w:pPr>
+        <w:ind w:left="5400" w:hanging="360"/>
+      </w:pPr>
+      <w:rPr>
+        <w:rFonts w:ascii="Wingdings" w:hAnsi="Wingdings" w:hint="default"/>
+      </w:rPr>
+    </w:lvl>
+    <w:lvl w:ilvl="6" w:tplc="40090001" w:tentative="1">
+      <w:start w:val="1"/>
+      <w:numFmt w:val="bullet"/>
+      <w:lvlText w:val=""/>
+      <w:lvlJc w:val="left"/>
+      <w:pPr>
+        <w:ind w:left="6120" w:hanging="360"/>
+      </w:pPr>
+      <w:rPr>
+        <w:rFonts w:ascii="Symbol" w:hAnsi="Symbol" w:hint="default"/>
+      </w:rPr>
+    </w:lvl>
+    <w:lvl w:ilvl="7" w:tplc="40090003" w:tentative="1">
+      <w:start w:val="1"/>
+      <w:numFmt w:val="bullet"/>
+      <w:lvlText w:val="o"/>
+      <w:lvlJc w:val="left"/>
+      <w:pPr>
+        <w:ind w:left="6840" w:hanging="360"/>
+      </w:pPr>
+      <w:rPr>
+        <w:rFonts w:ascii="Courier New" w:hAnsi="Courier New" w:cs="Courier New" w:hint="default"/>
+      </w:rPr>
+    </w:lvl>
+    <w:lvl w:ilvl="8" w:tplc="40090005" w:tentative="1">
+      <w:start w:val="1"/>
+      <w:numFmt w:val="bullet"/>
+      <w:lvlText w:val=""/>
+      <w:lvlJc w:val="left"/>
+      <w:pPr>
+        <w:ind w:left="7560" w:hanging="360"/>
+      </w:pPr>
+      <w:rPr>
+        <w:rFonts w:ascii="Wingdings" w:hAnsi="Wingdings" w:hint="default"/>
+      </w:rPr>
+    </w:lvl>
+  </w:abstractNum>
+  <w:abstractNum w:abstractNumId="2" w15:restartNumberingAfterBreak="0">
     <w:nsid w:val="1C6C0B06"/>
     <w:multiLevelType w:val="hybridMultilevel"/>
     <w:tmpl w:val="09568CAE"/>
@@ -3471,7 +7088,7 @@
       </w:rPr>
     </w:lvl>
   </w:abstractNum>
-  <w:abstractNum w:abstractNumId="1" w15:restartNumberingAfterBreak="0">
+  <w:abstractNum w:abstractNumId="3" w15:restartNumberingAfterBreak="0">
     <w:nsid w:val="1E141473"/>
     <w:multiLevelType w:val="hybridMultilevel"/>
     <w:tmpl w:val="FCB664A0"/>
@@ -3560,7 +7177,305 @@
       </w:pPr>
     </w:lvl>
   </w:abstractNum>
-  <w:abstractNum w:abstractNumId="2" w15:restartNumberingAfterBreak="0">
+  <w:abstractNum w:abstractNumId="4" w15:restartNumberingAfterBreak="0">
+    <w:nsid w:val="38A25373"/>
+    <w:multiLevelType w:val="multilevel"/>
+    <w:tmpl w:val="710A1630"/>
+    <w:lvl w:ilvl="0">
+      <w:start w:val="1"/>
+      <w:numFmt w:val="bullet"/>
+      <w:lvlText w:val=""/>
+      <w:lvlJc w:val="left"/>
+      <w:pPr>
+        <w:tabs>
+          <w:tab w:val="num" w:pos="720"/>
+        </w:tabs>
+        <w:ind w:left="720" w:hanging="360"/>
+      </w:pPr>
+      <w:rPr>
+        <w:rFonts w:ascii="Symbol" w:hAnsi="Symbol" w:hint="default"/>
+        <w:sz w:val="20"/>
+      </w:rPr>
+    </w:lvl>
+    <w:lvl w:ilvl="1" w:tentative="1">
+      <w:start w:val="1"/>
+      <w:numFmt w:val="bullet"/>
+      <w:lvlText w:val="o"/>
+      <w:lvlJc w:val="left"/>
+      <w:pPr>
+        <w:tabs>
+          <w:tab w:val="num" w:pos="1440"/>
+        </w:tabs>
+        <w:ind w:left="1440" w:hanging="360"/>
+      </w:pPr>
+      <w:rPr>
+        <w:rFonts w:ascii="Courier New" w:hAnsi="Courier New" w:hint="default"/>
+        <w:sz w:val="20"/>
+      </w:rPr>
+    </w:lvl>
+    <w:lvl w:ilvl="2" w:tentative="1">
+      <w:start w:val="1"/>
+      <w:numFmt w:val="bullet"/>
+      <w:lvlText w:val=""/>
+      <w:lvlJc w:val="left"/>
+      <w:pPr>
+        <w:tabs>
+          <w:tab w:val="num" w:pos="2160"/>
+        </w:tabs>
+        <w:ind w:left="2160" w:hanging="360"/>
+      </w:pPr>
+      <w:rPr>
+        <w:rFonts w:ascii="Wingdings" w:hAnsi="Wingdings" w:hint="default"/>
+        <w:sz w:val="20"/>
+      </w:rPr>
+    </w:lvl>
+    <w:lvl w:ilvl="3" w:tentative="1">
+      <w:start w:val="1"/>
+      <w:numFmt w:val="bullet"/>
+      <w:lvlText w:val=""/>
+      <w:lvlJc w:val="left"/>
+      <w:pPr>
+        <w:tabs>
+          <w:tab w:val="num" w:pos="2880"/>
+        </w:tabs>
+        <w:ind w:left="2880" w:hanging="360"/>
+      </w:pPr>
+      <w:rPr>
+        <w:rFonts w:ascii="Wingdings" w:hAnsi="Wingdings" w:hint="default"/>
+        <w:sz w:val="20"/>
+      </w:rPr>
+    </w:lvl>
+    <w:lvl w:ilvl="4" w:tentative="1">
+      <w:start w:val="1"/>
+      <w:numFmt w:val="bullet"/>
+      <w:lvlText w:val=""/>
+      <w:lvlJc w:val="left"/>
+      <w:pPr>
+        <w:tabs>
+          <w:tab w:val="num" w:pos="3600"/>
+        </w:tabs>
+        <w:ind w:left="3600" w:hanging="360"/>
+      </w:pPr>
+      <w:rPr>
+        <w:rFonts w:ascii="Wingdings" w:hAnsi="Wingdings" w:hint="default"/>
+        <w:sz w:val="20"/>
+      </w:rPr>
+    </w:lvl>
+    <w:lvl w:ilvl="5" w:tentative="1">
+      <w:start w:val="1"/>
+      <w:numFmt w:val="bullet"/>
+      <w:lvlText w:val=""/>
+      <w:lvlJc w:val="left"/>
+      <w:pPr>
+        <w:tabs>
+          <w:tab w:val="num" w:pos="4320"/>
+        </w:tabs>
+        <w:ind w:left="4320" w:hanging="360"/>
+      </w:pPr>
+      <w:rPr>
+        <w:rFonts w:ascii="Wingdings" w:hAnsi="Wingdings" w:hint="default"/>
+        <w:sz w:val="20"/>
+      </w:rPr>
+    </w:lvl>
+    <w:lvl w:ilvl="6" w:tentative="1">
+      <w:start w:val="1"/>
+      <w:numFmt w:val="bullet"/>
+      <w:lvlText w:val=""/>
+      <w:lvlJc w:val="left"/>
+      <w:pPr>
+        <w:tabs>
+          <w:tab w:val="num" w:pos="5040"/>
+        </w:tabs>
+        <w:ind w:left="5040" w:hanging="360"/>
+      </w:pPr>
+      <w:rPr>
+        <w:rFonts w:ascii="Wingdings" w:hAnsi="Wingdings" w:hint="default"/>
+        <w:sz w:val="20"/>
+      </w:rPr>
+    </w:lvl>
+    <w:lvl w:ilvl="7" w:tentative="1">
+      <w:start w:val="1"/>
+      <w:numFmt w:val="bullet"/>
+      <w:lvlText w:val=""/>
+      <w:lvlJc w:val="left"/>
+      <w:pPr>
+        <w:tabs>
+          <w:tab w:val="num" w:pos="5760"/>
+        </w:tabs>
+        <w:ind w:left="5760" w:hanging="360"/>
+      </w:pPr>
+      <w:rPr>
+        <w:rFonts w:ascii="Wingdings" w:hAnsi="Wingdings" w:hint="default"/>
+        <w:sz w:val="20"/>
+      </w:rPr>
+    </w:lvl>
+    <w:lvl w:ilvl="8" w:tentative="1">
+      <w:start w:val="1"/>
+      <w:numFmt w:val="bullet"/>
+      <w:lvlText w:val=""/>
+      <w:lvlJc w:val="left"/>
+      <w:pPr>
+        <w:tabs>
+          <w:tab w:val="num" w:pos="6480"/>
+        </w:tabs>
+        <w:ind w:left="6480" w:hanging="360"/>
+      </w:pPr>
+      <w:rPr>
+        <w:rFonts w:ascii="Wingdings" w:hAnsi="Wingdings" w:hint="default"/>
+        <w:sz w:val="20"/>
+      </w:rPr>
+    </w:lvl>
+  </w:abstractNum>
+  <w:abstractNum w:abstractNumId="5" w15:restartNumberingAfterBreak="0">
+    <w:nsid w:val="3D716048"/>
+    <w:multiLevelType w:val="multilevel"/>
+    <w:tmpl w:val="F5E28516"/>
+    <w:lvl w:ilvl="0">
+      <w:start w:val="1"/>
+      <w:numFmt w:val="bullet"/>
+      <w:lvlText w:val=""/>
+      <w:lvlJc w:val="left"/>
+      <w:pPr>
+        <w:tabs>
+          <w:tab w:val="num" w:pos="1440"/>
+        </w:tabs>
+        <w:ind w:left="1440" w:hanging="360"/>
+      </w:pPr>
+      <w:rPr>
+        <w:rFonts w:ascii="Symbol" w:hAnsi="Symbol" w:hint="default"/>
+        <w:sz w:val="20"/>
+      </w:rPr>
+    </w:lvl>
+    <w:lvl w:ilvl="1" w:tentative="1">
+      <w:start w:val="1"/>
+      <w:numFmt w:val="bullet"/>
+      <w:lvlText w:val="o"/>
+      <w:lvlJc w:val="left"/>
+      <w:pPr>
+        <w:tabs>
+          <w:tab w:val="num" w:pos="2160"/>
+        </w:tabs>
+        <w:ind w:left="2160" w:hanging="360"/>
+      </w:pPr>
+      <w:rPr>
+        <w:rFonts w:ascii="Courier New" w:hAnsi="Courier New" w:hint="default"/>
+        <w:sz w:val="20"/>
+      </w:rPr>
+    </w:lvl>
+    <w:lvl w:ilvl="2" w:tentative="1">
+      <w:start w:val="1"/>
+      <w:numFmt w:val="bullet"/>
+      <w:lvlText w:val=""/>
+      <w:lvlJc w:val="left"/>
+      <w:pPr>
+        <w:tabs>
+          <w:tab w:val="num" w:pos="2880"/>
+        </w:tabs>
+        <w:ind w:left="2880" w:hanging="360"/>
+      </w:pPr>
+      <w:rPr>
+        <w:rFonts w:ascii="Wingdings" w:hAnsi="Wingdings" w:hint="default"/>
+        <w:sz w:val="20"/>
+      </w:rPr>
+    </w:lvl>
+    <w:lvl w:ilvl="3" w:tentative="1">
+      <w:start w:val="1"/>
+      <w:numFmt w:val="bullet"/>
+      <w:lvlText w:val=""/>
+      <w:lvlJc w:val="left"/>
+      <w:pPr>
+        <w:tabs>
+          <w:tab w:val="num" w:pos="3600"/>
+        </w:tabs>
+        <w:ind w:left="3600" w:hanging="360"/>
+      </w:pPr>
+      <w:rPr>
+        <w:rFonts w:ascii="Wingdings" w:hAnsi="Wingdings" w:hint="default"/>
+        <w:sz w:val="20"/>
+      </w:rPr>
+    </w:lvl>
+    <w:lvl w:ilvl="4" w:tentative="1">
+      <w:start w:val="1"/>
+      <w:numFmt w:val="bullet"/>
+      <w:lvlText w:val=""/>
+      <w:lvlJc w:val="left"/>
+      <w:pPr>
+        <w:tabs>
+          <w:tab w:val="num" w:pos="4320"/>
+        </w:tabs>
+        <w:ind w:left="4320" w:hanging="360"/>
+      </w:pPr>
+      <w:rPr>
+        <w:rFonts w:ascii="Wingdings" w:hAnsi="Wingdings" w:hint="default"/>
+        <w:sz w:val="20"/>
+      </w:rPr>
+    </w:lvl>
+    <w:lvl w:ilvl="5" w:tentative="1">
+      <w:start w:val="1"/>
+      <w:numFmt w:val="bullet"/>
+      <w:lvlText w:val=""/>
+      <w:lvlJc w:val="left"/>
+      <w:pPr>
+        <w:tabs>
+          <w:tab w:val="num" w:pos="5040"/>
+        </w:tabs>
+        <w:ind w:left="5040" w:hanging="360"/>
+      </w:pPr>
+      <w:rPr>
+        <w:rFonts w:ascii="Wingdings" w:hAnsi="Wingdings" w:hint="default"/>
+        <w:sz w:val="20"/>
+      </w:rPr>
+    </w:lvl>
+    <w:lvl w:ilvl="6" w:tentative="1">
+      <w:start w:val="1"/>
+      <w:numFmt w:val="bullet"/>
+      <w:lvlText w:val=""/>
+      <w:lvlJc w:val="left"/>
+      <w:pPr>
+        <w:tabs>
+          <w:tab w:val="num" w:pos="5760"/>
+        </w:tabs>
+        <w:ind w:left="5760" w:hanging="360"/>
+      </w:pPr>
+      <w:rPr>
+        <w:rFonts w:ascii="Wingdings" w:hAnsi="Wingdings" w:hint="default"/>
+        <w:sz w:val="20"/>
+      </w:rPr>
+    </w:lvl>
+    <w:lvl w:ilvl="7" w:tentative="1">
+      <w:start w:val="1"/>
+      <w:numFmt w:val="bullet"/>
+      <w:lvlText w:val=""/>
+      <w:lvlJc w:val="left"/>
+      <w:pPr>
+        <w:tabs>
+          <w:tab w:val="num" w:pos="6480"/>
+        </w:tabs>
+        <w:ind w:left="6480" w:hanging="360"/>
+      </w:pPr>
+      <w:rPr>
+        <w:rFonts w:ascii="Wingdings" w:hAnsi="Wingdings" w:hint="default"/>
+        <w:sz w:val="20"/>
+      </w:rPr>
+    </w:lvl>
+    <w:lvl w:ilvl="8" w:tentative="1">
+      <w:start w:val="1"/>
+      <w:numFmt w:val="bullet"/>
+      <w:lvlText w:val=""/>
+      <w:lvlJc w:val="left"/>
+      <w:pPr>
+        <w:tabs>
+          <w:tab w:val="num" w:pos="7200"/>
+        </w:tabs>
+        <w:ind w:left="7200" w:hanging="360"/>
+      </w:pPr>
+      <w:rPr>
+        <w:rFonts w:ascii="Wingdings" w:hAnsi="Wingdings" w:hint="default"/>
+        <w:sz w:val="20"/>
+      </w:rPr>
+    </w:lvl>
+  </w:abstractNum>
+  <w:abstractNum w:abstractNumId="6" w15:restartNumberingAfterBreak="0">
     <w:nsid w:val="46F2667F"/>
     <w:multiLevelType w:val="hybridMultilevel"/>
     <w:tmpl w:val="8F90F646"/>
@@ -3670,7 +7585,7 @@
       </w:rPr>
     </w:lvl>
   </w:abstractNum>
-  <w:abstractNum w:abstractNumId="3" w15:restartNumberingAfterBreak="0">
+  <w:abstractNum w:abstractNumId="7" w15:restartNumberingAfterBreak="0">
     <w:nsid w:val="46F72BE4"/>
     <w:multiLevelType w:val="hybridMultilevel"/>
     <w:tmpl w:val="9482DA74"/>
@@ -3783,7 +7698,7 @@
       </w:rPr>
     </w:lvl>
   </w:abstractNum>
-  <w:abstractNum w:abstractNumId="4" w15:restartNumberingAfterBreak="0">
+  <w:abstractNum w:abstractNumId="8" w15:restartNumberingAfterBreak="0">
     <w:nsid w:val="4A7773DC"/>
     <w:multiLevelType w:val="hybridMultilevel"/>
     <w:tmpl w:val="03D8DE2C"/>
@@ -3896,7 +7811,269 @@
       </w:rPr>
     </w:lvl>
   </w:abstractNum>
-  <w:abstractNum w:abstractNumId="5" w15:restartNumberingAfterBreak="0">
+  <w:abstractNum w:abstractNumId="9" w15:restartNumberingAfterBreak="0">
+    <w:nsid w:val="50C0200F"/>
+    <w:multiLevelType w:val="multilevel"/>
+    <w:tmpl w:val="51AA6E54"/>
+    <w:lvl w:ilvl="0">
+      <w:start w:val="1"/>
+      <w:numFmt w:val="decimal"/>
+      <w:lvlText w:val="%1."/>
+      <w:lvlJc w:val="left"/>
+      <w:pPr>
+        <w:tabs>
+          <w:tab w:val="num" w:pos="720"/>
+        </w:tabs>
+        <w:ind w:left="720" w:hanging="360"/>
+      </w:pPr>
+    </w:lvl>
+    <w:lvl w:ilvl="1" w:tentative="1">
+      <w:start w:val="1"/>
+      <w:numFmt w:val="decimal"/>
+      <w:lvlText w:val="%2."/>
+      <w:lvlJc w:val="left"/>
+      <w:pPr>
+        <w:tabs>
+          <w:tab w:val="num" w:pos="1440"/>
+        </w:tabs>
+        <w:ind w:left="1440" w:hanging="360"/>
+      </w:pPr>
+    </w:lvl>
+    <w:lvl w:ilvl="2" w:tentative="1">
+      <w:start w:val="1"/>
+      <w:numFmt w:val="decimal"/>
+      <w:lvlText w:val="%3."/>
+      <w:lvlJc w:val="left"/>
+      <w:pPr>
+        <w:tabs>
+          <w:tab w:val="num" w:pos="2160"/>
+        </w:tabs>
+        <w:ind w:left="2160" w:hanging="360"/>
+      </w:pPr>
+    </w:lvl>
+    <w:lvl w:ilvl="3" w:tentative="1">
+      <w:start w:val="1"/>
+      <w:numFmt w:val="decimal"/>
+      <w:lvlText w:val="%4."/>
+      <w:lvlJc w:val="left"/>
+      <w:pPr>
+        <w:tabs>
+          <w:tab w:val="num" w:pos="2880"/>
+        </w:tabs>
+        <w:ind w:left="2880" w:hanging="360"/>
+      </w:pPr>
+    </w:lvl>
+    <w:lvl w:ilvl="4" w:tentative="1">
+      <w:start w:val="1"/>
+      <w:numFmt w:val="decimal"/>
+      <w:lvlText w:val="%5."/>
+      <w:lvlJc w:val="left"/>
+      <w:pPr>
+        <w:tabs>
+          <w:tab w:val="num" w:pos="3600"/>
+        </w:tabs>
+        <w:ind w:left="3600" w:hanging="360"/>
+      </w:pPr>
+    </w:lvl>
+    <w:lvl w:ilvl="5" w:tentative="1">
+      <w:start w:val="1"/>
+      <w:numFmt w:val="decimal"/>
+      <w:lvlText w:val="%6."/>
+      <w:lvlJc w:val="left"/>
+      <w:pPr>
+        <w:tabs>
+          <w:tab w:val="num" w:pos="4320"/>
+        </w:tabs>
+        <w:ind w:left="4320" w:hanging="360"/>
+      </w:pPr>
+    </w:lvl>
+    <w:lvl w:ilvl="6" w:tentative="1">
+      <w:start w:val="1"/>
+      <w:numFmt w:val="decimal"/>
+      <w:lvlText w:val="%7."/>
+      <w:lvlJc w:val="left"/>
+      <w:pPr>
+        <w:tabs>
+          <w:tab w:val="num" w:pos="5040"/>
+        </w:tabs>
+        <w:ind w:left="5040" w:hanging="360"/>
+      </w:pPr>
+    </w:lvl>
+    <w:lvl w:ilvl="7" w:tentative="1">
+      <w:start w:val="1"/>
+      <w:numFmt w:val="decimal"/>
+      <w:lvlText w:val="%8."/>
+      <w:lvlJc w:val="left"/>
+      <w:pPr>
+        <w:tabs>
+          <w:tab w:val="num" w:pos="5760"/>
+        </w:tabs>
+        <w:ind w:left="5760" w:hanging="360"/>
+      </w:pPr>
+    </w:lvl>
+    <w:lvl w:ilvl="8" w:tentative="1">
+      <w:start w:val="1"/>
+      <w:numFmt w:val="decimal"/>
+      <w:lvlText w:val="%9."/>
+      <w:lvlJc w:val="left"/>
+      <w:pPr>
+        <w:tabs>
+          <w:tab w:val="num" w:pos="6480"/>
+        </w:tabs>
+        <w:ind w:left="6480" w:hanging="360"/>
+      </w:pPr>
+    </w:lvl>
+  </w:abstractNum>
+  <w:abstractNum w:abstractNumId="10" w15:restartNumberingAfterBreak="0">
+    <w:nsid w:val="57BD44A7"/>
+    <w:multiLevelType w:val="multilevel"/>
+    <w:tmpl w:val="1C0A1608"/>
+    <w:lvl w:ilvl="0">
+      <w:start w:val="1"/>
+      <w:numFmt w:val="bullet"/>
+      <w:lvlText w:val=""/>
+      <w:lvlJc w:val="left"/>
+      <w:pPr>
+        <w:tabs>
+          <w:tab w:val="num" w:pos="1800"/>
+        </w:tabs>
+        <w:ind w:left="1800" w:hanging="360"/>
+      </w:pPr>
+      <w:rPr>
+        <w:rFonts w:ascii="Symbol" w:hAnsi="Symbol" w:hint="default"/>
+        <w:sz w:val="20"/>
+      </w:rPr>
+    </w:lvl>
+    <w:lvl w:ilvl="1" w:tentative="1">
+      <w:start w:val="1"/>
+      <w:numFmt w:val="bullet"/>
+      <w:lvlText w:val="o"/>
+      <w:lvlJc w:val="left"/>
+      <w:pPr>
+        <w:tabs>
+          <w:tab w:val="num" w:pos="2520"/>
+        </w:tabs>
+        <w:ind w:left="2520" w:hanging="360"/>
+      </w:pPr>
+      <w:rPr>
+        <w:rFonts w:ascii="Courier New" w:hAnsi="Courier New" w:hint="default"/>
+        <w:sz w:val="20"/>
+      </w:rPr>
+    </w:lvl>
+    <w:lvl w:ilvl="2" w:tentative="1">
+      <w:start w:val="1"/>
+      <w:numFmt w:val="bullet"/>
+      <w:lvlText w:val=""/>
+      <w:lvlJc w:val="left"/>
+      <w:pPr>
+        <w:tabs>
+          <w:tab w:val="num" w:pos="3240"/>
+        </w:tabs>
+        <w:ind w:left="3240" w:hanging="360"/>
+      </w:pPr>
+      <w:rPr>
+        <w:rFonts w:ascii="Wingdings" w:hAnsi="Wingdings" w:hint="default"/>
+        <w:sz w:val="20"/>
+      </w:rPr>
+    </w:lvl>
+    <w:lvl w:ilvl="3" w:tentative="1">
+      <w:start w:val="1"/>
+      <w:numFmt w:val="bullet"/>
+      <w:lvlText w:val=""/>
+      <w:lvlJc w:val="left"/>
+      <w:pPr>
+        <w:tabs>
+          <w:tab w:val="num" w:pos="3960"/>
+        </w:tabs>
+        <w:ind w:left="3960" w:hanging="360"/>
+      </w:pPr>
+      <w:rPr>
+        <w:rFonts w:ascii="Wingdings" w:hAnsi="Wingdings" w:hint="default"/>
+        <w:sz w:val="20"/>
+      </w:rPr>
+    </w:lvl>
+    <w:lvl w:ilvl="4" w:tentative="1">
+      <w:start w:val="1"/>
+      <w:numFmt w:val="bullet"/>
+      <w:lvlText w:val=""/>
+      <w:lvlJc w:val="left"/>
+      <w:pPr>
+        <w:tabs>
+          <w:tab w:val="num" w:pos="4680"/>
+        </w:tabs>
+        <w:ind w:left="4680" w:hanging="360"/>
+      </w:pPr>
+      <w:rPr>
+        <w:rFonts w:ascii="Wingdings" w:hAnsi="Wingdings" w:hint="default"/>
+        <w:sz w:val="20"/>
+      </w:rPr>
+    </w:lvl>
+    <w:lvl w:ilvl="5" w:tentative="1">
+      <w:start w:val="1"/>
+      <w:numFmt w:val="bullet"/>
+      <w:lvlText w:val=""/>
+      <w:lvlJc w:val="left"/>
+      <w:pPr>
+        <w:tabs>
+          <w:tab w:val="num" w:pos="5400"/>
+        </w:tabs>
+        <w:ind w:left="5400" w:hanging="360"/>
+      </w:pPr>
+      <w:rPr>
+        <w:rFonts w:ascii="Wingdings" w:hAnsi="Wingdings" w:hint="default"/>
+        <w:sz w:val="20"/>
+      </w:rPr>
+    </w:lvl>
+    <w:lvl w:ilvl="6" w:tentative="1">
+      <w:start w:val="1"/>
+      <w:numFmt w:val="bullet"/>
+      <w:lvlText w:val=""/>
+      <w:lvlJc w:val="left"/>
+      <w:pPr>
+        <w:tabs>
+          <w:tab w:val="num" w:pos="6120"/>
+        </w:tabs>
+        <w:ind w:left="6120" w:hanging="360"/>
+      </w:pPr>
+      <w:rPr>
+        <w:rFonts w:ascii="Wingdings" w:hAnsi="Wingdings" w:hint="default"/>
+        <w:sz w:val="20"/>
+      </w:rPr>
+    </w:lvl>
+    <w:lvl w:ilvl="7" w:tentative="1">
+      <w:start w:val="1"/>
+      <w:numFmt w:val="bullet"/>
+      <w:lvlText w:val=""/>
+      <w:lvlJc w:val="left"/>
+      <w:pPr>
+        <w:tabs>
+          <w:tab w:val="num" w:pos="6840"/>
+        </w:tabs>
+        <w:ind w:left="6840" w:hanging="360"/>
+      </w:pPr>
+      <w:rPr>
+        <w:rFonts w:ascii="Wingdings" w:hAnsi="Wingdings" w:hint="default"/>
+        <w:sz w:val="20"/>
+      </w:rPr>
+    </w:lvl>
+    <w:lvl w:ilvl="8" w:tentative="1">
+      <w:start w:val="1"/>
+      <w:numFmt w:val="bullet"/>
+      <w:lvlText w:val=""/>
+      <w:lvlJc w:val="left"/>
+      <w:pPr>
+        <w:tabs>
+          <w:tab w:val="num" w:pos="7560"/>
+        </w:tabs>
+        <w:ind w:left="7560" w:hanging="360"/>
+      </w:pPr>
+      <w:rPr>
+        <w:rFonts w:ascii="Wingdings" w:hAnsi="Wingdings" w:hint="default"/>
+        <w:sz w:val="20"/>
+      </w:rPr>
+    </w:lvl>
+  </w:abstractNum>
+  <w:abstractNum w:abstractNumId="11" w15:restartNumberingAfterBreak="0">
     <w:nsid w:val="59F72EA2"/>
     <w:multiLevelType w:val="hybridMultilevel"/>
     <w:tmpl w:val="77D6C7A6"/>
@@ -3982,7 +8159,7 @@
       </w:pPr>
     </w:lvl>
   </w:abstractNum>
-  <w:abstractNum w:abstractNumId="6" w15:restartNumberingAfterBreak="0">
+  <w:abstractNum w:abstractNumId="12" w15:restartNumberingAfterBreak="0">
     <w:nsid w:val="60986460"/>
     <w:multiLevelType w:val="multilevel"/>
     <w:tmpl w:val="40090021"/>
@@ -4095,7 +8272,7 @@
       </w:rPr>
     </w:lvl>
   </w:abstractNum>
-  <w:abstractNum w:abstractNumId="7" w15:restartNumberingAfterBreak="0">
+  <w:abstractNum w:abstractNumId="13" w15:restartNumberingAfterBreak="0">
     <w:nsid w:val="6A785E7E"/>
     <w:multiLevelType w:val="hybridMultilevel"/>
     <w:tmpl w:val="934651B8"/>
@@ -4208,7 +8385,156 @@
       </w:rPr>
     </w:lvl>
   </w:abstractNum>
-  <w:abstractNum w:abstractNumId="8" w15:restartNumberingAfterBreak="0">
+  <w:abstractNum w:abstractNumId="14" w15:restartNumberingAfterBreak="0">
+    <w:nsid w:val="6FB54B8F"/>
+    <w:multiLevelType w:val="multilevel"/>
+    <w:tmpl w:val="F036F5A8"/>
+    <w:lvl w:ilvl="0">
+      <w:start w:val="1"/>
+      <w:numFmt w:val="bullet"/>
+      <w:lvlText w:val=""/>
+      <w:lvlJc w:val="left"/>
+      <w:pPr>
+        <w:tabs>
+          <w:tab w:val="num" w:pos="720"/>
+        </w:tabs>
+        <w:ind w:left="720" w:hanging="360"/>
+      </w:pPr>
+      <w:rPr>
+        <w:rFonts w:ascii="Symbol" w:hAnsi="Symbol" w:hint="default"/>
+        <w:sz w:val="20"/>
+      </w:rPr>
+    </w:lvl>
+    <w:lvl w:ilvl="1" w:tentative="1">
+      <w:start w:val="1"/>
+      <w:numFmt w:val="bullet"/>
+      <w:lvlText w:val="o"/>
+      <w:lvlJc w:val="left"/>
+      <w:pPr>
+        <w:tabs>
+          <w:tab w:val="num" w:pos="1440"/>
+        </w:tabs>
+        <w:ind w:left="1440" w:hanging="360"/>
+      </w:pPr>
+      <w:rPr>
+        <w:rFonts w:ascii="Courier New" w:hAnsi="Courier New" w:hint="default"/>
+        <w:sz w:val="20"/>
+      </w:rPr>
+    </w:lvl>
+    <w:lvl w:ilvl="2" w:tentative="1">
+      <w:start w:val="1"/>
+      <w:numFmt w:val="bullet"/>
+      <w:lvlText w:val=""/>
+      <w:lvlJc w:val="left"/>
+      <w:pPr>
+        <w:tabs>
+          <w:tab w:val="num" w:pos="2160"/>
+        </w:tabs>
+        <w:ind w:left="2160" w:hanging="360"/>
+      </w:pPr>
+      <w:rPr>
+        <w:rFonts w:ascii="Wingdings" w:hAnsi="Wingdings" w:hint="default"/>
+        <w:sz w:val="20"/>
+      </w:rPr>
+    </w:lvl>
+    <w:lvl w:ilvl="3" w:tentative="1">
+      <w:start w:val="1"/>
+      <w:numFmt w:val="bullet"/>
+      <w:lvlText w:val=""/>
+      <w:lvlJc w:val="left"/>
+      <w:pPr>
+        <w:tabs>
+          <w:tab w:val="num" w:pos="2880"/>
+        </w:tabs>
+        <w:ind w:left="2880" w:hanging="360"/>
+      </w:pPr>
+      <w:rPr>
+        <w:rFonts w:ascii="Wingdings" w:hAnsi="Wingdings" w:hint="default"/>
+        <w:sz w:val="20"/>
+      </w:rPr>
+    </w:lvl>
+    <w:lvl w:ilvl="4" w:tentative="1">
+      <w:start w:val="1"/>
+      <w:numFmt w:val="bullet"/>
+      <w:lvlText w:val=""/>
+      <w:lvlJc w:val="left"/>
+      <w:pPr>
+        <w:tabs>
+          <w:tab w:val="num" w:pos="3600"/>
+        </w:tabs>
+        <w:ind w:left="3600" w:hanging="360"/>
+      </w:pPr>
+      <w:rPr>
+        <w:rFonts w:ascii="Wingdings" w:hAnsi="Wingdings" w:hint="default"/>
+        <w:sz w:val="20"/>
+      </w:rPr>
+    </w:lvl>
+    <w:lvl w:ilvl="5" w:tentative="1">
+      <w:start w:val="1"/>
+      <w:numFmt w:val="bullet"/>
+      <w:lvlText w:val=""/>
+      <w:lvlJc w:val="left"/>
+      <w:pPr>
+        <w:tabs>
+          <w:tab w:val="num" w:pos="4320"/>
+        </w:tabs>
+        <w:ind w:left="4320" w:hanging="360"/>
+      </w:pPr>
+      <w:rPr>
+        <w:rFonts w:ascii="Wingdings" w:hAnsi="Wingdings" w:hint="default"/>
+        <w:sz w:val="20"/>
+      </w:rPr>
+    </w:lvl>
+    <w:lvl w:ilvl="6" w:tentative="1">
+      <w:start w:val="1"/>
+      <w:numFmt w:val="bullet"/>
+      <w:lvlText w:val=""/>
+      <w:lvlJc w:val="left"/>
+      <w:pPr>
+        <w:tabs>
+          <w:tab w:val="num" w:pos="5040"/>
+        </w:tabs>
+        <w:ind w:left="5040" w:hanging="360"/>
+      </w:pPr>
+      <w:rPr>
+        <w:rFonts w:ascii="Wingdings" w:hAnsi="Wingdings" w:hint="default"/>
+        <w:sz w:val="20"/>
+      </w:rPr>
+    </w:lvl>
+    <w:lvl w:ilvl="7" w:tentative="1">
+      <w:start w:val="1"/>
+      <w:numFmt w:val="bullet"/>
+      <w:lvlText w:val=""/>
+      <w:lvlJc w:val="left"/>
+      <w:pPr>
+        <w:tabs>
+          <w:tab w:val="num" w:pos="5760"/>
+        </w:tabs>
+        <w:ind w:left="5760" w:hanging="360"/>
+      </w:pPr>
+      <w:rPr>
+        <w:rFonts w:ascii="Wingdings" w:hAnsi="Wingdings" w:hint="default"/>
+        <w:sz w:val="20"/>
+      </w:rPr>
+    </w:lvl>
+    <w:lvl w:ilvl="8" w:tentative="1">
+      <w:start w:val="1"/>
+      <w:numFmt w:val="bullet"/>
+      <w:lvlText w:val=""/>
+      <w:lvlJc w:val="left"/>
+      <w:pPr>
+        <w:tabs>
+          <w:tab w:val="num" w:pos="6480"/>
+        </w:tabs>
+        <w:ind w:left="6480" w:hanging="360"/>
+      </w:pPr>
+      <w:rPr>
+        <w:rFonts w:ascii="Wingdings" w:hAnsi="Wingdings" w:hint="default"/>
+        <w:sz w:val="20"/>
+      </w:rPr>
+    </w:lvl>
+  </w:abstractNum>
+  <w:abstractNum w:abstractNumId="15" w15:restartNumberingAfterBreak="0">
     <w:nsid w:val="75424560"/>
     <w:multiLevelType w:val="hybridMultilevel"/>
     <w:tmpl w:val="EEE2D328"/>
@@ -4301,7 +8627,7 @@
       </w:pPr>
     </w:lvl>
   </w:abstractNum>
-  <w:abstractNum w:abstractNumId="9" w15:restartNumberingAfterBreak="0">
+  <w:abstractNum w:abstractNumId="16" w15:restartNumberingAfterBreak="0">
     <w:nsid w:val="7CB633A8"/>
     <w:multiLevelType w:val="hybridMultilevel"/>
     <w:tmpl w:val="7F382656"/>
@@ -4391,34 +8717,55 @@
     </w:lvl>
   </w:abstractNum>
   <w:num w:numId="1" w16cid:durableId="1896967216">
+    <w:abstractNumId w:val="8"/>
+  </w:num>
+  <w:num w:numId="2" w16cid:durableId="308245935">
+    <w:abstractNumId w:val="2"/>
+  </w:num>
+  <w:num w:numId="3" w16cid:durableId="1586723803">
+    <w:abstractNumId w:val="6"/>
+  </w:num>
+  <w:num w:numId="4" w16cid:durableId="829830270">
+    <w:abstractNumId w:val="15"/>
+  </w:num>
+  <w:num w:numId="5" w16cid:durableId="829559489">
+    <w:abstractNumId w:val="3"/>
+  </w:num>
+  <w:num w:numId="6" w16cid:durableId="723673409">
+    <w:abstractNumId w:val="16"/>
+  </w:num>
+  <w:num w:numId="7" w16cid:durableId="141822775">
+    <w:abstractNumId w:val="12"/>
+  </w:num>
+  <w:num w:numId="8" w16cid:durableId="296572775">
+    <w:abstractNumId w:val="11"/>
+  </w:num>
+  <w:num w:numId="9" w16cid:durableId="1996835789">
+    <w:abstractNumId w:val="7"/>
+  </w:num>
+  <w:num w:numId="10" w16cid:durableId="138038119">
+    <w:abstractNumId w:val="13"/>
+  </w:num>
+  <w:num w:numId="11" w16cid:durableId="368335221">
+    <w:abstractNumId w:val="1"/>
+  </w:num>
+  <w:num w:numId="12" w16cid:durableId="1051270311">
+    <w:abstractNumId w:val="10"/>
+  </w:num>
+  <w:num w:numId="13" w16cid:durableId="2127503819">
+    <w:abstractNumId w:val="5"/>
+  </w:num>
+  <w:num w:numId="14" w16cid:durableId="2026399975">
+    <w:abstractNumId w:val="0"/>
+  </w:num>
+  <w:num w:numId="15" w16cid:durableId="1434739794">
     <w:abstractNumId w:val="4"/>
   </w:num>
-  <w:num w:numId="2" w16cid:durableId="308245935">
-    <w:abstractNumId w:val="0"/>
+  <w:num w:numId="16" w16cid:durableId="1987004602">
+    <w:abstractNumId w:val="14"/>
   </w:num>
-  <w:num w:numId="3" w16cid:durableId="1586723803">
-    <w:abstractNumId w:val="2"/>
-  </w:num>
-  <w:num w:numId="4" w16cid:durableId="829830270">
-    <w:abstractNumId w:val="8"/>
-  </w:num>
-  <w:num w:numId="5" w16cid:durableId="829559489">
-    <w:abstractNumId w:val="1"/>
-  </w:num>
-  <w:num w:numId="6" w16cid:durableId="723673409">
+  <w:num w:numId="17" w16cid:durableId="1954093181">
     <w:abstractNumId w:val="9"/>
-  </w:num>
-  <w:num w:numId="7" w16cid:durableId="141822775">
-    <w:abstractNumId w:val="6"/>
-  </w:num>
-  <w:num w:numId="8" w16cid:durableId="296572775">
-    <w:abstractNumId w:val="5"/>
-  </w:num>
-  <w:num w:numId="9" w16cid:durableId="1996835789">
-    <w:abstractNumId w:val="3"/>
-  </w:num>
-  <w:num w:numId="10" w16cid:durableId="138038119">
-    <w:abstractNumId w:val="7"/>
   </w:num>
 </w:numbering>
 </file>
@@ -5027,6 +9374,7 @@
   <w:style w:type="character" w:default="1" w:styleId="DefaultParagraphFont">
     <w:name w:val="Default Paragraph Font"/>
     <w:uiPriority w:val="1"/>
+    <w:semiHidden/>
     <w:unhideWhenUsed/>
   </w:style>
   <w:style w:type="table" w:default="1" w:styleId="TableNormal">
